--- a/Informe_Avance_TP.docx
+++ b/Informe_Avance_TP.docx
@@ -29,22 +29,57 @@
           <w:sz w:val="28"/>
           <w:szCs w:val="28"/>
         </w:rPr>
-        <w:t>Trabajo Práctico Final – Procesamiento Digital de Imágenes</w:t>
-      </w:r>
-    </w:p>
-    <w:p>
-      <w:pPr>
-        <w:spacing w:after="400"/>
+        <w:t xml:space="preserve">Trabajo Practico Final – Procesamiento Digital de </w:t>
+      </w:r>
+      <w:proofErr w:type="spellStart"/>
+      <w:r>
+        <w:rPr>
+          <w:color w:val="555555"/>
+          <w:sz w:val="28"/>
+          <w:szCs w:val="28"/>
+        </w:rPr>
+        <w:t>Imagenes</w:t>
+      </w:r>
+      <w:proofErr w:type="spellEnd"/>
+    </w:p>
+    <w:p>
+      <w:pPr>
+        <w:spacing w:after="80"/>
         <w:jc w:val="center"/>
+      </w:pPr>
+      <w:r>
         <w:rPr>
           <w:color w:val="888888"/>
         </w:rPr>
-      </w:pPr>
+        <w:t xml:space="preserve">IFTS N18 – </w:t>
+      </w:r>
+      <w:proofErr w:type="gramStart"/>
       <w:r>
         <w:rPr>
           <w:color w:val="888888"/>
         </w:rPr>
-        <w:t>IFTS N°18 – CABA  |  Profesor: Bonini Juan Ignacio  |  Mayo 2026</w:t>
+        <w:t>CABA  |</w:t>
+      </w:r>
+      <w:proofErr w:type="gramEnd"/>
+      <w:r>
+        <w:rPr>
+          <w:color w:val="888888"/>
+        </w:rPr>
+        <w:t xml:space="preserve">  Profesor: Bonini Juan </w:t>
+      </w:r>
+      <w:proofErr w:type="gramStart"/>
+      <w:r>
+        <w:rPr>
+          <w:color w:val="888888"/>
+        </w:rPr>
+        <w:t>Ignacio  |</w:t>
+      </w:r>
+      <w:proofErr w:type="gramEnd"/>
+      <w:r>
+        <w:rPr>
+          <w:color w:val="888888"/>
+        </w:rPr>
+        <w:t xml:space="preserve">  2026</w:t>
       </w:r>
     </w:p>
     <w:p>
@@ -54,7 +89,7 @@
       </w:pPr>
       <w:r>
         <w:rPr>
-          <w:color w:val="888888"/>
+          <w:color w:val="555555"/>
         </w:rPr>
         <w:t>Alumnos: Armiento, Fernando – Caviglia, Paula</w:t>
       </w:r>
@@ -72,7 +107,15 @@
         <w:pStyle w:val="Ttulo1"/>
       </w:pPr>
       <w:r>
-        <w:t>1. Descripción del proyecto</w:t>
+        <w:t xml:space="preserve">1. </w:t>
+      </w:r>
+      <w:proofErr w:type="spellStart"/>
+      <w:r>
+        <w:t>Descripcion</w:t>
+      </w:r>
+      <w:proofErr w:type="spellEnd"/>
+      <w:r>
+        <w:t xml:space="preserve"> del proyecto</w:t>
       </w:r>
     </w:p>
     <w:p>
@@ -80,7 +123,47 @@
         <w:spacing w:before="80" w:after="80"/>
       </w:pPr>
       <w:r>
-        <w:t>Se desarrolló una aplicación interactiva en Python con OpenCV que permite editar y procesar imágenes de frutas en tiempo real. El usuario puede ajustar los parámetros de cada técnica mediante sliders y ver el efecto sobre la imagen al instante, sin necesidad de reiniciar el programa.</w:t>
+        <w:t xml:space="preserve">Se desarrollo una </w:t>
+      </w:r>
+      <w:proofErr w:type="spellStart"/>
+      <w:r>
+        <w:t>aplicacion</w:t>
+      </w:r>
+      <w:proofErr w:type="spellEnd"/>
+      <w:r>
+        <w:t xml:space="preserve"> interactiva en Python con </w:t>
+      </w:r>
+      <w:proofErr w:type="spellStart"/>
+      <w:r>
+        <w:t>OpenCV</w:t>
+      </w:r>
+      <w:proofErr w:type="spellEnd"/>
+      <w:r>
+        <w:t xml:space="preserve"> que permite editar y procesar </w:t>
+      </w:r>
+      <w:proofErr w:type="spellStart"/>
+      <w:r>
+        <w:t>imagenes</w:t>
+      </w:r>
+      <w:proofErr w:type="spellEnd"/>
+      <w:r>
+        <w:t xml:space="preserve"> de frutas en tiempo real. El usuario puede ajustar los </w:t>
+      </w:r>
+      <w:proofErr w:type="spellStart"/>
+      <w:r>
+        <w:t>parametros</w:t>
+      </w:r>
+      <w:proofErr w:type="spellEnd"/>
+      <w:r>
+        <w:t xml:space="preserve"> de cada </w:t>
+      </w:r>
+      <w:proofErr w:type="spellStart"/>
+      <w:r>
+        <w:t>tecnica</w:t>
+      </w:r>
+      <w:proofErr w:type="spellEnd"/>
+      <w:r>
+        <w:t xml:space="preserve"> mediante sliders y ver el efecto sobre la imagen al instante, sin necesidad de reiniciar el programa.</w:t>
       </w:r>
     </w:p>
     <w:p>
@@ -88,7 +171,47 @@
         <w:spacing w:before="80" w:after="80"/>
       </w:pPr>
       <w:r>
-        <w:t>El foco del proyecto es la edición y manipulación de imágenes, no el procesamiento automático. Cada técnica tiene sus propios controles interactivos que el usuario maneja libremente.</w:t>
+        <w:t xml:space="preserve">El foco del proyecto es la </w:t>
+      </w:r>
+      <w:proofErr w:type="spellStart"/>
+      <w:r>
+        <w:t>edicion</w:t>
+      </w:r>
+      <w:proofErr w:type="spellEnd"/>
+      <w:r>
+        <w:t xml:space="preserve"> y </w:t>
+      </w:r>
+      <w:proofErr w:type="spellStart"/>
+      <w:r>
+        <w:t>manipulacion</w:t>
+      </w:r>
+      <w:proofErr w:type="spellEnd"/>
+      <w:r>
+        <w:t xml:space="preserve"> de </w:t>
+      </w:r>
+      <w:proofErr w:type="spellStart"/>
+      <w:r>
+        <w:t>imagenes</w:t>
+      </w:r>
+      <w:proofErr w:type="spellEnd"/>
+      <w:r>
+        <w:t xml:space="preserve">, no el procesamiento </w:t>
+      </w:r>
+      <w:proofErr w:type="spellStart"/>
+      <w:r>
+        <w:t>automatico</w:t>
+      </w:r>
+      <w:proofErr w:type="spellEnd"/>
+      <w:r>
+        <w:t xml:space="preserve">. Cada </w:t>
+      </w:r>
+      <w:proofErr w:type="spellStart"/>
+      <w:r>
+        <w:t>tecnica</w:t>
+      </w:r>
+      <w:proofErr w:type="spellEnd"/>
+      <w:r>
+        <w:t xml:space="preserve"> tiene sus propios controles interactivos que el usuario maneja libremente.</w:t>
       </w:r>
     </w:p>
     <w:p>
@@ -112,7 +235,47 @@
         <w:spacing w:before="80" w:after="80"/>
       </w:pPr>
       <w:r>
-        <w:t>Las técnicas de procesamiento digital de imágenes son difíciles de entender en abstracto. Esta herramienta permite visualizar en tiempo real cómo afecta cada parámetro a una imagen concreta, facilitando tanto el aprendizaje como la exploración práctica de los algoritmos.</w:t>
+        <w:t xml:space="preserve">Las </w:t>
+      </w:r>
+      <w:proofErr w:type="spellStart"/>
+      <w:r>
+        <w:t>tecnicas</w:t>
+      </w:r>
+      <w:proofErr w:type="spellEnd"/>
+      <w:r>
+        <w:t xml:space="preserve"> de procesamiento digital de </w:t>
+      </w:r>
+      <w:proofErr w:type="spellStart"/>
+      <w:r>
+        <w:t>imagenes</w:t>
+      </w:r>
+      <w:proofErr w:type="spellEnd"/>
+      <w:r>
+        <w:t xml:space="preserve"> son </w:t>
+      </w:r>
+      <w:proofErr w:type="spellStart"/>
+      <w:r>
+        <w:t>dificiles</w:t>
+      </w:r>
+      <w:proofErr w:type="spellEnd"/>
+      <w:r>
+        <w:t xml:space="preserve"> de entender en abstracto. Esta herramienta permite visualizar en tiempo real como afecta cada </w:t>
+      </w:r>
+      <w:proofErr w:type="spellStart"/>
+      <w:r>
+        <w:t>parametro</w:t>
+      </w:r>
+      <w:proofErr w:type="spellEnd"/>
+      <w:r>
+        <w:t xml:space="preserve"> a una imagen concreta, facilitando tanto el aprendizaje como la </w:t>
+      </w:r>
+      <w:proofErr w:type="spellStart"/>
+      <w:r>
+        <w:t>exploracion</w:t>
+      </w:r>
+      <w:proofErr w:type="spellEnd"/>
+      <w:r>
+        <w:t xml:space="preserve"> practica de los algoritmos.</w:t>
       </w:r>
     </w:p>
     <w:p>
@@ -132,8 +295,21 @@
         </w:numPr>
         <w:spacing w:before="60" w:after="60"/>
       </w:pPr>
-      <w:r>
-        <w:t>Clasificación automática de frutas en supermercados</w:t>
+      <w:proofErr w:type="spellStart"/>
+      <w:r>
+        <w:t>Clasificacion</w:t>
+      </w:r>
+      <w:proofErr w:type="spellEnd"/>
+      <w:r>
+        <w:t xml:space="preserve"> </w:t>
+      </w:r>
+      <w:proofErr w:type="spellStart"/>
+      <w:r>
+        <w:t>automatica</w:t>
+      </w:r>
+      <w:proofErr w:type="spellEnd"/>
+      <w:r>
+        <w:t xml:space="preserve"> de frutas en supermercados</w:t>
       </w:r>
     </w:p>
     <w:p>
@@ -145,8 +321,13 @@
         </w:numPr>
         <w:spacing w:before="60" w:after="60"/>
       </w:pPr>
-      <w:r>
-        <w:t>Detección de madurez en cosechas por drones</w:t>
+      <w:proofErr w:type="spellStart"/>
+      <w:r>
+        <w:t>Deteccion</w:t>
+      </w:r>
+      <w:proofErr w:type="spellEnd"/>
+      <w:r>
+        <w:t xml:space="preserve"> de madurez en cosechas por drones</w:t>
       </w:r>
     </w:p>
     <w:p>
@@ -158,8 +339,21 @@
         </w:numPr>
         <w:spacing w:before="60" w:after="60"/>
       </w:pPr>
-      <w:r>
-        <w:t>Segmentación de tumores en imágenes médicas</w:t>
+      <w:proofErr w:type="spellStart"/>
+      <w:r>
+        <w:t>Segmentacion</w:t>
+      </w:r>
+      <w:proofErr w:type="spellEnd"/>
+      <w:r>
+        <w:t xml:space="preserve"> de tumores en </w:t>
+      </w:r>
+      <w:proofErr w:type="spellStart"/>
+      <w:r>
+        <w:t>imagenes</w:t>
+      </w:r>
+      <w:proofErr w:type="spellEnd"/>
+      <w:r>
+        <w:t xml:space="preserve"> medicas</w:t>
       </w:r>
     </w:p>
     <w:p>
@@ -172,8 +366,13 @@
         <w:spacing w:before="60" w:after="60"/>
       </w:pPr>
       <w:r>
-        <w:t>Guía visual para brazos robóticos</w:t>
-      </w:r>
+        <w:t xml:space="preserve">Guia visual para brazos </w:t>
+      </w:r>
+      <w:proofErr w:type="spellStart"/>
+      <w:r>
+        <w:t>roboticos</w:t>
+      </w:r>
+      <w:proofErr w:type="spellEnd"/>
     </w:p>
     <w:p>
       <w:pPr>
@@ -188,626 +387,7 @@
         <w:pStyle w:val="Ttulo1"/>
       </w:pPr>
       <w:r>
-        <w:t>3. Técnicas implementadas</w:t>
-      </w:r>
-    </w:p>
-    <w:tbl>
-      <w:tblPr>
-        <w:tblW w:w="8442" w:type="dxa"/>
-        <w:tblBorders>
-          <w:top w:val="single" w:sz="4" w:space="0" w:color="auto"/>
-          <w:left w:val="single" w:sz="4" w:space="0" w:color="auto"/>
-          <w:bottom w:val="single" w:sz="4" w:space="0" w:color="auto"/>
-          <w:right w:val="single" w:sz="4" w:space="0" w:color="auto"/>
-          <w:insideH w:val="single" w:sz="4" w:space="0" w:color="auto"/>
-          <w:insideV w:val="single" w:sz="4" w:space="0" w:color="auto"/>
-        </w:tblBorders>
-        <w:tblCellMar>
-          <w:left w:w="10" w:type="dxa"/>
-          <w:right w:w="10" w:type="dxa"/>
-        </w:tblCellMar>
-        <w:tblLook w:val="0000" w:firstRow="0" w:lastRow="0" w:firstColumn="0" w:lastColumn="0" w:noHBand="0" w:noVBand="0"/>
-      </w:tblPr>
-      <w:tblGrid>
-        <w:gridCol w:w="2776"/>
-        <w:gridCol w:w="5666"/>
-      </w:tblGrid>
-      <w:tr>
-        <w:tblPrEx>
-          <w:tblCellMar>
-            <w:top w:w="0" w:type="dxa"/>
-            <w:bottom w:w="0" w:type="dxa"/>
-          </w:tblCellMar>
-        </w:tblPrEx>
-        <w:tc>
-          <w:tcPr>
-            <w:tcW w:w="2776" w:type="dxa"/>
-            <w:tcBorders>
-              <w:top w:val="single" w:sz="1" w:space="0" w:color="4472C4"/>
-              <w:left w:val="single" w:sz="1" w:space="0" w:color="4472C4"/>
-              <w:bottom w:val="single" w:sz="1" w:space="0" w:color="4472C4"/>
-              <w:right w:val="single" w:sz="1" w:space="0" w:color="4472C4"/>
-            </w:tcBorders>
-            <w:shd w:val="clear" w:color="auto" w:fill="2E4057"/>
-            <w:tcMar>
-              <w:top w:w="80" w:type="dxa"/>
-              <w:left w:w="120" w:type="dxa"/>
-              <w:bottom w:w="80" w:type="dxa"/>
-              <w:right w:w="120" w:type="dxa"/>
-            </w:tcMar>
-          </w:tcPr>
-          <w:p>
-            <w:r>
-              <w:rPr>
-                <w:b/>
-                <w:bCs/>
-                <w:color w:val="FFFFFF"/>
-                <w:sz w:val="20"/>
-                <w:szCs w:val="20"/>
-              </w:rPr>
-              <w:t>Módulo</w:t>
-            </w:r>
-          </w:p>
-        </w:tc>
-        <w:tc>
-          <w:tcPr>
-            <w:tcW w:w="5666" w:type="dxa"/>
-            <w:tcBorders>
-              <w:top w:val="single" w:sz="1" w:space="0" w:color="4472C4"/>
-              <w:left w:val="single" w:sz="1" w:space="0" w:color="4472C4"/>
-              <w:bottom w:val="single" w:sz="1" w:space="0" w:color="4472C4"/>
-              <w:right w:val="single" w:sz="1" w:space="0" w:color="4472C4"/>
-            </w:tcBorders>
-            <w:shd w:val="clear" w:color="auto" w:fill="2E4057"/>
-            <w:tcMar>
-              <w:top w:w="80" w:type="dxa"/>
-              <w:left w:w="120" w:type="dxa"/>
-              <w:bottom w:w="80" w:type="dxa"/>
-              <w:right w:w="120" w:type="dxa"/>
-            </w:tcMar>
-          </w:tcPr>
-          <w:p>
-            <w:r>
-              <w:rPr>
-                <w:b/>
-                <w:bCs/>
-                <w:color w:val="FFFFFF"/>
-                <w:sz w:val="20"/>
-                <w:szCs w:val="20"/>
-              </w:rPr>
-              <w:t>Técnica</w:t>
-            </w:r>
-          </w:p>
-        </w:tc>
-      </w:tr>
-      <w:tr>
-        <w:tblPrEx>
-          <w:tblCellMar>
-            <w:top w:w="0" w:type="dxa"/>
-            <w:bottom w:w="0" w:type="dxa"/>
-          </w:tblCellMar>
-        </w:tblPrEx>
-        <w:tc>
-          <w:tcPr>
-            <w:tcW w:w="2776" w:type="dxa"/>
-            <w:tcBorders>
-              <w:top w:val="single" w:sz="1" w:space="0" w:color="CCCCCC"/>
-              <w:left w:val="single" w:sz="1" w:space="0" w:color="CCCCCC"/>
-              <w:bottom w:val="single" w:sz="1" w:space="0" w:color="CCCCCC"/>
-              <w:right w:val="single" w:sz="1" w:space="0" w:color="CCCCCC"/>
-            </w:tcBorders>
-            <w:shd w:val="clear" w:color="auto" w:fill="F8F9FA"/>
-            <w:tcMar>
-              <w:top w:w="80" w:type="dxa"/>
-              <w:left w:w="120" w:type="dxa"/>
-              <w:bottom w:w="80" w:type="dxa"/>
-              <w:right w:w="120" w:type="dxa"/>
-            </w:tcMar>
-          </w:tcPr>
-          <w:p>
-            <w:r>
-              <w:rPr>
-                <w:color w:val="333333"/>
-                <w:sz w:val="20"/>
-                <w:szCs w:val="20"/>
-              </w:rPr>
-              <w:t>bordes.py</w:t>
-            </w:r>
-          </w:p>
-        </w:tc>
-        <w:tc>
-          <w:tcPr>
-            <w:tcW w:w="5666" w:type="dxa"/>
-            <w:tcBorders>
-              <w:top w:val="single" w:sz="1" w:space="0" w:color="CCCCCC"/>
-              <w:left w:val="single" w:sz="1" w:space="0" w:color="CCCCCC"/>
-              <w:bottom w:val="single" w:sz="1" w:space="0" w:color="CCCCCC"/>
-              <w:right w:val="single" w:sz="1" w:space="0" w:color="CCCCCC"/>
-            </w:tcBorders>
-            <w:shd w:val="clear" w:color="auto" w:fill="F8F9FA"/>
-            <w:tcMar>
-              <w:top w:w="80" w:type="dxa"/>
-              <w:left w:w="120" w:type="dxa"/>
-              <w:bottom w:w="80" w:type="dxa"/>
-              <w:right w:w="120" w:type="dxa"/>
-            </w:tcMar>
-          </w:tcPr>
-          <w:p>
-            <w:r>
-              <w:rPr>
-                <w:color w:val="333333"/>
-                <w:sz w:val="20"/>
-                <w:szCs w:val="20"/>
-              </w:rPr>
-              <w:t>Detección de bordes con Canny y Sobel</w:t>
-            </w:r>
-          </w:p>
-        </w:tc>
-      </w:tr>
-      <w:tr>
-        <w:tblPrEx>
-          <w:tblCellMar>
-            <w:top w:w="0" w:type="dxa"/>
-            <w:bottom w:w="0" w:type="dxa"/>
-          </w:tblCellMar>
-        </w:tblPrEx>
-        <w:tc>
-          <w:tcPr>
-            <w:tcW w:w="2776" w:type="dxa"/>
-            <w:tcBorders>
-              <w:top w:val="single" w:sz="1" w:space="0" w:color="CCCCCC"/>
-              <w:left w:val="single" w:sz="1" w:space="0" w:color="CCCCCC"/>
-              <w:bottom w:val="single" w:sz="1" w:space="0" w:color="CCCCCC"/>
-              <w:right w:val="single" w:sz="1" w:space="0" w:color="CCCCCC"/>
-            </w:tcBorders>
-            <w:shd w:val="clear" w:color="auto" w:fill="F8F9FA"/>
-            <w:tcMar>
-              <w:top w:w="80" w:type="dxa"/>
-              <w:left w:w="120" w:type="dxa"/>
-              <w:bottom w:w="80" w:type="dxa"/>
-              <w:right w:w="120" w:type="dxa"/>
-            </w:tcMar>
-          </w:tcPr>
-          <w:p>
-            <w:r>
-              <w:rPr>
-                <w:color w:val="333333"/>
-                <w:sz w:val="20"/>
-                <w:szCs w:val="20"/>
-              </w:rPr>
-              <w:t>color.py</w:t>
-            </w:r>
-          </w:p>
-        </w:tc>
-        <w:tc>
-          <w:tcPr>
-            <w:tcW w:w="5666" w:type="dxa"/>
-            <w:tcBorders>
-              <w:top w:val="single" w:sz="1" w:space="0" w:color="CCCCCC"/>
-              <w:left w:val="single" w:sz="1" w:space="0" w:color="CCCCCC"/>
-              <w:bottom w:val="single" w:sz="1" w:space="0" w:color="CCCCCC"/>
-              <w:right w:val="single" w:sz="1" w:space="0" w:color="CCCCCC"/>
-            </w:tcBorders>
-            <w:shd w:val="clear" w:color="auto" w:fill="F8F9FA"/>
-            <w:tcMar>
-              <w:top w:w="80" w:type="dxa"/>
-              <w:left w:w="120" w:type="dxa"/>
-              <w:bottom w:w="80" w:type="dxa"/>
-              <w:right w:w="120" w:type="dxa"/>
-            </w:tcMar>
-          </w:tcPr>
-          <w:p>
-            <w:r>
-              <w:rPr>
-                <w:color w:val="333333"/>
-                <w:sz w:val="20"/>
-                <w:szCs w:val="20"/>
-              </w:rPr>
-              <w:t>Conversión de espacios de color (BGR, HSV, HLS)</w:t>
-            </w:r>
-          </w:p>
-        </w:tc>
-      </w:tr>
-      <w:tr>
-        <w:tblPrEx>
-          <w:tblCellMar>
-            <w:top w:w="0" w:type="dxa"/>
-            <w:bottom w:w="0" w:type="dxa"/>
-          </w:tblCellMar>
-        </w:tblPrEx>
-        <w:tc>
-          <w:tcPr>
-            <w:tcW w:w="2776" w:type="dxa"/>
-            <w:tcBorders>
-              <w:top w:val="single" w:sz="1" w:space="0" w:color="CCCCCC"/>
-              <w:left w:val="single" w:sz="1" w:space="0" w:color="CCCCCC"/>
-              <w:bottom w:val="single" w:sz="1" w:space="0" w:color="CCCCCC"/>
-              <w:right w:val="single" w:sz="1" w:space="0" w:color="CCCCCC"/>
-            </w:tcBorders>
-            <w:shd w:val="clear" w:color="auto" w:fill="F8F9FA"/>
-            <w:tcMar>
-              <w:top w:w="80" w:type="dxa"/>
-              <w:left w:w="120" w:type="dxa"/>
-              <w:bottom w:w="80" w:type="dxa"/>
-              <w:right w:w="120" w:type="dxa"/>
-            </w:tcMar>
-          </w:tcPr>
-          <w:p>
-            <w:r>
-              <w:rPr>
-                <w:color w:val="333333"/>
-                <w:sz w:val="20"/>
-                <w:szCs w:val="20"/>
-              </w:rPr>
-              <w:t>histograma.py</w:t>
-            </w:r>
-          </w:p>
-        </w:tc>
-        <w:tc>
-          <w:tcPr>
-            <w:tcW w:w="5666" w:type="dxa"/>
-            <w:tcBorders>
-              <w:top w:val="single" w:sz="1" w:space="0" w:color="CCCCCC"/>
-              <w:left w:val="single" w:sz="1" w:space="0" w:color="CCCCCC"/>
-              <w:bottom w:val="single" w:sz="1" w:space="0" w:color="CCCCCC"/>
-              <w:right w:val="single" w:sz="1" w:space="0" w:color="CCCCCC"/>
-            </w:tcBorders>
-            <w:shd w:val="clear" w:color="auto" w:fill="F8F9FA"/>
-            <w:tcMar>
-              <w:top w:w="80" w:type="dxa"/>
-              <w:left w:w="120" w:type="dxa"/>
-              <w:bottom w:w="80" w:type="dxa"/>
-              <w:right w:w="120" w:type="dxa"/>
-            </w:tcMar>
-          </w:tcPr>
-          <w:p>
-            <w:r>
-              <w:rPr>
-                <w:color w:val="333333"/>
-                <w:sz w:val="20"/>
-                <w:szCs w:val="20"/>
-              </w:rPr>
-              <w:t>Histogramas y ecualización por canal</w:t>
-            </w:r>
-          </w:p>
-        </w:tc>
-      </w:tr>
-      <w:tr>
-        <w:tblPrEx>
-          <w:tblCellMar>
-            <w:top w:w="0" w:type="dxa"/>
-            <w:bottom w:w="0" w:type="dxa"/>
-          </w:tblCellMar>
-        </w:tblPrEx>
-        <w:tc>
-          <w:tcPr>
-            <w:tcW w:w="2776" w:type="dxa"/>
-            <w:tcBorders>
-              <w:top w:val="single" w:sz="1" w:space="0" w:color="CCCCCC"/>
-              <w:left w:val="single" w:sz="1" w:space="0" w:color="CCCCCC"/>
-              <w:bottom w:val="single" w:sz="1" w:space="0" w:color="CCCCCC"/>
-              <w:right w:val="single" w:sz="1" w:space="0" w:color="CCCCCC"/>
-            </w:tcBorders>
-            <w:shd w:val="clear" w:color="auto" w:fill="F8F9FA"/>
-            <w:tcMar>
-              <w:top w:w="80" w:type="dxa"/>
-              <w:left w:w="120" w:type="dxa"/>
-              <w:bottom w:w="80" w:type="dxa"/>
-              <w:right w:w="120" w:type="dxa"/>
-            </w:tcMar>
-          </w:tcPr>
-          <w:p>
-            <w:r>
-              <w:rPr>
-                <w:color w:val="333333"/>
-                <w:sz w:val="20"/>
-                <w:szCs w:val="20"/>
-              </w:rPr>
-              <w:t>morfologia.py</w:t>
-            </w:r>
-          </w:p>
-        </w:tc>
-        <w:tc>
-          <w:tcPr>
-            <w:tcW w:w="5666" w:type="dxa"/>
-            <w:tcBorders>
-              <w:top w:val="single" w:sz="1" w:space="0" w:color="CCCCCC"/>
-              <w:left w:val="single" w:sz="1" w:space="0" w:color="CCCCCC"/>
-              <w:bottom w:val="single" w:sz="1" w:space="0" w:color="CCCCCC"/>
-              <w:right w:val="single" w:sz="1" w:space="0" w:color="CCCCCC"/>
-            </w:tcBorders>
-            <w:shd w:val="clear" w:color="auto" w:fill="F8F9FA"/>
-            <w:tcMar>
-              <w:top w:w="80" w:type="dxa"/>
-              <w:left w:w="120" w:type="dxa"/>
-              <w:bottom w:w="80" w:type="dxa"/>
-              <w:right w:w="120" w:type="dxa"/>
-            </w:tcMar>
-          </w:tcPr>
-          <w:p>
-            <w:r>
-              <w:rPr>
-                <w:color w:val="333333"/>
-                <w:sz w:val="20"/>
-                <w:szCs w:val="20"/>
-              </w:rPr>
-              <w:t>Erosión, dilatación, apertura y cierre</w:t>
-            </w:r>
-          </w:p>
-        </w:tc>
-      </w:tr>
-      <w:tr>
-        <w:tblPrEx>
-          <w:tblCellMar>
-            <w:top w:w="0" w:type="dxa"/>
-            <w:bottom w:w="0" w:type="dxa"/>
-          </w:tblCellMar>
-        </w:tblPrEx>
-        <w:tc>
-          <w:tcPr>
-            <w:tcW w:w="2776" w:type="dxa"/>
-            <w:tcBorders>
-              <w:top w:val="single" w:sz="1" w:space="0" w:color="CCCCCC"/>
-              <w:left w:val="single" w:sz="1" w:space="0" w:color="CCCCCC"/>
-              <w:bottom w:val="single" w:sz="1" w:space="0" w:color="CCCCCC"/>
-              <w:right w:val="single" w:sz="1" w:space="0" w:color="CCCCCC"/>
-            </w:tcBorders>
-            <w:shd w:val="clear" w:color="auto" w:fill="F8F9FA"/>
-            <w:tcMar>
-              <w:top w:w="80" w:type="dxa"/>
-              <w:left w:w="120" w:type="dxa"/>
-              <w:bottom w:w="80" w:type="dxa"/>
-              <w:right w:w="120" w:type="dxa"/>
-            </w:tcMar>
-          </w:tcPr>
-          <w:p>
-            <w:r>
-              <w:rPr>
-                <w:color w:val="333333"/>
-                <w:sz w:val="20"/>
-                <w:szCs w:val="20"/>
-              </w:rPr>
-              <w:t>segmentacion_kmeans.py</w:t>
-            </w:r>
-          </w:p>
-        </w:tc>
-        <w:tc>
-          <w:tcPr>
-            <w:tcW w:w="5666" w:type="dxa"/>
-            <w:tcBorders>
-              <w:top w:val="single" w:sz="1" w:space="0" w:color="CCCCCC"/>
-              <w:left w:val="single" w:sz="1" w:space="0" w:color="CCCCCC"/>
-              <w:bottom w:val="single" w:sz="1" w:space="0" w:color="CCCCCC"/>
-              <w:right w:val="single" w:sz="1" w:space="0" w:color="CCCCCC"/>
-            </w:tcBorders>
-            <w:shd w:val="clear" w:color="auto" w:fill="F8F9FA"/>
-            <w:tcMar>
-              <w:top w:w="80" w:type="dxa"/>
-              <w:left w:w="120" w:type="dxa"/>
-              <w:bottom w:w="80" w:type="dxa"/>
-              <w:right w:w="120" w:type="dxa"/>
-            </w:tcMar>
-          </w:tcPr>
-          <w:p>
-            <w:r>
-              <w:rPr>
-                <w:color w:val="333333"/>
-                <w:sz w:val="20"/>
-                <w:szCs w:val="20"/>
-              </w:rPr>
-              <w:t>Segmentación por color con K-means</w:t>
-            </w:r>
-          </w:p>
-        </w:tc>
-      </w:tr>
-      <w:tr>
-        <w:tblPrEx>
-          <w:tblCellMar>
-            <w:top w:w="0" w:type="dxa"/>
-            <w:bottom w:w="0" w:type="dxa"/>
-          </w:tblCellMar>
-        </w:tblPrEx>
-        <w:tc>
-          <w:tcPr>
-            <w:tcW w:w="2776" w:type="dxa"/>
-            <w:tcBorders>
-              <w:top w:val="single" w:sz="1" w:space="0" w:color="CCCCCC"/>
-              <w:left w:val="single" w:sz="1" w:space="0" w:color="CCCCCC"/>
-              <w:bottom w:val="single" w:sz="1" w:space="0" w:color="CCCCCC"/>
-              <w:right w:val="single" w:sz="1" w:space="0" w:color="CCCCCC"/>
-            </w:tcBorders>
-            <w:shd w:val="clear" w:color="auto" w:fill="F8F9FA"/>
-            <w:tcMar>
-              <w:top w:w="80" w:type="dxa"/>
-              <w:left w:w="120" w:type="dxa"/>
-              <w:bottom w:w="80" w:type="dxa"/>
-              <w:right w:w="120" w:type="dxa"/>
-            </w:tcMar>
-          </w:tcPr>
-          <w:p>
-            <w:r>
-              <w:rPr>
-                <w:color w:val="333333"/>
-                <w:sz w:val="20"/>
-                <w:szCs w:val="20"/>
-              </w:rPr>
-              <w:t>segmentacion_otsu.py</w:t>
-            </w:r>
-          </w:p>
-        </w:tc>
-        <w:tc>
-          <w:tcPr>
-            <w:tcW w:w="5666" w:type="dxa"/>
-            <w:tcBorders>
-              <w:top w:val="single" w:sz="1" w:space="0" w:color="CCCCCC"/>
-              <w:left w:val="single" w:sz="1" w:space="0" w:color="CCCCCC"/>
-              <w:bottom w:val="single" w:sz="1" w:space="0" w:color="CCCCCC"/>
-              <w:right w:val="single" w:sz="1" w:space="0" w:color="CCCCCC"/>
-            </w:tcBorders>
-            <w:shd w:val="clear" w:color="auto" w:fill="F8F9FA"/>
-            <w:tcMar>
-              <w:top w:w="80" w:type="dxa"/>
-              <w:left w:w="120" w:type="dxa"/>
-              <w:bottom w:w="80" w:type="dxa"/>
-              <w:right w:w="120" w:type="dxa"/>
-            </w:tcMar>
-          </w:tcPr>
-          <w:p>
-            <w:r>
-              <w:rPr>
-                <w:color w:val="333333"/>
-                <w:sz w:val="20"/>
-                <w:szCs w:val="20"/>
-              </w:rPr>
-              <w:t>Umbralización automática con Otsu</w:t>
-            </w:r>
-          </w:p>
-        </w:tc>
-      </w:tr>
-      <w:tr>
-        <w:tblPrEx>
-          <w:tblCellMar>
-            <w:top w:w="0" w:type="dxa"/>
-            <w:bottom w:w="0" w:type="dxa"/>
-          </w:tblCellMar>
-        </w:tblPrEx>
-        <w:tc>
-          <w:tcPr>
-            <w:tcW w:w="2776" w:type="dxa"/>
-            <w:tcBorders>
-              <w:top w:val="single" w:sz="1" w:space="0" w:color="CCCCCC"/>
-              <w:left w:val="single" w:sz="1" w:space="0" w:color="CCCCCC"/>
-              <w:bottom w:val="single" w:sz="1" w:space="0" w:color="CCCCCC"/>
-              <w:right w:val="single" w:sz="1" w:space="0" w:color="CCCCCC"/>
-            </w:tcBorders>
-            <w:shd w:val="clear" w:color="auto" w:fill="F8F9FA"/>
-            <w:tcMar>
-              <w:top w:w="80" w:type="dxa"/>
-              <w:left w:w="120" w:type="dxa"/>
-              <w:bottom w:w="80" w:type="dxa"/>
-              <w:right w:w="120" w:type="dxa"/>
-            </w:tcMar>
-          </w:tcPr>
-          <w:p>
-            <w:r>
-              <w:rPr>
-                <w:color w:val="333333"/>
-                <w:sz w:val="20"/>
-                <w:szCs w:val="20"/>
-              </w:rPr>
-              <w:lastRenderedPageBreak/>
-              <w:t>watershed.py</w:t>
-            </w:r>
-          </w:p>
-        </w:tc>
-        <w:tc>
-          <w:tcPr>
-            <w:tcW w:w="5666" w:type="dxa"/>
-            <w:tcBorders>
-              <w:top w:val="single" w:sz="1" w:space="0" w:color="CCCCCC"/>
-              <w:left w:val="single" w:sz="1" w:space="0" w:color="CCCCCC"/>
-              <w:bottom w:val="single" w:sz="1" w:space="0" w:color="CCCCCC"/>
-              <w:right w:val="single" w:sz="1" w:space="0" w:color="CCCCCC"/>
-            </w:tcBorders>
-            <w:shd w:val="clear" w:color="auto" w:fill="F8F9FA"/>
-            <w:tcMar>
-              <w:top w:w="80" w:type="dxa"/>
-              <w:left w:w="120" w:type="dxa"/>
-              <w:bottom w:w="80" w:type="dxa"/>
-              <w:right w:w="120" w:type="dxa"/>
-            </w:tcMar>
-          </w:tcPr>
-          <w:p>
-            <w:r>
-              <w:rPr>
-                <w:color w:val="333333"/>
-                <w:sz w:val="20"/>
-                <w:szCs w:val="20"/>
-              </w:rPr>
-              <w:t>Separación de objetos con Watershed</w:t>
-            </w:r>
-          </w:p>
-        </w:tc>
-      </w:tr>
-      <w:tr>
-        <w:tblPrEx>
-          <w:tblCellMar>
-            <w:top w:w="0" w:type="dxa"/>
-            <w:bottom w:w="0" w:type="dxa"/>
-          </w:tblCellMar>
-        </w:tblPrEx>
-        <w:tc>
-          <w:tcPr>
-            <w:tcW w:w="2776" w:type="dxa"/>
-            <w:tcBorders>
-              <w:top w:val="single" w:sz="1" w:space="0" w:color="CCCCCC"/>
-              <w:left w:val="single" w:sz="1" w:space="0" w:color="CCCCCC"/>
-              <w:bottom w:val="single" w:sz="1" w:space="0" w:color="CCCCCC"/>
-              <w:right w:val="single" w:sz="1" w:space="0" w:color="CCCCCC"/>
-            </w:tcBorders>
-            <w:shd w:val="clear" w:color="auto" w:fill="F8F9FA"/>
-            <w:tcMar>
-              <w:top w:w="80" w:type="dxa"/>
-              <w:left w:w="120" w:type="dxa"/>
-              <w:bottom w:w="80" w:type="dxa"/>
-              <w:right w:w="120" w:type="dxa"/>
-            </w:tcMar>
-          </w:tcPr>
-          <w:p>
-            <w:r>
-              <w:rPr>
-                <w:color w:val="333333"/>
-                <w:sz w:val="20"/>
-                <w:szCs w:val="20"/>
-              </w:rPr>
-              <w:t>main.py</w:t>
-            </w:r>
-          </w:p>
-        </w:tc>
-        <w:tc>
-          <w:tcPr>
-            <w:tcW w:w="5666" w:type="dxa"/>
-            <w:tcBorders>
-              <w:top w:val="single" w:sz="1" w:space="0" w:color="CCCCCC"/>
-              <w:left w:val="single" w:sz="1" w:space="0" w:color="CCCCCC"/>
-              <w:bottom w:val="single" w:sz="1" w:space="0" w:color="CCCCCC"/>
-              <w:right w:val="single" w:sz="1" w:space="0" w:color="CCCCCC"/>
-            </w:tcBorders>
-            <w:shd w:val="clear" w:color="auto" w:fill="F8F9FA"/>
-            <w:tcMar>
-              <w:top w:w="80" w:type="dxa"/>
-              <w:left w:w="120" w:type="dxa"/>
-              <w:bottom w:w="80" w:type="dxa"/>
-              <w:right w:w="120" w:type="dxa"/>
-            </w:tcMar>
-          </w:tcPr>
-          <w:p>
-            <w:r>
-              <w:rPr>
-                <w:color w:val="333333"/>
-                <w:sz w:val="20"/>
-                <w:szCs w:val="20"/>
-              </w:rPr>
-              <w:t>Interfaz visual con sliders y modos</w:t>
-            </w:r>
-          </w:p>
-        </w:tc>
-      </w:tr>
-    </w:tbl>
-    <w:p>
-      <w:pPr>
-        <w:pBdr>
-          <w:bottom w:val="single" w:sz="6" w:space="1" w:color="CCCCCC"/>
-        </w:pBdr>
-        <w:spacing w:before="160" w:after="160"/>
-      </w:pPr>
-    </w:p>
-    <w:p>
-      <w:pPr>
-        <w:pStyle w:val="Ttulo1"/>
-      </w:pPr>
-      <w:r>
-        <w:t>4. Modos de visualización interactivos</w:t>
+        <w:t>3. Arquitectura del proyecto (POO)</w:t>
       </w:r>
     </w:p>
     <w:p>
@@ -815,7 +395,15 @@
         <w:spacing w:before="80" w:after="80"/>
       </w:pPr>
       <w:r>
-        <w:t>La aplicación tiene 8 modos que se activan con las teclas 1 al 8. Cada modo tiene sus propios sliders:</w:t>
+        <w:t xml:space="preserve">El proyecto aplica </w:t>
+      </w:r>
+      <w:proofErr w:type="spellStart"/>
+      <w:r>
+        <w:t>Programacion</w:t>
+      </w:r>
+      <w:proofErr w:type="spellEnd"/>
+      <w:r>
+        <w:t xml:space="preserve"> Orientada a Objetos con tres clases principales:</w:t>
       </w:r>
     </w:p>
     <w:p>
@@ -827,8 +415,45 @@
         </w:numPr>
         <w:spacing w:before="60" w:after="60"/>
       </w:pPr>
-      <w:r>
-        <w:t>Modo 1 – Blur gaussiano + brillo y contraste ajustables</w:t>
+      <w:proofErr w:type="spellStart"/>
+      <w:r>
+        <w:t>PillowProcessor</w:t>
+      </w:r>
+      <w:proofErr w:type="spellEnd"/>
+      <w:r>
+        <w:t xml:space="preserve"> — clase con operaciones </w:t>
+      </w:r>
+      <w:proofErr w:type="spellStart"/>
+      <w:r>
+        <w:t>basicas</w:t>
+      </w:r>
+      <w:proofErr w:type="spellEnd"/>
+      <w:r>
+        <w:t xml:space="preserve"> usando Pillow: </w:t>
+      </w:r>
+      <w:proofErr w:type="spellStart"/>
+      <w:r>
+        <w:t>blur</w:t>
+      </w:r>
+      <w:proofErr w:type="spellEnd"/>
+      <w:r>
+        <w:t xml:space="preserve">, brillo, contraste, grises. </w:t>
+      </w:r>
+      <w:proofErr w:type="spellStart"/>
+      <w:r>
+        <w:t>Metodos</w:t>
+      </w:r>
+      <w:proofErr w:type="spellEnd"/>
+      <w:r>
+        <w:t xml:space="preserve"> </w:t>
+      </w:r>
+      <w:proofErr w:type="spellStart"/>
+      <w:r>
+        <w:t>encadenables</w:t>
+      </w:r>
+      <w:proofErr w:type="spellEnd"/>
+      <w:r>
+        <w:t>. Convierte internamente BGR a RGB y viceversa.</w:t>
       </w:r>
     </w:p>
     <w:p>
@@ -840,8 +465,61 @@
         </w:numPr>
         <w:spacing w:before="60" w:after="60"/>
       </w:pPr>
-      <w:r>
-        <w:t>Modo 2 – Bordes con Canny (sliders de umbral bajo y alto)</w:t>
+      <w:proofErr w:type="spellStart"/>
+      <w:r>
+        <w:t>OpenCVProcessor</w:t>
+      </w:r>
+      <w:proofErr w:type="spellEnd"/>
+      <w:r>
+        <w:t xml:space="preserve"> — clase con todas las </w:t>
+      </w:r>
+      <w:proofErr w:type="spellStart"/>
+      <w:r>
+        <w:t>tecnicas</w:t>
+      </w:r>
+      <w:proofErr w:type="spellEnd"/>
+      <w:r>
+        <w:t xml:space="preserve"> avanzadas usando </w:t>
+      </w:r>
+      <w:proofErr w:type="spellStart"/>
+      <w:r>
+        <w:t>OpenCV</w:t>
+      </w:r>
+      <w:proofErr w:type="spellEnd"/>
+      <w:r>
+        <w:t>: Canny, K-</w:t>
+      </w:r>
+      <w:proofErr w:type="spellStart"/>
+      <w:r>
+        <w:t>means</w:t>
+      </w:r>
+      <w:proofErr w:type="spellEnd"/>
+      <w:r>
+        <w:t xml:space="preserve">, Otsu, </w:t>
+      </w:r>
+      <w:proofErr w:type="spellStart"/>
+      <w:r>
+        <w:t>Watershed</w:t>
+      </w:r>
+      <w:proofErr w:type="spellEnd"/>
+      <w:r>
+        <w:t xml:space="preserve">, histograma, Fourier, HSV. Delega en los </w:t>
+      </w:r>
+      <w:proofErr w:type="spellStart"/>
+      <w:r>
+        <w:t>modulos</w:t>
+      </w:r>
+      <w:proofErr w:type="spellEnd"/>
+      <w:r>
+        <w:t xml:space="preserve"> existentes sin reescribir </w:t>
+      </w:r>
+      <w:proofErr w:type="spellStart"/>
+      <w:r>
+        <w:t>logica</w:t>
+      </w:r>
+      <w:proofErr w:type="spellEnd"/>
+      <w:r>
+        <w:t>.</w:t>
       </w:r>
     </w:p>
     <w:p>
@@ -854,72 +532,55 @@
         <w:spacing w:before="60" w:after="60"/>
       </w:pPr>
       <w:r>
-        <w:t>Modo 3 – Segmentación K-means (slider para elegir k de 2 a 6)</w:t>
-      </w:r>
-    </w:p>
-    <w:p>
-      <w:pPr>
-        <w:pStyle w:val="Prrafodelista"/>
-        <w:numPr>
-          <w:ilvl w:val="0"/>
-          <w:numId w:val="2"/>
-        </w:numPr>
-        <w:spacing w:before="60" w:after="60"/>
-      </w:pPr>
-      <w:r>
-        <w:t>Modo 4 – Umbralización Otsu (automática o manual)</w:t>
-      </w:r>
-    </w:p>
-    <w:p>
-      <w:pPr>
-        <w:pStyle w:val="Prrafodelista"/>
-        <w:numPr>
-          <w:ilvl w:val="0"/>
-          <w:numId w:val="2"/>
-        </w:numPr>
-        <w:spacing w:before="60" w:after="60"/>
-      </w:pPr>
-      <w:r>
-        <w:t>Modo 5 – Watershed (slider de umbral de transformada de distancia)</w:t>
-      </w:r>
-    </w:p>
-    <w:p>
-      <w:pPr>
-        <w:pStyle w:val="Prrafodelista"/>
-        <w:numPr>
-          <w:ilvl w:val="0"/>
-          <w:numId w:val="2"/>
-        </w:numPr>
-        <w:spacing w:before="60" w:after="60"/>
-      </w:pPr>
-      <w:r>
-        <w:t>Modo 6 – Histograma por canal R, G, B o grises con ecualización</w:t>
-      </w:r>
-    </w:p>
-    <w:p>
-      <w:pPr>
-        <w:pStyle w:val="Prrafodelista"/>
-        <w:numPr>
-          <w:ilvl w:val="0"/>
-          <w:numId w:val="2"/>
-        </w:numPr>
-        <w:spacing w:before="60" w:after="60"/>
-      </w:pPr>
-      <w:r>
-        <w:t>Modo 7 – Transformada de Fourier con filtro pasa bajos ajustable</w:t>
-      </w:r>
-    </w:p>
-    <w:p>
-      <w:pPr>
-        <w:pStyle w:val="Prrafodelista"/>
-        <w:numPr>
-          <w:ilvl w:val="0"/>
-          <w:numId w:val="2"/>
-        </w:numPr>
-        <w:spacing w:before="60" w:after="60"/>
-      </w:pPr>
-      <w:r>
-        <w:t>Modo 8 – Ajuste de tono, saturación y brillo en espacio HSV</w:t>
+        <w:t xml:space="preserve">Motor — fachada principal. Recibe imagen BGR y expone un </w:t>
+      </w:r>
+      <w:proofErr w:type="spellStart"/>
+      <w:r>
+        <w:t>metodo</w:t>
+      </w:r>
+      <w:proofErr w:type="spellEnd"/>
+      <w:r>
+        <w:t xml:space="preserve"> por </w:t>
+      </w:r>
+      <w:proofErr w:type="spellStart"/>
+      <w:r>
+        <w:t>transformacion</w:t>
+      </w:r>
+      <w:proofErr w:type="spellEnd"/>
+      <w:r>
+        <w:t xml:space="preserve">. Delega a </w:t>
+      </w:r>
+      <w:proofErr w:type="spellStart"/>
+      <w:r>
+        <w:t>PillowProcessor</w:t>
+      </w:r>
+      <w:proofErr w:type="spellEnd"/>
+      <w:r>
+        <w:t xml:space="preserve"> (operaciones </w:t>
+      </w:r>
+      <w:proofErr w:type="spellStart"/>
+      <w:r>
+        <w:t>basicas</w:t>
+      </w:r>
+      <w:proofErr w:type="spellEnd"/>
+      <w:r>
+        <w:t xml:space="preserve">) o </w:t>
+      </w:r>
+      <w:proofErr w:type="spellStart"/>
+      <w:r>
+        <w:t>OpenCVProcessor</w:t>
+      </w:r>
+      <w:proofErr w:type="spellEnd"/>
+      <w:r>
+        <w:t xml:space="preserve"> (avanzadas). Es la </w:t>
+      </w:r>
+      <w:proofErr w:type="spellStart"/>
+      <w:r>
+        <w:t>unica</w:t>
+      </w:r>
+      <w:proofErr w:type="spellEnd"/>
+      <w:r>
+        <w:t xml:space="preserve"> clase que main.py importa.</w:t>
       </w:r>
     </w:p>
     <w:p>
@@ -927,7 +588,32 @@
         <w:spacing w:before="80" w:after="80"/>
       </w:pPr>
       <w:r>
-        <w:t>Navegación: A / D para cambiar de imagen, S para guardar, Q para salir.</w:t>
+        <w:lastRenderedPageBreak/>
+        <w:t xml:space="preserve">Esta arquitectura cumple el requisito de Core reutilizable: Motor puede usarse desde la interfaz </w:t>
+      </w:r>
+      <w:proofErr w:type="spellStart"/>
+      <w:r>
+        <w:t>OpenCV</w:t>
+      </w:r>
+      <w:proofErr w:type="spellEnd"/>
+      <w:r>
+        <w:t xml:space="preserve"> actual o desde una futura </w:t>
+      </w:r>
+      <w:proofErr w:type="spellStart"/>
+      <w:r>
+        <w:t>version</w:t>
+      </w:r>
+      <w:proofErr w:type="spellEnd"/>
+      <w:r>
+        <w:t xml:space="preserve"> web en </w:t>
+      </w:r>
+      <w:proofErr w:type="spellStart"/>
+      <w:r>
+        <w:t>Streamlit</w:t>
+      </w:r>
+      <w:proofErr w:type="spellEnd"/>
+      <w:r>
+        <w:t xml:space="preserve"> sin modificaciones.</w:t>
       </w:r>
     </w:p>
     <w:p>
@@ -943,7 +629,15 @@
         <w:pStyle w:val="Ttulo1"/>
       </w:pPr>
       <w:r>
-        <w:t>5. Dataset</w:t>
+        <w:t xml:space="preserve">4. </w:t>
+      </w:r>
+      <w:proofErr w:type="spellStart"/>
+      <w:r>
+        <w:t>Tecnicas</w:t>
+      </w:r>
+      <w:proofErr w:type="spellEnd"/>
+      <w:r>
+        <w:t xml:space="preserve"> implementadas</w:t>
       </w:r>
     </w:p>
     <w:tbl>
@@ -961,11 +655,11 @@
           <w:left w:w="10" w:type="dxa"/>
           <w:right w:w="10" w:type="dxa"/>
         </w:tblCellMar>
-        <w:tblLook w:val="0000" w:firstRow="0" w:lastRow="0" w:firstColumn="0" w:lastColumn="0" w:noHBand="0" w:noVBand="0"/>
+        <w:tblLook w:val="04A0" w:firstRow="1" w:lastRow="0" w:firstColumn="1" w:lastColumn="0" w:noHBand="0" w:noVBand="1"/>
       </w:tblPr>
       <w:tblGrid>
-        <w:gridCol w:w="2800"/>
-        <w:gridCol w:w="6560"/>
+        <w:gridCol w:w="3000"/>
+        <w:gridCol w:w="6360"/>
       </w:tblGrid>
       <w:tr>
         <w:tblPrEx>
@@ -976,7 +670,7 @@
         </w:tblPrEx>
         <w:tc>
           <w:tcPr>
-            <w:tcW w:w="2800" w:type="dxa"/>
+            <w:tcW w:w="3000" w:type="dxa"/>
             <w:tcBorders>
               <w:top w:val="single" w:sz="1" w:space="0" w:color="4472C4"/>
               <w:left w:val="single" w:sz="1" w:space="0" w:color="4472C4"/>
@@ -1000,13 +694,13 @@
                 <w:sz w:val="20"/>
                 <w:szCs w:val="20"/>
               </w:rPr>
-              <w:t>Campo</w:t>
-            </w:r>
-          </w:p>
-        </w:tc>
-        <w:tc>
-          <w:tcPr>
-            <w:tcW w:w="6560" w:type="dxa"/>
+              <w:t>Modulo</w:t>
+            </w:r>
+          </w:p>
+        </w:tc>
+        <w:tc>
+          <w:tcPr>
+            <w:tcW w:w="6360" w:type="dxa"/>
             <w:tcBorders>
               <w:top w:val="single" w:sz="1" w:space="0" w:color="4472C4"/>
               <w:left w:val="single" w:sz="1" w:space="0" w:color="4472C4"/>
@@ -1022,6 +716,7 @@
             </w:tcMar>
           </w:tcPr>
           <w:p>
+            <w:proofErr w:type="spellStart"/>
             <w:r>
               <w:rPr>
                 <w:b/>
@@ -1030,8 +725,9 @@
                 <w:sz w:val="20"/>
                 <w:szCs w:val="20"/>
               </w:rPr>
-              <w:t>Detalle</w:t>
-            </w:r>
+              <w:t>Tecnica</w:t>
+            </w:r>
+            <w:proofErr w:type="spellEnd"/>
           </w:p>
         </w:tc>
       </w:tr>
@@ -1044,7 +740,7 @@
         </w:tblPrEx>
         <w:tc>
           <w:tcPr>
-            <w:tcW w:w="2800" w:type="dxa"/>
+            <w:tcW w:w="3000" w:type="dxa"/>
             <w:tcBorders>
               <w:top w:val="single" w:sz="1" w:space="0" w:color="CCCCCC"/>
               <w:left w:val="single" w:sz="1" w:space="0" w:color="CCCCCC"/>
@@ -1066,13 +762,13 @@
                 <w:sz w:val="20"/>
                 <w:szCs w:val="20"/>
               </w:rPr>
-              <w:t>Nombre</w:t>
-            </w:r>
-          </w:p>
-        </w:tc>
-        <w:tc>
-          <w:tcPr>
-            <w:tcW w:w="6560" w:type="dxa"/>
+              <w:t>bordes.py</w:t>
+            </w:r>
+          </w:p>
+        </w:tc>
+        <w:tc>
+          <w:tcPr>
+            <w:tcW w:w="6360" w:type="dxa"/>
             <w:tcBorders>
               <w:top w:val="single" w:sz="1" w:space="0" w:color="CCCCCC"/>
               <w:left w:val="single" w:sz="1" w:space="0" w:color="CCCCCC"/>
@@ -1088,13 +784,23 @@
             </w:tcMar>
           </w:tcPr>
           <w:p>
-            <w:r>
-              <w:rPr>
-                <w:color w:val="333333"/>
-                <w:sz w:val="20"/>
-                <w:szCs w:val="20"/>
-              </w:rPr>
-              <w:t>Fruits Dataset (Images)</w:t>
+            <w:proofErr w:type="spellStart"/>
+            <w:r>
+              <w:rPr>
+                <w:color w:val="333333"/>
+                <w:sz w:val="20"/>
+                <w:szCs w:val="20"/>
+              </w:rPr>
+              <w:t>Deteccion</w:t>
+            </w:r>
+            <w:proofErr w:type="spellEnd"/>
+            <w:r>
+              <w:rPr>
+                <w:color w:val="333333"/>
+                <w:sz w:val="20"/>
+                <w:szCs w:val="20"/>
+              </w:rPr>
+              <w:t xml:space="preserve"> de bordes con Canny y Sobel</w:t>
             </w:r>
           </w:p>
         </w:tc>
@@ -1108,7 +814,7 @@
         </w:tblPrEx>
         <w:tc>
           <w:tcPr>
-            <w:tcW w:w="2800" w:type="dxa"/>
+            <w:tcW w:w="3000" w:type="dxa"/>
             <w:tcBorders>
               <w:top w:val="single" w:sz="1" w:space="0" w:color="CCCCCC"/>
               <w:left w:val="single" w:sz="1" w:space="0" w:color="CCCCCC"/>
@@ -1130,13 +836,13 @@
                 <w:sz w:val="20"/>
                 <w:szCs w:val="20"/>
               </w:rPr>
-              <w:t>Fuente</w:t>
-            </w:r>
-          </w:p>
-        </w:tc>
-        <w:tc>
-          <w:tcPr>
-            <w:tcW w:w="6560" w:type="dxa"/>
+              <w:t>color.py</w:t>
+            </w:r>
+          </w:p>
+        </w:tc>
+        <w:tc>
+          <w:tcPr>
+            <w:tcW w:w="6360" w:type="dxa"/>
             <w:tcBorders>
               <w:top w:val="single" w:sz="1" w:space="0" w:color="CCCCCC"/>
               <w:left w:val="single" w:sz="1" w:space="0" w:color="CCCCCC"/>
@@ -1152,19 +858,23 @@
             </w:tcMar>
           </w:tcPr>
           <w:p>
-            <w:pPr>
-              <w:rPr>
-                <w:lang w:val="en-US"/>
-              </w:rPr>
-            </w:pPr>
-            <w:r>
-              <w:rPr>
-                <w:color w:val="333333"/>
-                <w:sz w:val="20"/>
-                <w:szCs w:val="20"/>
-                <w:lang w:val="en-US"/>
-              </w:rPr>
-              <w:t>Kaggle – shreyapmaher/fruits-dataset-images</w:t>
+            <w:proofErr w:type="spellStart"/>
+            <w:r>
+              <w:rPr>
+                <w:color w:val="333333"/>
+                <w:sz w:val="20"/>
+                <w:szCs w:val="20"/>
+              </w:rPr>
+              <w:t>Conversion</w:t>
+            </w:r>
+            <w:proofErr w:type="spellEnd"/>
+            <w:r>
+              <w:rPr>
+                <w:color w:val="333333"/>
+                <w:sz w:val="20"/>
+                <w:szCs w:val="20"/>
+              </w:rPr>
+              <w:t xml:space="preserve"> de espacios de color (BGR, HSV, HLS)</w:t>
             </w:r>
           </w:p>
         </w:tc>
@@ -1178,7 +888,7 @@
         </w:tblPrEx>
         <w:tc>
           <w:tcPr>
-            <w:tcW w:w="2800" w:type="dxa"/>
+            <w:tcW w:w="3000" w:type="dxa"/>
             <w:tcBorders>
               <w:top w:val="single" w:sz="1" w:space="0" w:color="CCCCCC"/>
               <w:left w:val="single" w:sz="1" w:space="0" w:color="CCCCCC"/>
@@ -1200,13 +910,13 @@
                 <w:sz w:val="20"/>
                 <w:szCs w:val="20"/>
               </w:rPr>
-              <w:t>Motivo</w:t>
-            </w:r>
-          </w:p>
-        </w:tc>
-        <w:tc>
-          <w:tcPr>
-            <w:tcW w:w="6560" w:type="dxa"/>
+              <w:t>histograma.py</w:t>
+            </w:r>
+          </w:p>
+        </w:tc>
+        <w:tc>
+          <w:tcPr>
+            <w:tcW w:w="6360" w:type="dxa"/>
             <w:tcBorders>
               <w:top w:val="single" w:sz="1" w:space="0" w:color="CCCCCC"/>
               <w:left w:val="single" w:sz="1" w:space="0" w:color="CCCCCC"/>
@@ -1228,8 +938,734 @@
                 <w:sz w:val="20"/>
                 <w:szCs w:val="20"/>
               </w:rPr>
-              <w:t>Dataset liviano, imágenes limpias organizadas por carpeta de fruta</w:t>
-            </w:r>
+              <w:t xml:space="preserve">Histogramas y </w:t>
+            </w:r>
+            <w:proofErr w:type="spellStart"/>
+            <w:r>
+              <w:rPr>
+                <w:color w:val="333333"/>
+                <w:sz w:val="20"/>
+                <w:szCs w:val="20"/>
+              </w:rPr>
+              <w:t>ecualizacion</w:t>
+            </w:r>
+            <w:proofErr w:type="spellEnd"/>
+            <w:r>
+              <w:rPr>
+                <w:color w:val="333333"/>
+                <w:sz w:val="20"/>
+                <w:szCs w:val="20"/>
+              </w:rPr>
+              <w:t xml:space="preserve"> por canal</w:t>
+            </w:r>
+          </w:p>
+        </w:tc>
+      </w:tr>
+      <w:tr>
+        <w:tblPrEx>
+          <w:tblCellMar>
+            <w:top w:w="0" w:type="dxa"/>
+            <w:bottom w:w="0" w:type="dxa"/>
+          </w:tblCellMar>
+        </w:tblPrEx>
+        <w:tc>
+          <w:tcPr>
+            <w:tcW w:w="3000" w:type="dxa"/>
+            <w:tcBorders>
+              <w:top w:val="single" w:sz="1" w:space="0" w:color="CCCCCC"/>
+              <w:left w:val="single" w:sz="1" w:space="0" w:color="CCCCCC"/>
+              <w:bottom w:val="single" w:sz="1" w:space="0" w:color="CCCCCC"/>
+              <w:right w:val="single" w:sz="1" w:space="0" w:color="CCCCCC"/>
+            </w:tcBorders>
+            <w:shd w:val="clear" w:color="auto" w:fill="F8F9FA"/>
+            <w:tcMar>
+              <w:top w:w="80" w:type="dxa"/>
+              <w:left w:w="120" w:type="dxa"/>
+              <w:bottom w:w="80" w:type="dxa"/>
+              <w:right w:w="120" w:type="dxa"/>
+            </w:tcMar>
+          </w:tcPr>
+          <w:p>
+            <w:r>
+              <w:rPr>
+                <w:color w:val="333333"/>
+                <w:sz w:val="20"/>
+                <w:szCs w:val="20"/>
+              </w:rPr>
+              <w:t>morfologia.py</w:t>
+            </w:r>
+          </w:p>
+        </w:tc>
+        <w:tc>
+          <w:tcPr>
+            <w:tcW w:w="6360" w:type="dxa"/>
+            <w:tcBorders>
+              <w:top w:val="single" w:sz="1" w:space="0" w:color="CCCCCC"/>
+              <w:left w:val="single" w:sz="1" w:space="0" w:color="CCCCCC"/>
+              <w:bottom w:val="single" w:sz="1" w:space="0" w:color="CCCCCC"/>
+              <w:right w:val="single" w:sz="1" w:space="0" w:color="CCCCCC"/>
+            </w:tcBorders>
+            <w:shd w:val="clear" w:color="auto" w:fill="F8F9FA"/>
+            <w:tcMar>
+              <w:top w:w="80" w:type="dxa"/>
+              <w:left w:w="120" w:type="dxa"/>
+              <w:bottom w:w="80" w:type="dxa"/>
+              <w:right w:w="120" w:type="dxa"/>
+            </w:tcMar>
+          </w:tcPr>
+          <w:p>
+            <w:proofErr w:type="spellStart"/>
+            <w:r>
+              <w:rPr>
+                <w:color w:val="333333"/>
+                <w:sz w:val="20"/>
+                <w:szCs w:val="20"/>
+              </w:rPr>
+              <w:t>Erosion</w:t>
+            </w:r>
+            <w:proofErr w:type="spellEnd"/>
+            <w:r>
+              <w:rPr>
+                <w:color w:val="333333"/>
+                <w:sz w:val="20"/>
+                <w:szCs w:val="20"/>
+              </w:rPr>
+              <w:t xml:space="preserve">, </w:t>
+            </w:r>
+            <w:proofErr w:type="spellStart"/>
+            <w:r>
+              <w:rPr>
+                <w:color w:val="333333"/>
+                <w:sz w:val="20"/>
+                <w:szCs w:val="20"/>
+              </w:rPr>
+              <w:t>dilatacion</w:t>
+            </w:r>
+            <w:proofErr w:type="spellEnd"/>
+            <w:r>
+              <w:rPr>
+                <w:color w:val="333333"/>
+                <w:sz w:val="20"/>
+                <w:szCs w:val="20"/>
+              </w:rPr>
+              <w:t>, apertura y cierre</w:t>
+            </w:r>
+          </w:p>
+        </w:tc>
+      </w:tr>
+      <w:tr>
+        <w:tblPrEx>
+          <w:tblCellMar>
+            <w:top w:w="0" w:type="dxa"/>
+            <w:bottom w:w="0" w:type="dxa"/>
+          </w:tblCellMar>
+        </w:tblPrEx>
+        <w:tc>
+          <w:tcPr>
+            <w:tcW w:w="3000" w:type="dxa"/>
+            <w:tcBorders>
+              <w:top w:val="single" w:sz="1" w:space="0" w:color="CCCCCC"/>
+              <w:left w:val="single" w:sz="1" w:space="0" w:color="CCCCCC"/>
+              <w:bottom w:val="single" w:sz="1" w:space="0" w:color="CCCCCC"/>
+              <w:right w:val="single" w:sz="1" w:space="0" w:color="CCCCCC"/>
+            </w:tcBorders>
+            <w:shd w:val="clear" w:color="auto" w:fill="F8F9FA"/>
+            <w:tcMar>
+              <w:top w:w="80" w:type="dxa"/>
+              <w:left w:w="120" w:type="dxa"/>
+              <w:bottom w:w="80" w:type="dxa"/>
+              <w:right w:w="120" w:type="dxa"/>
+            </w:tcMar>
+          </w:tcPr>
+          <w:p>
+            <w:r>
+              <w:rPr>
+                <w:color w:val="333333"/>
+                <w:sz w:val="20"/>
+                <w:szCs w:val="20"/>
+              </w:rPr>
+              <w:t>segmentacion_kmeans.py</w:t>
+            </w:r>
+          </w:p>
+        </w:tc>
+        <w:tc>
+          <w:tcPr>
+            <w:tcW w:w="6360" w:type="dxa"/>
+            <w:tcBorders>
+              <w:top w:val="single" w:sz="1" w:space="0" w:color="CCCCCC"/>
+              <w:left w:val="single" w:sz="1" w:space="0" w:color="CCCCCC"/>
+              <w:bottom w:val="single" w:sz="1" w:space="0" w:color="CCCCCC"/>
+              <w:right w:val="single" w:sz="1" w:space="0" w:color="CCCCCC"/>
+            </w:tcBorders>
+            <w:shd w:val="clear" w:color="auto" w:fill="F8F9FA"/>
+            <w:tcMar>
+              <w:top w:w="80" w:type="dxa"/>
+              <w:left w:w="120" w:type="dxa"/>
+              <w:bottom w:w="80" w:type="dxa"/>
+              <w:right w:w="120" w:type="dxa"/>
+            </w:tcMar>
+          </w:tcPr>
+          <w:p>
+            <w:proofErr w:type="spellStart"/>
+            <w:r>
+              <w:rPr>
+                <w:color w:val="333333"/>
+                <w:sz w:val="20"/>
+                <w:szCs w:val="20"/>
+              </w:rPr>
+              <w:t>Segmentacion</w:t>
+            </w:r>
+            <w:proofErr w:type="spellEnd"/>
+            <w:r>
+              <w:rPr>
+                <w:color w:val="333333"/>
+                <w:sz w:val="20"/>
+                <w:szCs w:val="20"/>
+              </w:rPr>
+              <w:t xml:space="preserve"> por color con K-</w:t>
+            </w:r>
+            <w:proofErr w:type="spellStart"/>
+            <w:r>
+              <w:rPr>
+                <w:color w:val="333333"/>
+                <w:sz w:val="20"/>
+                <w:szCs w:val="20"/>
+              </w:rPr>
+              <w:t>means</w:t>
+            </w:r>
+            <w:proofErr w:type="spellEnd"/>
+          </w:p>
+        </w:tc>
+      </w:tr>
+      <w:tr>
+        <w:tblPrEx>
+          <w:tblCellMar>
+            <w:top w:w="0" w:type="dxa"/>
+            <w:bottom w:w="0" w:type="dxa"/>
+          </w:tblCellMar>
+        </w:tblPrEx>
+        <w:tc>
+          <w:tcPr>
+            <w:tcW w:w="3000" w:type="dxa"/>
+            <w:tcBorders>
+              <w:top w:val="single" w:sz="1" w:space="0" w:color="CCCCCC"/>
+              <w:left w:val="single" w:sz="1" w:space="0" w:color="CCCCCC"/>
+              <w:bottom w:val="single" w:sz="1" w:space="0" w:color="CCCCCC"/>
+              <w:right w:val="single" w:sz="1" w:space="0" w:color="CCCCCC"/>
+            </w:tcBorders>
+            <w:shd w:val="clear" w:color="auto" w:fill="F8F9FA"/>
+            <w:tcMar>
+              <w:top w:w="80" w:type="dxa"/>
+              <w:left w:w="120" w:type="dxa"/>
+              <w:bottom w:w="80" w:type="dxa"/>
+              <w:right w:w="120" w:type="dxa"/>
+            </w:tcMar>
+          </w:tcPr>
+          <w:p>
+            <w:r>
+              <w:rPr>
+                <w:color w:val="333333"/>
+                <w:sz w:val="20"/>
+                <w:szCs w:val="20"/>
+              </w:rPr>
+              <w:t>segmentacion_otsu.py</w:t>
+            </w:r>
+          </w:p>
+        </w:tc>
+        <w:tc>
+          <w:tcPr>
+            <w:tcW w:w="6360" w:type="dxa"/>
+            <w:tcBorders>
+              <w:top w:val="single" w:sz="1" w:space="0" w:color="CCCCCC"/>
+              <w:left w:val="single" w:sz="1" w:space="0" w:color="CCCCCC"/>
+              <w:bottom w:val="single" w:sz="1" w:space="0" w:color="CCCCCC"/>
+              <w:right w:val="single" w:sz="1" w:space="0" w:color="CCCCCC"/>
+            </w:tcBorders>
+            <w:shd w:val="clear" w:color="auto" w:fill="F8F9FA"/>
+            <w:tcMar>
+              <w:top w:w="80" w:type="dxa"/>
+              <w:left w:w="120" w:type="dxa"/>
+              <w:bottom w:w="80" w:type="dxa"/>
+              <w:right w:w="120" w:type="dxa"/>
+            </w:tcMar>
+          </w:tcPr>
+          <w:p>
+            <w:proofErr w:type="spellStart"/>
+            <w:r>
+              <w:rPr>
+                <w:color w:val="333333"/>
+                <w:sz w:val="20"/>
+                <w:szCs w:val="20"/>
+              </w:rPr>
+              <w:t>Umbralizacion</w:t>
+            </w:r>
+            <w:proofErr w:type="spellEnd"/>
+            <w:r>
+              <w:rPr>
+                <w:color w:val="333333"/>
+                <w:sz w:val="20"/>
+                <w:szCs w:val="20"/>
+              </w:rPr>
+              <w:t xml:space="preserve"> </w:t>
+            </w:r>
+            <w:proofErr w:type="spellStart"/>
+            <w:r>
+              <w:rPr>
+                <w:color w:val="333333"/>
+                <w:sz w:val="20"/>
+                <w:szCs w:val="20"/>
+              </w:rPr>
+              <w:t>automatica</w:t>
+            </w:r>
+            <w:proofErr w:type="spellEnd"/>
+            <w:r>
+              <w:rPr>
+                <w:color w:val="333333"/>
+                <w:sz w:val="20"/>
+                <w:szCs w:val="20"/>
+              </w:rPr>
+              <w:t xml:space="preserve"> con Otsu</w:t>
+            </w:r>
+          </w:p>
+        </w:tc>
+      </w:tr>
+      <w:tr>
+        <w:tblPrEx>
+          <w:tblCellMar>
+            <w:top w:w="0" w:type="dxa"/>
+            <w:bottom w:w="0" w:type="dxa"/>
+          </w:tblCellMar>
+        </w:tblPrEx>
+        <w:tc>
+          <w:tcPr>
+            <w:tcW w:w="3000" w:type="dxa"/>
+            <w:tcBorders>
+              <w:top w:val="single" w:sz="1" w:space="0" w:color="CCCCCC"/>
+              <w:left w:val="single" w:sz="1" w:space="0" w:color="CCCCCC"/>
+              <w:bottom w:val="single" w:sz="1" w:space="0" w:color="CCCCCC"/>
+              <w:right w:val="single" w:sz="1" w:space="0" w:color="CCCCCC"/>
+            </w:tcBorders>
+            <w:shd w:val="clear" w:color="auto" w:fill="F8F9FA"/>
+            <w:tcMar>
+              <w:top w:w="80" w:type="dxa"/>
+              <w:left w:w="120" w:type="dxa"/>
+              <w:bottom w:w="80" w:type="dxa"/>
+              <w:right w:w="120" w:type="dxa"/>
+            </w:tcMar>
+          </w:tcPr>
+          <w:p>
+            <w:r>
+              <w:rPr>
+                <w:color w:val="333333"/>
+                <w:sz w:val="20"/>
+                <w:szCs w:val="20"/>
+              </w:rPr>
+              <w:t>watershed.py</w:t>
+            </w:r>
+          </w:p>
+        </w:tc>
+        <w:tc>
+          <w:tcPr>
+            <w:tcW w:w="6360" w:type="dxa"/>
+            <w:tcBorders>
+              <w:top w:val="single" w:sz="1" w:space="0" w:color="CCCCCC"/>
+              <w:left w:val="single" w:sz="1" w:space="0" w:color="CCCCCC"/>
+              <w:bottom w:val="single" w:sz="1" w:space="0" w:color="CCCCCC"/>
+              <w:right w:val="single" w:sz="1" w:space="0" w:color="CCCCCC"/>
+            </w:tcBorders>
+            <w:shd w:val="clear" w:color="auto" w:fill="F8F9FA"/>
+            <w:tcMar>
+              <w:top w:w="80" w:type="dxa"/>
+              <w:left w:w="120" w:type="dxa"/>
+              <w:bottom w:w="80" w:type="dxa"/>
+              <w:right w:w="120" w:type="dxa"/>
+            </w:tcMar>
+          </w:tcPr>
+          <w:p>
+            <w:proofErr w:type="spellStart"/>
+            <w:r>
+              <w:rPr>
+                <w:color w:val="333333"/>
+                <w:sz w:val="20"/>
+                <w:szCs w:val="20"/>
+              </w:rPr>
+              <w:t>Separacion</w:t>
+            </w:r>
+            <w:proofErr w:type="spellEnd"/>
+            <w:r>
+              <w:rPr>
+                <w:color w:val="333333"/>
+                <w:sz w:val="20"/>
+                <w:szCs w:val="20"/>
+              </w:rPr>
+              <w:t xml:space="preserve"> de objetos con </w:t>
+            </w:r>
+            <w:proofErr w:type="spellStart"/>
+            <w:r>
+              <w:rPr>
+                <w:color w:val="333333"/>
+                <w:sz w:val="20"/>
+                <w:szCs w:val="20"/>
+              </w:rPr>
+              <w:t>Watershed</w:t>
+            </w:r>
+            <w:proofErr w:type="spellEnd"/>
+          </w:p>
+        </w:tc>
+      </w:tr>
+      <w:tr>
+        <w:tblPrEx>
+          <w:tblCellMar>
+            <w:top w:w="0" w:type="dxa"/>
+            <w:bottom w:w="0" w:type="dxa"/>
+          </w:tblCellMar>
+        </w:tblPrEx>
+        <w:tc>
+          <w:tcPr>
+            <w:tcW w:w="3000" w:type="dxa"/>
+            <w:tcBorders>
+              <w:top w:val="single" w:sz="1" w:space="0" w:color="CCCCCC"/>
+              <w:left w:val="single" w:sz="1" w:space="0" w:color="CCCCCC"/>
+              <w:bottom w:val="single" w:sz="1" w:space="0" w:color="CCCCCC"/>
+              <w:right w:val="single" w:sz="1" w:space="0" w:color="CCCCCC"/>
+            </w:tcBorders>
+            <w:shd w:val="clear" w:color="auto" w:fill="F8F9FA"/>
+            <w:tcMar>
+              <w:top w:w="80" w:type="dxa"/>
+              <w:left w:w="120" w:type="dxa"/>
+              <w:bottom w:w="80" w:type="dxa"/>
+              <w:right w:w="120" w:type="dxa"/>
+            </w:tcMar>
+          </w:tcPr>
+          <w:p>
+            <w:r>
+              <w:rPr>
+                <w:color w:val="333333"/>
+                <w:sz w:val="20"/>
+                <w:szCs w:val="20"/>
+              </w:rPr>
+              <w:t>pillow_processor.py</w:t>
+            </w:r>
+          </w:p>
+        </w:tc>
+        <w:tc>
+          <w:tcPr>
+            <w:tcW w:w="6360" w:type="dxa"/>
+            <w:tcBorders>
+              <w:top w:val="single" w:sz="1" w:space="0" w:color="CCCCCC"/>
+              <w:left w:val="single" w:sz="1" w:space="0" w:color="CCCCCC"/>
+              <w:bottom w:val="single" w:sz="1" w:space="0" w:color="CCCCCC"/>
+              <w:right w:val="single" w:sz="1" w:space="0" w:color="CCCCCC"/>
+            </w:tcBorders>
+            <w:shd w:val="clear" w:color="auto" w:fill="F8F9FA"/>
+            <w:tcMar>
+              <w:top w:w="80" w:type="dxa"/>
+              <w:left w:w="120" w:type="dxa"/>
+              <w:bottom w:w="80" w:type="dxa"/>
+              <w:right w:w="120" w:type="dxa"/>
+            </w:tcMar>
+          </w:tcPr>
+          <w:p>
+            <w:r>
+              <w:rPr>
+                <w:color w:val="333333"/>
+                <w:sz w:val="20"/>
+                <w:szCs w:val="20"/>
+              </w:rPr>
+              <w:t xml:space="preserve">Clase </w:t>
+            </w:r>
+            <w:proofErr w:type="spellStart"/>
+            <w:r>
+              <w:rPr>
+                <w:color w:val="333333"/>
+                <w:sz w:val="20"/>
+                <w:szCs w:val="20"/>
+              </w:rPr>
+              <w:t>PillowProcessor</w:t>
+            </w:r>
+            <w:proofErr w:type="spellEnd"/>
+            <w:r>
+              <w:rPr>
+                <w:color w:val="333333"/>
+                <w:sz w:val="20"/>
+                <w:szCs w:val="20"/>
+              </w:rPr>
+              <w:t xml:space="preserve"> (</w:t>
+            </w:r>
+            <w:proofErr w:type="spellStart"/>
+            <w:r>
+              <w:rPr>
+                <w:color w:val="333333"/>
+                <w:sz w:val="20"/>
+                <w:szCs w:val="20"/>
+              </w:rPr>
+              <w:t>blur</w:t>
+            </w:r>
+            <w:proofErr w:type="spellEnd"/>
+            <w:r>
+              <w:rPr>
+                <w:color w:val="333333"/>
+                <w:sz w:val="20"/>
+                <w:szCs w:val="20"/>
+              </w:rPr>
+              <w:t>, brillo, contraste, grises)</w:t>
+            </w:r>
+          </w:p>
+        </w:tc>
+      </w:tr>
+      <w:tr>
+        <w:tblPrEx>
+          <w:tblCellMar>
+            <w:top w:w="0" w:type="dxa"/>
+            <w:bottom w:w="0" w:type="dxa"/>
+          </w:tblCellMar>
+        </w:tblPrEx>
+        <w:tc>
+          <w:tcPr>
+            <w:tcW w:w="3000" w:type="dxa"/>
+            <w:tcBorders>
+              <w:top w:val="single" w:sz="1" w:space="0" w:color="CCCCCC"/>
+              <w:left w:val="single" w:sz="1" w:space="0" w:color="CCCCCC"/>
+              <w:bottom w:val="single" w:sz="1" w:space="0" w:color="CCCCCC"/>
+              <w:right w:val="single" w:sz="1" w:space="0" w:color="CCCCCC"/>
+            </w:tcBorders>
+            <w:shd w:val="clear" w:color="auto" w:fill="F8F9FA"/>
+            <w:tcMar>
+              <w:top w:w="80" w:type="dxa"/>
+              <w:left w:w="120" w:type="dxa"/>
+              <w:bottom w:w="80" w:type="dxa"/>
+              <w:right w:w="120" w:type="dxa"/>
+            </w:tcMar>
+          </w:tcPr>
+          <w:p>
+            <w:r>
+              <w:rPr>
+                <w:color w:val="333333"/>
+                <w:sz w:val="20"/>
+                <w:szCs w:val="20"/>
+              </w:rPr>
+              <w:t>opencv_processor.py</w:t>
+            </w:r>
+          </w:p>
+        </w:tc>
+        <w:tc>
+          <w:tcPr>
+            <w:tcW w:w="6360" w:type="dxa"/>
+            <w:tcBorders>
+              <w:top w:val="single" w:sz="1" w:space="0" w:color="CCCCCC"/>
+              <w:left w:val="single" w:sz="1" w:space="0" w:color="CCCCCC"/>
+              <w:bottom w:val="single" w:sz="1" w:space="0" w:color="CCCCCC"/>
+              <w:right w:val="single" w:sz="1" w:space="0" w:color="CCCCCC"/>
+            </w:tcBorders>
+            <w:shd w:val="clear" w:color="auto" w:fill="F8F9FA"/>
+            <w:tcMar>
+              <w:top w:w="80" w:type="dxa"/>
+              <w:left w:w="120" w:type="dxa"/>
+              <w:bottom w:w="80" w:type="dxa"/>
+              <w:right w:w="120" w:type="dxa"/>
+            </w:tcMar>
+          </w:tcPr>
+          <w:p>
+            <w:r>
+              <w:rPr>
+                <w:color w:val="333333"/>
+                <w:sz w:val="20"/>
+                <w:szCs w:val="20"/>
+              </w:rPr>
+              <w:t xml:space="preserve">Clase </w:t>
+            </w:r>
+            <w:proofErr w:type="spellStart"/>
+            <w:r>
+              <w:rPr>
+                <w:color w:val="333333"/>
+                <w:sz w:val="20"/>
+                <w:szCs w:val="20"/>
+              </w:rPr>
+              <w:t>OpenCVProcessor</w:t>
+            </w:r>
+            <w:proofErr w:type="spellEnd"/>
+            <w:r>
+              <w:rPr>
+                <w:color w:val="333333"/>
+                <w:sz w:val="20"/>
+                <w:szCs w:val="20"/>
+              </w:rPr>
+              <w:t xml:space="preserve"> (todas las </w:t>
+            </w:r>
+            <w:proofErr w:type="spellStart"/>
+            <w:r>
+              <w:rPr>
+                <w:color w:val="333333"/>
+                <w:sz w:val="20"/>
+                <w:szCs w:val="20"/>
+              </w:rPr>
+              <w:t>tecnicas</w:t>
+            </w:r>
+            <w:proofErr w:type="spellEnd"/>
+            <w:r>
+              <w:rPr>
+                <w:color w:val="333333"/>
+                <w:sz w:val="20"/>
+                <w:szCs w:val="20"/>
+              </w:rPr>
+              <w:t xml:space="preserve"> avanzadas)</w:t>
+            </w:r>
+          </w:p>
+        </w:tc>
+      </w:tr>
+      <w:tr>
+        <w:tblPrEx>
+          <w:tblCellMar>
+            <w:top w:w="0" w:type="dxa"/>
+            <w:bottom w:w="0" w:type="dxa"/>
+          </w:tblCellMar>
+        </w:tblPrEx>
+        <w:tc>
+          <w:tcPr>
+            <w:tcW w:w="3000" w:type="dxa"/>
+            <w:tcBorders>
+              <w:top w:val="single" w:sz="1" w:space="0" w:color="CCCCCC"/>
+              <w:left w:val="single" w:sz="1" w:space="0" w:color="CCCCCC"/>
+              <w:bottom w:val="single" w:sz="1" w:space="0" w:color="CCCCCC"/>
+              <w:right w:val="single" w:sz="1" w:space="0" w:color="CCCCCC"/>
+            </w:tcBorders>
+            <w:shd w:val="clear" w:color="auto" w:fill="F8F9FA"/>
+            <w:tcMar>
+              <w:top w:w="80" w:type="dxa"/>
+              <w:left w:w="120" w:type="dxa"/>
+              <w:bottom w:w="80" w:type="dxa"/>
+              <w:right w:w="120" w:type="dxa"/>
+            </w:tcMar>
+          </w:tcPr>
+          <w:p>
+            <w:r>
+              <w:rPr>
+                <w:color w:val="333333"/>
+                <w:sz w:val="20"/>
+                <w:szCs w:val="20"/>
+              </w:rPr>
+              <w:t>motor.py</w:t>
+            </w:r>
+          </w:p>
+        </w:tc>
+        <w:tc>
+          <w:tcPr>
+            <w:tcW w:w="6360" w:type="dxa"/>
+            <w:tcBorders>
+              <w:top w:val="single" w:sz="1" w:space="0" w:color="CCCCCC"/>
+              <w:left w:val="single" w:sz="1" w:space="0" w:color="CCCCCC"/>
+              <w:bottom w:val="single" w:sz="1" w:space="0" w:color="CCCCCC"/>
+              <w:right w:val="single" w:sz="1" w:space="0" w:color="CCCCCC"/>
+            </w:tcBorders>
+            <w:shd w:val="clear" w:color="auto" w:fill="F8F9FA"/>
+            <w:tcMar>
+              <w:top w:w="80" w:type="dxa"/>
+              <w:left w:w="120" w:type="dxa"/>
+              <w:bottom w:w="80" w:type="dxa"/>
+              <w:right w:w="120" w:type="dxa"/>
+            </w:tcMar>
+          </w:tcPr>
+          <w:p>
+            <w:r>
+              <w:rPr>
+                <w:color w:val="333333"/>
+                <w:sz w:val="20"/>
+                <w:szCs w:val="20"/>
+              </w:rPr>
+              <w:t xml:space="preserve">Clase Motor — fachada del </w:t>
+            </w:r>
+            <w:proofErr w:type="spellStart"/>
+            <w:r>
+              <w:rPr>
+                <w:color w:val="333333"/>
+                <w:sz w:val="20"/>
+                <w:szCs w:val="20"/>
+              </w:rPr>
+              <w:t>core</w:t>
+            </w:r>
+            <w:proofErr w:type="spellEnd"/>
+            <w:r>
+              <w:rPr>
+                <w:color w:val="333333"/>
+                <w:sz w:val="20"/>
+                <w:szCs w:val="20"/>
+              </w:rPr>
+              <w:t xml:space="preserve"> reutilizable</w:t>
+            </w:r>
+          </w:p>
+        </w:tc>
+      </w:tr>
+      <w:tr>
+        <w:tblPrEx>
+          <w:tblCellMar>
+            <w:top w:w="0" w:type="dxa"/>
+            <w:bottom w:w="0" w:type="dxa"/>
+          </w:tblCellMar>
+        </w:tblPrEx>
+        <w:tc>
+          <w:tcPr>
+            <w:tcW w:w="3000" w:type="dxa"/>
+            <w:tcBorders>
+              <w:top w:val="single" w:sz="1" w:space="0" w:color="CCCCCC"/>
+              <w:left w:val="single" w:sz="1" w:space="0" w:color="CCCCCC"/>
+              <w:bottom w:val="single" w:sz="1" w:space="0" w:color="CCCCCC"/>
+              <w:right w:val="single" w:sz="1" w:space="0" w:color="CCCCCC"/>
+            </w:tcBorders>
+            <w:shd w:val="clear" w:color="auto" w:fill="F8F9FA"/>
+            <w:tcMar>
+              <w:top w:w="80" w:type="dxa"/>
+              <w:left w:w="120" w:type="dxa"/>
+              <w:bottom w:w="80" w:type="dxa"/>
+              <w:right w:w="120" w:type="dxa"/>
+            </w:tcMar>
+          </w:tcPr>
+          <w:p>
+            <w:r>
+              <w:rPr>
+                <w:color w:val="333333"/>
+                <w:sz w:val="20"/>
+                <w:szCs w:val="20"/>
+              </w:rPr>
+              <w:t>main.py</w:t>
+            </w:r>
+          </w:p>
+        </w:tc>
+        <w:tc>
+          <w:tcPr>
+            <w:tcW w:w="6360" w:type="dxa"/>
+            <w:tcBorders>
+              <w:top w:val="single" w:sz="1" w:space="0" w:color="CCCCCC"/>
+              <w:left w:val="single" w:sz="1" w:space="0" w:color="CCCCCC"/>
+              <w:bottom w:val="single" w:sz="1" w:space="0" w:color="CCCCCC"/>
+              <w:right w:val="single" w:sz="1" w:space="0" w:color="CCCCCC"/>
+            </w:tcBorders>
+            <w:shd w:val="clear" w:color="auto" w:fill="F8F9FA"/>
+            <w:tcMar>
+              <w:top w:w="80" w:type="dxa"/>
+              <w:left w:w="120" w:type="dxa"/>
+              <w:bottom w:w="80" w:type="dxa"/>
+              <w:right w:w="120" w:type="dxa"/>
+            </w:tcMar>
+          </w:tcPr>
+          <w:p>
+            <w:r>
+              <w:rPr>
+                <w:color w:val="333333"/>
+                <w:sz w:val="20"/>
+                <w:szCs w:val="20"/>
+              </w:rPr>
+              <w:t xml:space="preserve">Interfaz visual con sliders y modos de </w:t>
+            </w:r>
+            <w:proofErr w:type="spellStart"/>
+            <w:r>
+              <w:rPr>
+                <w:color w:val="333333"/>
+                <w:sz w:val="20"/>
+                <w:szCs w:val="20"/>
+              </w:rPr>
+              <w:t>visualizacion</w:t>
+            </w:r>
+            <w:proofErr w:type="spellEnd"/>
           </w:p>
         </w:tc>
       </w:tr>
@@ -1247,8 +1683,263 @@
         <w:pStyle w:val="Ttulo1"/>
       </w:pPr>
       <w:r>
-        <w:t>6. Librerías utilizadas</w:t>
-      </w:r>
+        <w:t xml:space="preserve">5. Modos de </w:t>
+      </w:r>
+      <w:proofErr w:type="spellStart"/>
+      <w:r>
+        <w:t>visualizacion</w:t>
+      </w:r>
+      <w:proofErr w:type="spellEnd"/>
+      <w:r>
+        <w:t xml:space="preserve"> interactivos</w:t>
+      </w:r>
+    </w:p>
+    <w:p>
+      <w:pPr>
+        <w:spacing w:before="80" w:after="80"/>
+      </w:pPr>
+      <w:r>
+        <w:t xml:space="preserve">La </w:t>
+      </w:r>
+      <w:proofErr w:type="spellStart"/>
+      <w:r>
+        <w:t>aplicacion</w:t>
+      </w:r>
+      <w:proofErr w:type="spellEnd"/>
+      <w:r>
+        <w:t xml:space="preserve"> tiene 8 modos que se activan con las teclas 1 al 8. Cada modo tiene sus </w:t>
+      </w:r>
+      <w:proofErr w:type="gramStart"/>
+      <w:r>
+        <w:t>propios sliders</w:t>
+      </w:r>
+      <w:proofErr w:type="gramEnd"/>
+      <w:r>
+        <w:t>:</w:t>
+      </w:r>
+    </w:p>
+    <w:p>
+      <w:pPr>
+        <w:pStyle w:val="Prrafodelista"/>
+        <w:numPr>
+          <w:ilvl w:val="0"/>
+          <w:numId w:val="2"/>
+        </w:numPr>
+        <w:spacing w:before="60" w:after="60"/>
+      </w:pPr>
+      <w:r>
+        <w:t xml:space="preserve">Modo 1 – </w:t>
+      </w:r>
+      <w:proofErr w:type="spellStart"/>
+      <w:r>
+        <w:t>Blur</w:t>
+      </w:r>
+      <w:proofErr w:type="spellEnd"/>
+      <w:r>
+        <w:t xml:space="preserve"> gaussiano + brillo y contraste ajustables (</w:t>
+      </w:r>
+      <w:proofErr w:type="spellStart"/>
+      <w:r>
+        <w:t>via</w:t>
+      </w:r>
+      <w:proofErr w:type="spellEnd"/>
+      <w:r>
+        <w:t xml:space="preserve"> </w:t>
+      </w:r>
+      <w:proofErr w:type="spellStart"/>
+      <w:r>
+        <w:t>PillowProcessor</w:t>
+      </w:r>
+      <w:proofErr w:type="spellEnd"/>
+      <w:r>
+        <w:t>)</w:t>
+      </w:r>
+    </w:p>
+    <w:p>
+      <w:pPr>
+        <w:pStyle w:val="Prrafodelista"/>
+        <w:numPr>
+          <w:ilvl w:val="0"/>
+          <w:numId w:val="2"/>
+        </w:numPr>
+        <w:spacing w:before="60" w:after="60"/>
+      </w:pPr>
+      <w:r>
+        <w:t>Modo 2 – Bordes con Canny (sliders de umbral bajo y alto)</w:t>
+      </w:r>
+    </w:p>
+    <w:p>
+      <w:pPr>
+        <w:pStyle w:val="Prrafodelista"/>
+        <w:numPr>
+          <w:ilvl w:val="0"/>
+          <w:numId w:val="2"/>
+        </w:numPr>
+        <w:spacing w:before="60" w:after="60"/>
+      </w:pPr>
+      <w:r>
+        <w:t xml:space="preserve">Modo 3 – </w:t>
+      </w:r>
+      <w:proofErr w:type="spellStart"/>
+      <w:r>
+        <w:t>Segmentacion</w:t>
+      </w:r>
+      <w:proofErr w:type="spellEnd"/>
+      <w:r>
+        <w:t xml:space="preserve"> K-</w:t>
+      </w:r>
+      <w:proofErr w:type="spellStart"/>
+      <w:r>
+        <w:t>means</w:t>
+      </w:r>
+      <w:proofErr w:type="spellEnd"/>
+      <w:r>
+        <w:t xml:space="preserve"> (slider para elegir k de 2 a 6)</w:t>
+      </w:r>
+    </w:p>
+    <w:p>
+      <w:pPr>
+        <w:pStyle w:val="Prrafodelista"/>
+        <w:numPr>
+          <w:ilvl w:val="0"/>
+          <w:numId w:val="2"/>
+        </w:numPr>
+        <w:spacing w:before="60" w:after="60"/>
+      </w:pPr>
+      <w:r>
+        <w:t xml:space="preserve">Modo 4 – </w:t>
+      </w:r>
+      <w:proofErr w:type="spellStart"/>
+      <w:r>
+        <w:t>Umbralizacion</w:t>
+      </w:r>
+      <w:proofErr w:type="spellEnd"/>
+      <w:r>
+        <w:t xml:space="preserve"> Otsu (</w:t>
+      </w:r>
+      <w:proofErr w:type="spellStart"/>
+      <w:r>
+        <w:t>automatica</w:t>
+      </w:r>
+      <w:proofErr w:type="spellEnd"/>
+      <w:r>
+        <w:t xml:space="preserve"> o manual)</w:t>
+      </w:r>
+    </w:p>
+    <w:p>
+      <w:pPr>
+        <w:pStyle w:val="Prrafodelista"/>
+        <w:numPr>
+          <w:ilvl w:val="0"/>
+          <w:numId w:val="2"/>
+        </w:numPr>
+        <w:spacing w:before="60" w:after="60"/>
+      </w:pPr>
+      <w:r>
+        <w:t xml:space="preserve">Modo 5 – </w:t>
+      </w:r>
+      <w:proofErr w:type="spellStart"/>
+      <w:r>
+        <w:t>Watershed</w:t>
+      </w:r>
+      <w:proofErr w:type="spellEnd"/>
+      <w:r>
+        <w:t xml:space="preserve"> (slider de umbral de transformada de distancia)</w:t>
+      </w:r>
+    </w:p>
+    <w:p>
+      <w:pPr>
+        <w:pStyle w:val="Prrafodelista"/>
+        <w:numPr>
+          <w:ilvl w:val="0"/>
+          <w:numId w:val="2"/>
+        </w:numPr>
+        <w:spacing w:before="60" w:after="60"/>
+      </w:pPr>
+      <w:r>
+        <w:t xml:space="preserve">Modo 6 – Histograma por canal R, G, B o grises con </w:t>
+      </w:r>
+      <w:proofErr w:type="spellStart"/>
+      <w:r>
+        <w:t>ecualizacion</w:t>
+      </w:r>
+      <w:proofErr w:type="spellEnd"/>
+    </w:p>
+    <w:p>
+      <w:pPr>
+        <w:pStyle w:val="Prrafodelista"/>
+        <w:numPr>
+          <w:ilvl w:val="0"/>
+          <w:numId w:val="2"/>
+        </w:numPr>
+        <w:spacing w:before="60" w:after="60"/>
+      </w:pPr>
+      <w:r>
+        <w:t>Modo 7 – Transformada de Fourier con filtro pasa bajos ajustable</w:t>
+      </w:r>
+    </w:p>
+    <w:p>
+      <w:pPr>
+        <w:pStyle w:val="Prrafodelista"/>
+        <w:numPr>
+          <w:ilvl w:val="0"/>
+          <w:numId w:val="2"/>
+        </w:numPr>
+        <w:spacing w:before="60" w:after="60"/>
+      </w:pPr>
+      <w:r>
+        <w:t xml:space="preserve">Modo 8 – Ajuste de tono, </w:t>
+      </w:r>
+      <w:proofErr w:type="spellStart"/>
+      <w:r>
+        <w:t>saturacion</w:t>
+      </w:r>
+      <w:proofErr w:type="spellEnd"/>
+      <w:r>
+        <w:t xml:space="preserve"> y brillo en espacio HSV</w:t>
+      </w:r>
+    </w:p>
+    <w:p>
+      <w:pPr>
+        <w:spacing w:before="80" w:after="80"/>
+      </w:pPr>
+      <w:proofErr w:type="spellStart"/>
+      <w:r>
+        <w:t>Navegacion</w:t>
+      </w:r>
+      <w:proofErr w:type="spellEnd"/>
+      <w:r>
+        <w:t>: A / D para cambiar de imagen, S para guardar, Q para salir.</w:t>
+      </w:r>
+    </w:p>
+    <w:p>
+      <w:pPr>
+        <w:pBdr>
+          <w:bottom w:val="single" w:sz="6" w:space="1" w:color="CCCCCC"/>
+        </w:pBdr>
+        <w:spacing w:before="160" w:after="160"/>
+      </w:pPr>
+    </w:p>
+    <w:p>
+      <w:pPr>
+        <w:pStyle w:val="Ttulo1"/>
+      </w:pPr>
+      <w:r>
+        <w:t xml:space="preserve">6. </w:t>
+      </w:r>
+      <w:proofErr w:type="spellStart"/>
+      <w:r>
+        <w:t>Dataset</w:t>
+      </w:r>
+      <w:proofErr w:type="spellEnd"/>
+      <w:r>
+        <w:t xml:space="preserve"> y </w:t>
+      </w:r>
+      <w:proofErr w:type="spellStart"/>
+      <w:r>
+        <w:t>librerias</w:t>
+      </w:r>
+      <w:proofErr w:type="spellEnd"/>
     </w:p>
     <w:tbl>
       <w:tblPr>
@@ -1265,7 +1956,7 @@
           <w:left w:w="10" w:type="dxa"/>
           <w:right w:w="10" w:type="dxa"/>
         </w:tblCellMar>
-        <w:tblLook w:val="0000" w:firstRow="0" w:lastRow="0" w:firstColumn="0" w:lastColumn="0" w:noHBand="0" w:noVBand="0"/>
+        <w:tblLook w:val="04A0" w:firstRow="1" w:lastRow="0" w:firstColumn="1" w:lastColumn="0" w:noHBand="0" w:noVBand="1"/>
       </w:tblPr>
       <w:tblGrid>
         <w:gridCol w:w="2800"/>
@@ -1304,7 +1995,7 @@
                 <w:sz w:val="20"/>
                 <w:szCs w:val="20"/>
               </w:rPr>
-              <w:t>Librería</w:t>
+              <w:t>Campo</w:t>
             </w:r>
           </w:p>
         </w:tc>
@@ -1334,7 +2025,7 @@
                 <w:sz w:val="20"/>
                 <w:szCs w:val="20"/>
               </w:rPr>
-              <w:t>Uso</w:t>
+              <w:t>Detalle</w:t>
             </w:r>
           </w:p>
         </w:tc>
@@ -1370,7 +2061,7 @@
                 <w:sz w:val="20"/>
                 <w:szCs w:val="20"/>
               </w:rPr>
-              <w:t>opencv-python</w:t>
+              <w:t>Nombre</w:t>
             </w:r>
           </w:p>
         </w:tc>
@@ -1398,7 +2089,43 @@
                 <w:sz w:val="20"/>
                 <w:szCs w:val="20"/>
               </w:rPr>
-              <w:t>Procesamiento de imágenes, interfaz visual, sliders</w:t>
+              <w:t xml:space="preserve">Fruits </w:t>
+            </w:r>
+            <w:proofErr w:type="spellStart"/>
+            <w:r>
+              <w:rPr>
+                <w:color w:val="333333"/>
+                <w:sz w:val="20"/>
+                <w:szCs w:val="20"/>
+              </w:rPr>
+              <w:t>Dataset</w:t>
+            </w:r>
+            <w:proofErr w:type="spellEnd"/>
+            <w:r>
+              <w:rPr>
+                <w:color w:val="333333"/>
+                <w:sz w:val="20"/>
+                <w:szCs w:val="20"/>
+              </w:rPr>
+              <w:t xml:space="preserve"> (</w:t>
+            </w:r>
+            <w:proofErr w:type="spellStart"/>
+            <w:r>
+              <w:rPr>
+                <w:color w:val="333333"/>
+                <w:sz w:val="20"/>
+                <w:szCs w:val="20"/>
+              </w:rPr>
+              <w:t>Images</w:t>
+            </w:r>
+            <w:proofErr w:type="spellEnd"/>
+            <w:r>
+              <w:rPr>
+                <w:color w:val="333333"/>
+                <w:sz w:val="20"/>
+                <w:szCs w:val="20"/>
+              </w:rPr>
+              <w:t>)</w:t>
             </w:r>
           </w:p>
         </w:tc>
@@ -1434,7 +2161,7 @@
                 <w:sz w:val="20"/>
                 <w:szCs w:val="20"/>
               </w:rPr>
-              <w:t>numpy</w:t>
+              <w:t>Fuente</w:t>
             </w:r>
           </w:p>
         </w:tc>
@@ -1456,13 +2183,39 @@
             </w:tcMar>
           </w:tcPr>
           <w:p>
-            <w:r>
-              <w:rPr>
-                <w:color w:val="333333"/>
-                <w:sz w:val="20"/>
-                <w:szCs w:val="20"/>
-              </w:rPr>
-              <w:t>Operaciones matriciales sobre píxeles</w:t>
+            <w:pPr>
+              <w:rPr>
+                <w:lang w:val="en-US"/>
+              </w:rPr>
+            </w:pPr>
+            <w:r>
+              <w:rPr>
+                <w:color w:val="333333"/>
+                <w:sz w:val="20"/>
+                <w:szCs w:val="20"/>
+                <w:lang w:val="en-US"/>
+              </w:rPr>
+              <w:t xml:space="preserve">Kaggle – </w:t>
+            </w:r>
+            <w:proofErr w:type="spellStart"/>
+            <w:r>
+              <w:rPr>
+                <w:color w:val="333333"/>
+                <w:sz w:val="20"/>
+                <w:szCs w:val="20"/>
+                <w:lang w:val="en-US"/>
+              </w:rPr>
+              <w:t>shreyapmaher</w:t>
+            </w:r>
+            <w:proofErr w:type="spellEnd"/>
+            <w:r>
+              <w:rPr>
+                <w:color w:val="333333"/>
+                <w:sz w:val="20"/>
+                <w:szCs w:val="20"/>
+                <w:lang w:val="en-US"/>
+              </w:rPr>
+              <w:t>/fruits-dataset-images</w:t>
             </w:r>
           </w:p>
         </w:tc>
@@ -1498,7 +2251,8 @@
                 <w:sz w:val="20"/>
                 <w:szCs w:val="20"/>
               </w:rPr>
-              <w:t>scikit-learn</w:t>
+              <w:lastRenderedPageBreak/>
+              <w:t>Motivo</w:t>
             </w:r>
           </w:p>
         </w:tc>
@@ -1520,77 +2274,41 @@
             </w:tcMar>
           </w:tcPr>
           <w:p>
-            <w:r>
-              <w:rPr>
-                <w:color w:val="333333"/>
-                <w:sz w:val="20"/>
-                <w:szCs w:val="20"/>
-              </w:rPr>
-              <w:t>Algoritmo K-means</w:t>
-            </w:r>
-          </w:p>
-        </w:tc>
-      </w:tr>
-      <w:tr>
-        <w:tblPrEx>
-          <w:tblCellMar>
-            <w:top w:w="0" w:type="dxa"/>
-            <w:bottom w:w="0" w:type="dxa"/>
-          </w:tblCellMar>
-        </w:tblPrEx>
-        <w:tc>
-          <w:tcPr>
-            <w:tcW w:w="2800" w:type="dxa"/>
-            <w:tcBorders>
-              <w:top w:val="single" w:sz="1" w:space="0" w:color="CCCCCC"/>
-              <w:left w:val="single" w:sz="1" w:space="0" w:color="CCCCCC"/>
-              <w:bottom w:val="single" w:sz="1" w:space="0" w:color="CCCCCC"/>
-              <w:right w:val="single" w:sz="1" w:space="0" w:color="CCCCCC"/>
-            </w:tcBorders>
-            <w:shd w:val="clear" w:color="auto" w:fill="F8F9FA"/>
-            <w:tcMar>
-              <w:top w:w="80" w:type="dxa"/>
-              <w:left w:w="120" w:type="dxa"/>
-              <w:bottom w:w="80" w:type="dxa"/>
-              <w:right w:w="120" w:type="dxa"/>
-            </w:tcMar>
-          </w:tcPr>
-          <w:p>
-            <w:r>
-              <w:rPr>
-                <w:color w:val="333333"/>
-                <w:sz w:val="20"/>
-                <w:szCs w:val="20"/>
-              </w:rPr>
-              <w:t>matplotlib</w:t>
-            </w:r>
-          </w:p>
-        </w:tc>
-        <w:tc>
-          <w:tcPr>
-            <w:tcW w:w="6560" w:type="dxa"/>
-            <w:tcBorders>
-              <w:top w:val="single" w:sz="1" w:space="0" w:color="CCCCCC"/>
-              <w:left w:val="single" w:sz="1" w:space="0" w:color="CCCCCC"/>
-              <w:bottom w:val="single" w:sz="1" w:space="0" w:color="CCCCCC"/>
-              <w:right w:val="single" w:sz="1" w:space="0" w:color="CCCCCC"/>
-            </w:tcBorders>
-            <w:shd w:val="clear" w:color="auto" w:fill="F8F9FA"/>
-            <w:tcMar>
-              <w:top w:w="80" w:type="dxa"/>
-              <w:left w:w="120" w:type="dxa"/>
-              <w:bottom w:w="80" w:type="dxa"/>
-              <w:right w:w="120" w:type="dxa"/>
-            </w:tcMar>
-          </w:tcPr>
-          <w:p>
-            <w:r>
-              <w:rPr>
-                <w:color w:val="333333"/>
-                <w:sz w:val="20"/>
-                <w:szCs w:val="20"/>
-              </w:rPr>
-              <w:t>Referencia para cálculo de histogramas</w:t>
+            <w:proofErr w:type="spellStart"/>
+            <w:r>
+              <w:rPr>
+                <w:color w:val="333333"/>
+                <w:sz w:val="20"/>
+                <w:szCs w:val="20"/>
+              </w:rPr>
+              <w:t>Dataset</w:t>
+            </w:r>
+            <w:proofErr w:type="spellEnd"/>
+            <w:r>
+              <w:rPr>
+                <w:color w:val="333333"/>
+                <w:sz w:val="20"/>
+                <w:szCs w:val="20"/>
+              </w:rPr>
+              <w:t xml:space="preserve"> liviano, </w:t>
+            </w:r>
+            <w:proofErr w:type="spellStart"/>
+            <w:r>
+              <w:rPr>
+                <w:color w:val="333333"/>
+                <w:sz w:val="20"/>
+                <w:szCs w:val="20"/>
+              </w:rPr>
+              <w:t>imagenes</w:t>
+            </w:r>
+            <w:proofErr w:type="spellEnd"/>
+            <w:r>
+              <w:rPr>
+                <w:color w:val="333333"/>
+                <w:sz w:val="20"/>
+                <w:szCs w:val="20"/>
+              </w:rPr>
+              <w:t xml:space="preserve"> limpias organizadas por carpeta de fruta</w:t>
             </w:r>
           </w:p>
         </w:tc>
@@ -1598,224 +2316,8 @@
     </w:tbl>
     <w:p>
       <w:pPr>
-        <w:pBdr>
-          <w:bottom w:val="single" w:sz="6" w:space="1" w:color="CCCCCC"/>
-        </w:pBdr>
-        <w:spacing w:before="160" w:after="160"/>
-      </w:pPr>
-    </w:p>
-    <w:p>
-      <w:pPr>
-        <w:pStyle w:val="Ttulo1"/>
-      </w:pPr>
-      <w:r>
-        <w:t>7. Estado actual del proyecto</w:t>
-      </w:r>
-    </w:p>
-    <w:p>
-      <w:pPr>
-        <w:pStyle w:val="Ttulo2"/>
-      </w:pPr>
-      <w:r>
-        <w:t>Lo que está hecho</w:t>
-      </w:r>
-    </w:p>
-    <w:p>
-      <w:pPr>
-        <w:pStyle w:val="Prrafodelista"/>
-        <w:numPr>
-          <w:ilvl w:val="0"/>
-          <w:numId w:val="2"/>
-        </w:numPr>
-        <w:spacing w:before="60" w:after="60"/>
-      </w:pPr>
-      <w:r>
-        <w:t>7 módulos de procesamiento implementados y funcionales</w:t>
-      </w:r>
-    </w:p>
-    <w:p>
-      <w:pPr>
-        <w:pStyle w:val="Prrafodelista"/>
-        <w:numPr>
-          <w:ilvl w:val="0"/>
-          <w:numId w:val="2"/>
-        </w:numPr>
-        <w:spacing w:before="60" w:after="60"/>
-      </w:pPr>
-      <w:r>
-        <w:t>Interfaz interactiva con sliders en tiempo real</w:t>
-      </w:r>
-    </w:p>
-    <w:p>
-      <w:pPr>
-        <w:pStyle w:val="Prrafodelista"/>
-        <w:numPr>
-          <w:ilvl w:val="0"/>
-          <w:numId w:val="2"/>
-        </w:numPr>
-        <w:spacing w:before="60" w:after="60"/>
-      </w:pPr>
-      <w:r>
-        <w:lastRenderedPageBreak/>
-        <w:t>8 modos de visualización cubriendo todas las unidades del programa</w:t>
-      </w:r>
-    </w:p>
-    <w:p>
-      <w:pPr>
-        <w:pStyle w:val="Prrafodelista"/>
-        <w:numPr>
-          <w:ilvl w:val="0"/>
-          <w:numId w:val="2"/>
-        </w:numPr>
-        <w:spacing w:before="60" w:after="60"/>
-      </w:pPr>
-      <w:r>
-        <w:t>Manejo de errores para dataset no encontrado</w:t>
-      </w:r>
-    </w:p>
-    <w:p>
-      <w:pPr>
-        <w:pStyle w:val="Prrafodelista"/>
-        <w:numPr>
-          <w:ilvl w:val="0"/>
-          <w:numId w:val="2"/>
-        </w:numPr>
-        <w:spacing w:before="60" w:after="60"/>
-      </w:pPr>
-      <w:r>
-        <w:t>Captura de pantalla del resultado disponible</w:t>
-      </w:r>
-    </w:p>
-    <w:p>
-      <w:pPr>
-        <w:pStyle w:val="Ttulo2"/>
-      </w:pPr>
-      <w:r>
-        <w:t>Lo que falta (próximas etapas)</w:t>
-      </w:r>
-    </w:p>
-    <w:p>
-      <w:pPr>
-        <w:pStyle w:val="Prrafodelista"/>
-        <w:numPr>
-          <w:ilvl w:val="0"/>
-          <w:numId w:val="2"/>
-        </w:numPr>
-        <w:spacing w:before="60" w:after="60"/>
-      </w:pPr>
-      <w:r>
-        <w:t>Aplicar Programación Orientada a Objetos (POO) — refactorizar módulos en clases</w:t>
-      </w:r>
-    </w:p>
-    <w:p>
-      <w:pPr>
-        <w:pStyle w:val="Prrafodelista"/>
-        <w:numPr>
-          <w:ilvl w:val="0"/>
-          <w:numId w:val="2"/>
-        </w:numPr>
-        <w:spacing w:before="60" w:after="60"/>
-      </w:pPr>
-      <w:r>
-        <w:t>Separar formalmente el Core de la capa de presentación</w:t>
-      </w:r>
-    </w:p>
-    <w:p>
-      <w:pPr>
-        <w:pStyle w:val="Prrafodelista"/>
-        <w:numPr>
-          <w:ilvl w:val="0"/>
-          <w:numId w:val="2"/>
-        </w:numPr>
-        <w:spacing w:before="60" w:after="60"/>
-      </w:pPr>
-      <w:r>
-        <w:t>Subir al repositorio Git con historia de commits representativa</w:t>
-      </w:r>
-    </w:p>
-    <w:p>
-      <w:pPr>
-        <w:pStyle w:val="Prrafodelista"/>
-        <w:numPr>
-          <w:ilvl w:val="0"/>
-          <w:numId w:val="2"/>
-        </w:numPr>
-        <w:spacing w:before="60" w:after="60"/>
-      </w:pPr>
-      <w:r>
-        <w:t>Versión web con Streamlit (sugerencia del profe)</w:t>
-      </w:r>
-    </w:p>
-    <w:p>
-      <w:pPr>
-        <w:pStyle w:val="Prrafodelista"/>
-        <w:numPr>
-          <w:ilvl w:val="0"/>
-          <w:numId w:val="2"/>
-        </w:numPr>
-        <w:spacing w:before="60" w:after="60"/>
-      </w:pPr>
-      <w:r>
-        <w:t>Mejorar interfaz: reemplazar teclas 1-8 por botones o menú desplegable</w:t>
-      </w:r>
-    </w:p>
-    <w:p>
-      <w:pPr>
-        <w:pStyle w:val="Prrafodelista"/>
-        <w:numPr>
-          <w:ilvl w:val="0"/>
-          <w:numId w:val="2"/>
-        </w:numPr>
-        <w:spacing w:before="60" w:after="60"/>
-      </w:pPr>
-      <w:r>
-        <w:t>Informe técnico final en PDF</w:t>
-      </w:r>
-    </w:p>
-    <w:p>
-      <w:pPr>
-        <w:pStyle w:val="Prrafodelista"/>
-        <w:numPr>
-          <w:ilvl w:val="0"/>
-          <w:numId w:val="2"/>
-        </w:numPr>
-        <w:spacing w:before="60" w:after="60"/>
-      </w:pPr>
-      <w:r>
-        <w:t>Pruebas automatizadas del Core (opcional)</w:t>
-      </w:r>
-    </w:p>
-    <w:p>
-      <w:pPr>
-        <w:pStyle w:val="Prrafodelista"/>
-        <w:numPr>
-          <w:ilvl w:val="0"/>
-          <w:numId w:val="2"/>
-        </w:numPr>
-        <w:spacing w:before="60" w:after="60"/>
-      </w:pPr>
-      <w:r>
-        <w:t>Anexo de uso de IA</w:t>
-      </w:r>
-      <w:r>
-        <w:t xml:space="preserve"> (opcional si la usamos)</w:t>
-      </w:r>
-    </w:p>
-    <w:p>
-      <w:pPr>
-        <w:pBdr>
-          <w:bottom w:val="single" w:sz="6" w:space="1" w:color="CCCCCC"/>
-        </w:pBdr>
-        <w:spacing w:before="160" w:after="160"/>
-      </w:pPr>
-    </w:p>
-    <w:p>
-      <w:pPr>
-        <w:pStyle w:val="Ttulo1"/>
-      </w:pPr>
-      <w:r>
-        <w:t>8. Plan de trabajo – Próximas etapas</w:t>
-      </w:r>
+        <w:spacing w:before="80" w:after="80"/>
+      </w:pPr>
     </w:p>
     <w:tbl>
       <w:tblPr>
@@ -1832,7 +2334,818 @@
           <w:left w:w="10" w:type="dxa"/>
           <w:right w:w="10" w:type="dxa"/>
         </w:tblCellMar>
-        <w:tblLook w:val="0000" w:firstRow="0" w:lastRow="0" w:firstColumn="0" w:lastColumn="0" w:noHBand="0" w:noVBand="0"/>
+        <w:tblLook w:val="04A0" w:firstRow="1" w:lastRow="0" w:firstColumn="1" w:lastColumn="0" w:noHBand="0" w:noVBand="1"/>
+      </w:tblPr>
+      <w:tblGrid>
+        <w:gridCol w:w="2800"/>
+        <w:gridCol w:w="6560"/>
+      </w:tblGrid>
+      <w:tr>
+        <w:tblPrEx>
+          <w:tblCellMar>
+            <w:top w:w="0" w:type="dxa"/>
+            <w:bottom w:w="0" w:type="dxa"/>
+          </w:tblCellMar>
+        </w:tblPrEx>
+        <w:tc>
+          <w:tcPr>
+            <w:tcW w:w="2800" w:type="dxa"/>
+            <w:tcBorders>
+              <w:top w:val="single" w:sz="1" w:space="0" w:color="4472C4"/>
+              <w:left w:val="single" w:sz="1" w:space="0" w:color="4472C4"/>
+              <w:bottom w:val="single" w:sz="1" w:space="0" w:color="4472C4"/>
+              <w:right w:val="single" w:sz="1" w:space="0" w:color="4472C4"/>
+            </w:tcBorders>
+            <w:shd w:val="clear" w:color="auto" w:fill="2E4057"/>
+            <w:tcMar>
+              <w:top w:w="80" w:type="dxa"/>
+              <w:left w:w="120" w:type="dxa"/>
+              <w:bottom w:w="80" w:type="dxa"/>
+              <w:right w:w="120" w:type="dxa"/>
+            </w:tcMar>
+          </w:tcPr>
+          <w:p>
+            <w:proofErr w:type="spellStart"/>
+            <w:r>
+              <w:rPr>
+                <w:b/>
+                <w:bCs/>
+                <w:color w:val="FFFFFF"/>
+                <w:sz w:val="20"/>
+                <w:szCs w:val="20"/>
+              </w:rPr>
+              <w:t>Libreria</w:t>
+            </w:r>
+            <w:proofErr w:type="spellEnd"/>
+          </w:p>
+        </w:tc>
+        <w:tc>
+          <w:tcPr>
+            <w:tcW w:w="6560" w:type="dxa"/>
+            <w:tcBorders>
+              <w:top w:val="single" w:sz="1" w:space="0" w:color="4472C4"/>
+              <w:left w:val="single" w:sz="1" w:space="0" w:color="4472C4"/>
+              <w:bottom w:val="single" w:sz="1" w:space="0" w:color="4472C4"/>
+              <w:right w:val="single" w:sz="1" w:space="0" w:color="4472C4"/>
+            </w:tcBorders>
+            <w:shd w:val="clear" w:color="auto" w:fill="2E4057"/>
+            <w:tcMar>
+              <w:top w:w="80" w:type="dxa"/>
+              <w:left w:w="120" w:type="dxa"/>
+              <w:bottom w:w="80" w:type="dxa"/>
+              <w:right w:w="120" w:type="dxa"/>
+            </w:tcMar>
+          </w:tcPr>
+          <w:p>
+            <w:r>
+              <w:rPr>
+                <w:b/>
+                <w:bCs/>
+                <w:color w:val="FFFFFF"/>
+                <w:sz w:val="20"/>
+                <w:szCs w:val="20"/>
+              </w:rPr>
+              <w:t>Uso</w:t>
+            </w:r>
+          </w:p>
+        </w:tc>
+      </w:tr>
+      <w:tr>
+        <w:tblPrEx>
+          <w:tblCellMar>
+            <w:top w:w="0" w:type="dxa"/>
+            <w:bottom w:w="0" w:type="dxa"/>
+          </w:tblCellMar>
+        </w:tblPrEx>
+        <w:tc>
+          <w:tcPr>
+            <w:tcW w:w="2800" w:type="dxa"/>
+            <w:tcBorders>
+              <w:top w:val="single" w:sz="1" w:space="0" w:color="CCCCCC"/>
+              <w:left w:val="single" w:sz="1" w:space="0" w:color="CCCCCC"/>
+              <w:bottom w:val="single" w:sz="1" w:space="0" w:color="CCCCCC"/>
+              <w:right w:val="single" w:sz="1" w:space="0" w:color="CCCCCC"/>
+            </w:tcBorders>
+            <w:shd w:val="clear" w:color="auto" w:fill="F8F9FA"/>
+            <w:tcMar>
+              <w:top w:w="80" w:type="dxa"/>
+              <w:left w:w="120" w:type="dxa"/>
+              <w:bottom w:w="80" w:type="dxa"/>
+              <w:right w:w="120" w:type="dxa"/>
+            </w:tcMar>
+          </w:tcPr>
+          <w:p>
+            <w:proofErr w:type="spellStart"/>
+            <w:r>
+              <w:rPr>
+                <w:color w:val="333333"/>
+                <w:sz w:val="20"/>
+                <w:szCs w:val="20"/>
+              </w:rPr>
+              <w:t>opencv-python</w:t>
+            </w:r>
+            <w:proofErr w:type="spellEnd"/>
+          </w:p>
+        </w:tc>
+        <w:tc>
+          <w:tcPr>
+            <w:tcW w:w="6560" w:type="dxa"/>
+            <w:tcBorders>
+              <w:top w:val="single" w:sz="1" w:space="0" w:color="CCCCCC"/>
+              <w:left w:val="single" w:sz="1" w:space="0" w:color="CCCCCC"/>
+              <w:bottom w:val="single" w:sz="1" w:space="0" w:color="CCCCCC"/>
+              <w:right w:val="single" w:sz="1" w:space="0" w:color="CCCCCC"/>
+            </w:tcBorders>
+            <w:shd w:val="clear" w:color="auto" w:fill="F8F9FA"/>
+            <w:tcMar>
+              <w:top w:w="80" w:type="dxa"/>
+              <w:left w:w="120" w:type="dxa"/>
+              <w:bottom w:w="80" w:type="dxa"/>
+              <w:right w:w="120" w:type="dxa"/>
+            </w:tcMar>
+          </w:tcPr>
+          <w:p>
+            <w:r>
+              <w:rPr>
+                <w:color w:val="333333"/>
+                <w:sz w:val="20"/>
+                <w:szCs w:val="20"/>
+              </w:rPr>
+              <w:t xml:space="preserve">Procesamiento de </w:t>
+            </w:r>
+            <w:proofErr w:type="spellStart"/>
+            <w:r>
+              <w:rPr>
+                <w:color w:val="333333"/>
+                <w:sz w:val="20"/>
+                <w:szCs w:val="20"/>
+              </w:rPr>
+              <w:t>imagenes</w:t>
+            </w:r>
+            <w:proofErr w:type="spellEnd"/>
+            <w:r>
+              <w:rPr>
+                <w:color w:val="333333"/>
+                <w:sz w:val="20"/>
+                <w:szCs w:val="20"/>
+              </w:rPr>
+              <w:t>, interfaz visual, sliders</w:t>
+            </w:r>
+          </w:p>
+        </w:tc>
+      </w:tr>
+      <w:tr>
+        <w:tblPrEx>
+          <w:tblCellMar>
+            <w:top w:w="0" w:type="dxa"/>
+            <w:bottom w:w="0" w:type="dxa"/>
+          </w:tblCellMar>
+        </w:tblPrEx>
+        <w:tc>
+          <w:tcPr>
+            <w:tcW w:w="2800" w:type="dxa"/>
+            <w:tcBorders>
+              <w:top w:val="single" w:sz="1" w:space="0" w:color="CCCCCC"/>
+              <w:left w:val="single" w:sz="1" w:space="0" w:color="CCCCCC"/>
+              <w:bottom w:val="single" w:sz="1" w:space="0" w:color="CCCCCC"/>
+              <w:right w:val="single" w:sz="1" w:space="0" w:color="CCCCCC"/>
+            </w:tcBorders>
+            <w:shd w:val="clear" w:color="auto" w:fill="F8F9FA"/>
+            <w:tcMar>
+              <w:top w:w="80" w:type="dxa"/>
+              <w:left w:w="120" w:type="dxa"/>
+              <w:bottom w:w="80" w:type="dxa"/>
+              <w:right w:w="120" w:type="dxa"/>
+            </w:tcMar>
+          </w:tcPr>
+          <w:p>
+            <w:proofErr w:type="spellStart"/>
+            <w:r>
+              <w:rPr>
+                <w:color w:val="333333"/>
+                <w:sz w:val="20"/>
+                <w:szCs w:val="20"/>
+              </w:rPr>
+              <w:t>numpy</w:t>
+            </w:r>
+            <w:proofErr w:type="spellEnd"/>
+          </w:p>
+        </w:tc>
+        <w:tc>
+          <w:tcPr>
+            <w:tcW w:w="6560" w:type="dxa"/>
+            <w:tcBorders>
+              <w:top w:val="single" w:sz="1" w:space="0" w:color="CCCCCC"/>
+              <w:left w:val="single" w:sz="1" w:space="0" w:color="CCCCCC"/>
+              <w:bottom w:val="single" w:sz="1" w:space="0" w:color="CCCCCC"/>
+              <w:right w:val="single" w:sz="1" w:space="0" w:color="CCCCCC"/>
+            </w:tcBorders>
+            <w:shd w:val="clear" w:color="auto" w:fill="F8F9FA"/>
+            <w:tcMar>
+              <w:top w:w="80" w:type="dxa"/>
+              <w:left w:w="120" w:type="dxa"/>
+              <w:bottom w:w="80" w:type="dxa"/>
+              <w:right w:w="120" w:type="dxa"/>
+            </w:tcMar>
+          </w:tcPr>
+          <w:p>
+            <w:r>
+              <w:rPr>
+                <w:color w:val="333333"/>
+                <w:sz w:val="20"/>
+                <w:szCs w:val="20"/>
+              </w:rPr>
+              <w:t>Operaciones matriciales sobre pixeles</w:t>
+            </w:r>
+          </w:p>
+        </w:tc>
+      </w:tr>
+      <w:tr>
+        <w:tblPrEx>
+          <w:tblCellMar>
+            <w:top w:w="0" w:type="dxa"/>
+            <w:bottom w:w="0" w:type="dxa"/>
+          </w:tblCellMar>
+        </w:tblPrEx>
+        <w:tc>
+          <w:tcPr>
+            <w:tcW w:w="2800" w:type="dxa"/>
+            <w:tcBorders>
+              <w:top w:val="single" w:sz="1" w:space="0" w:color="CCCCCC"/>
+              <w:left w:val="single" w:sz="1" w:space="0" w:color="CCCCCC"/>
+              <w:bottom w:val="single" w:sz="1" w:space="0" w:color="CCCCCC"/>
+              <w:right w:val="single" w:sz="1" w:space="0" w:color="CCCCCC"/>
+            </w:tcBorders>
+            <w:shd w:val="clear" w:color="auto" w:fill="F8F9FA"/>
+            <w:tcMar>
+              <w:top w:w="80" w:type="dxa"/>
+              <w:left w:w="120" w:type="dxa"/>
+              <w:bottom w:w="80" w:type="dxa"/>
+              <w:right w:w="120" w:type="dxa"/>
+            </w:tcMar>
+          </w:tcPr>
+          <w:p>
+            <w:proofErr w:type="spellStart"/>
+            <w:r>
+              <w:rPr>
+                <w:color w:val="333333"/>
+                <w:sz w:val="20"/>
+                <w:szCs w:val="20"/>
+              </w:rPr>
+              <w:t>scikit-learn</w:t>
+            </w:r>
+            <w:proofErr w:type="spellEnd"/>
+          </w:p>
+        </w:tc>
+        <w:tc>
+          <w:tcPr>
+            <w:tcW w:w="6560" w:type="dxa"/>
+            <w:tcBorders>
+              <w:top w:val="single" w:sz="1" w:space="0" w:color="CCCCCC"/>
+              <w:left w:val="single" w:sz="1" w:space="0" w:color="CCCCCC"/>
+              <w:bottom w:val="single" w:sz="1" w:space="0" w:color="CCCCCC"/>
+              <w:right w:val="single" w:sz="1" w:space="0" w:color="CCCCCC"/>
+            </w:tcBorders>
+            <w:shd w:val="clear" w:color="auto" w:fill="F8F9FA"/>
+            <w:tcMar>
+              <w:top w:w="80" w:type="dxa"/>
+              <w:left w:w="120" w:type="dxa"/>
+              <w:bottom w:w="80" w:type="dxa"/>
+              <w:right w:w="120" w:type="dxa"/>
+            </w:tcMar>
+          </w:tcPr>
+          <w:p>
+            <w:r>
+              <w:rPr>
+                <w:color w:val="333333"/>
+                <w:sz w:val="20"/>
+                <w:szCs w:val="20"/>
+              </w:rPr>
+              <w:t>Algoritmo K-</w:t>
+            </w:r>
+            <w:proofErr w:type="spellStart"/>
+            <w:r>
+              <w:rPr>
+                <w:color w:val="333333"/>
+                <w:sz w:val="20"/>
+                <w:szCs w:val="20"/>
+              </w:rPr>
+              <w:t>means</w:t>
+            </w:r>
+            <w:proofErr w:type="spellEnd"/>
+          </w:p>
+        </w:tc>
+      </w:tr>
+      <w:tr>
+        <w:tblPrEx>
+          <w:tblCellMar>
+            <w:top w:w="0" w:type="dxa"/>
+            <w:bottom w:w="0" w:type="dxa"/>
+          </w:tblCellMar>
+        </w:tblPrEx>
+        <w:tc>
+          <w:tcPr>
+            <w:tcW w:w="2800" w:type="dxa"/>
+            <w:tcBorders>
+              <w:top w:val="single" w:sz="1" w:space="0" w:color="CCCCCC"/>
+              <w:left w:val="single" w:sz="1" w:space="0" w:color="CCCCCC"/>
+              <w:bottom w:val="single" w:sz="1" w:space="0" w:color="CCCCCC"/>
+              <w:right w:val="single" w:sz="1" w:space="0" w:color="CCCCCC"/>
+            </w:tcBorders>
+            <w:shd w:val="clear" w:color="auto" w:fill="F8F9FA"/>
+            <w:tcMar>
+              <w:top w:w="80" w:type="dxa"/>
+              <w:left w:w="120" w:type="dxa"/>
+              <w:bottom w:w="80" w:type="dxa"/>
+              <w:right w:w="120" w:type="dxa"/>
+            </w:tcMar>
+          </w:tcPr>
+          <w:p>
+            <w:r>
+              <w:rPr>
+                <w:color w:val="333333"/>
+                <w:sz w:val="20"/>
+                <w:szCs w:val="20"/>
+              </w:rPr>
+              <w:t>Pillow</w:t>
+            </w:r>
+          </w:p>
+        </w:tc>
+        <w:tc>
+          <w:tcPr>
+            <w:tcW w:w="6560" w:type="dxa"/>
+            <w:tcBorders>
+              <w:top w:val="single" w:sz="1" w:space="0" w:color="CCCCCC"/>
+              <w:left w:val="single" w:sz="1" w:space="0" w:color="CCCCCC"/>
+              <w:bottom w:val="single" w:sz="1" w:space="0" w:color="CCCCCC"/>
+              <w:right w:val="single" w:sz="1" w:space="0" w:color="CCCCCC"/>
+            </w:tcBorders>
+            <w:shd w:val="clear" w:color="auto" w:fill="F8F9FA"/>
+            <w:tcMar>
+              <w:top w:w="80" w:type="dxa"/>
+              <w:left w:w="120" w:type="dxa"/>
+              <w:bottom w:w="80" w:type="dxa"/>
+              <w:right w:w="120" w:type="dxa"/>
+            </w:tcMar>
+          </w:tcPr>
+          <w:p>
+            <w:r>
+              <w:rPr>
+                <w:color w:val="333333"/>
+                <w:sz w:val="20"/>
+                <w:szCs w:val="20"/>
+              </w:rPr>
+              <w:t xml:space="preserve">Operaciones </w:t>
+            </w:r>
+            <w:proofErr w:type="spellStart"/>
+            <w:r>
+              <w:rPr>
+                <w:color w:val="333333"/>
+                <w:sz w:val="20"/>
+                <w:szCs w:val="20"/>
+              </w:rPr>
+              <w:t>basicas</w:t>
+            </w:r>
+            <w:proofErr w:type="spellEnd"/>
+            <w:r>
+              <w:rPr>
+                <w:color w:val="333333"/>
+                <w:sz w:val="20"/>
+                <w:szCs w:val="20"/>
+              </w:rPr>
+              <w:t xml:space="preserve">: </w:t>
+            </w:r>
+            <w:proofErr w:type="spellStart"/>
+            <w:r>
+              <w:rPr>
+                <w:color w:val="333333"/>
+                <w:sz w:val="20"/>
+                <w:szCs w:val="20"/>
+              </w:rPr>
+              <w:t>blur</w:t>
+            </w:r>
+            <w:proofErr w:type="spellEnd"/>
+            <w:r>
+              <w:rPr>
+                <w:color w:val="333333"/>
+                <w:sz w:val="20"/>
+                <w:szCs w:val="20"/>
+              </w:rPr>
+              <w:t>, brillo, contraste, grises</w:t>
+            </w:r>
+          </w:p>
+        </w:tc>
+      </w:tr>
+      <w:tr>
+        <w:tblPrEx>
+          <w:tblCellMar>
+            <w:top w:w="0" w:type="dxa"/>
+            <w:bottom w:w="0" w:type="dxa"/>
+          </w:tblCellMar>
+        </w:tblPrEx>
+        <w:tc>
+          <w:tcPr>
+            <w:tcW w:w="2800" w:type="dxa"/>
+            <w:tcBorders>
+              <w:top w:val="single" w:sz="1" w:space="0" w:color="CCCCCC"/>
+              <w:left w:val="single" w:sz="1" w:space="0" w:color="CCCCCC"/>
+              <w:bottom w:val="single" w:sz="1" w:space="0" w:color="CCCCCC"/>
+              <w:right w:val="single" w:sz="1" w:space="0" w:color="CCCCCC"/>
+            </w:tcBorders>
+            <w:shd w:val="clear" w:color="auto" w:fill="F8F9FA"/>
+            <w:tcMar>
+              <w:top w:w="80" w:type="dxa"/>
+              <w:left w:w="120" w:type="dxa"/>
+              <w:bottom w:w="80" w:type="dxa"/>
+              <w:right w:w="120" w:type="dxa"/>
+            </w:tcMar>
+          </w:tcPr>
+          <w:p>
+            <w:proofErr w:type="spellStart"/>
+            <w:r>
+              <w:rPr>
+                <w:color w:val="333333"/>
+                <w:sz w:val="20"/>
+                <w:szCs w:val="20"/>
+              </w:rPr>
+              <w:t>matplotlib</w:t>
+            </w:r>
+            <w:proofErr w:type="spellEnd"/>
+          </w:p>
+        </w:tc>
+        <w:tc>
+          <w:tcPr>
+            <w:tcW w:w="6560" w:type="dxa"/>
+            <w:tcBorders>
+              <w:top w:val="single" w:sz="1" w:space="0" w:color="CCCCCC"/>
+              <w:left w:val="single" w:sz="1" w:space="0" w:color="CCCCCC"/>
+              <w:bottom w:val="single" w:sz="1" w:space="0" w:color="CCCCCC"/>
+              <w:right w:val="single" w:sz="1" w:space="0" w:color="CCCCCC"/>
+            </w:tcBorders>
+            <w:shd w:val="clear" w:color="auto" w:fill="F8F9FA"/>
+            <w:tcMar>
+              <w:top w:w="80" w:type="dxa"/>
+              <w:left w:w="120" w:type="dxa"/>
+              <w:bottom w:w="80" w:type="dxa"/>
+              <w:right w:w="120" w:type="dxa"/>
+            </w:tcMar>
+          </w:tcPr>
+          <w:p>
+            <w:r>
+              <w:rPr>
+                <w:color w:val="333333"/>
+                <w:sz w:val="20"/>
+                <w:szCs w:val="20"/>
+              </w:rPr>
+              <w:t xml:space="preserve">Referencia para </w:t>
+            </w:r>
+            <w:proofErr w:type="spellStart"/>
+            <w:r>
+              <w:rPr>
+                <w:color w:val="333333"/>
+                <w:sz w:val="20"/>
+                <w:szCs w:val="20"/>
+              </w:rPr>
+              <w:t>calculo</w:t>
+            </w:r>
+            <w:proofErr w:type="spellEnd"/>
+            <w:r>
+              <w:rPr>
+                <w:color w:val="333333"/>
+                <w:sz w:val="20"/>
+                <w:szCs w:val="20"/>
+              </w:rPr>
+              <w:t xml:space="preserve"> de histogramas</w:t>
+            </w:r>
+          </w:p>
+        </w:tc>
+      </w:tr>
+    </w:tbl>
+    <w:p>
+      <w:pPr>
+        <w:pBdr>
+          <w:bottom w:val="single" w:sz="6" w:space="1" w:color="CCCCCC"/>
+        </w:pBdr>
+        <w:spacing w:before="160" w:after="160"/>
+      </w:pPr>
+    </w:p>
+    <w:p>
+      <w:pPr>
+        <w:pStyle w:val="Ttulo1"/>
+      </w:pPr>
+      <w:r>
+        <w:t>7. Estado actual del proyecto</w:t>
+      </w:r>
+    </w:p>
+    <w:p>
+      <w:pPr>
+        <w:pStyle w:val="Ttulo2"/>
+      </w:pPr>
+      <w:r>
+        <w:t>Completado</w:t>
+      </w:r>
+    </w:p>
+    <w:p>
+      <w:pPr>
+        <w:pStyle w:val="Prrafodelista"/>
+        <w:numPr>
+          <w:ilvl w:val="0"/>
+          <w:numId w:val="2"/>
+        </w:numPr>
+        <w:spacing w:before="60" w:after="60"/>
+      </w:pPr>
+      <w:r>
+        <w:t xml:space="preserve">7 </w:t>
+      </w:r>
+      <w:proofErr w:type="spellStart"/>
+      <w:r>
+        <w:t>modulos</w:t>
+      </w:r>
+      <w:proofErr w:type="spellEnd"/>
+      <w:r>
+        <w:t xml:space="preserve"> de procesamiento implementados y funcionales</w:t>
+      </w:r>
+    </w:p>
+    <w:p>
+      <w:pPr>
+        <w:pStyle w:val="Prrafodelista"/>
+        <w:numPr>
+          <w:ilvl w:val="0"/>
+          <w:numId w:val="2"/>
+        </w:numPr>
+        <w:spacing w:before="60" w:after="60"/>
+      </w:pPr>
+      <w:r>
+        <w:t>Interfaz interactiva con sliders en tiempo real</w:t>
+      </w:r>
+    </w:p>
+    <w:p>
+      <w:pPr>
+        <w:pStyle w:val="Prrafodelista"/>
+        <w:numPr>
+          <w:ilvl w:val="0"/>
+          <w:numId w:val="2"/>
+        </w:numPr>
+        <w:spacing w:before="60" w:after="60"/>
+      </w:pPr>
+      <w:r>
+        <w:t xml:space="preserve">8 modos de </w:t>
+      </w:r>
+      <w:proofErr w:type="spellStart"/>
+      <w:r>
+        <w:t>visualizacion</w:t>
+      </w:r>
+      <w:proofErr w:type="spellEnd"/>
+      <w:r>
+        <w:t>, todos con sliders propios</w:t>
+      </w:r>
+    </w:p>
+    <w:p>
+      <w:pPr>
+        <w:pStyle w:val="Prrafodelista"/>
+        <w:numPr>
+          <w:ilvl w:val="0"/>
+          <w:numId w:val="2"/>
+        </w:numPr>
+        <w:spacing w:before="60" w:after="60"/>
+      </w:pPr>
+      <w:r>
+        <w:t xml:space="preserve">Manejo de errores para </w:t>
+      </w:r>
+      <w:proofErr w:type="spellStart"/>
+      <w:r>
+        <w:t>dataset</w:t>
+      </w:r>
+      <w:proofErr w:type="spellEnd"/>
+      <w:r>
+        <w:t xml:space="preserve"> no encontrado</w:t>
+      </w:r>
+    </w:p>
+    <w:p>
+      <w:pPr>
+        <w:pStyle w:val="Prrafodelista"/>
+        <w:numPr>
+          <w:ilvl w:val="0"/>
+          <w:numId w:val="2"/>
+        </w:numPr>
+        <w:spacing w:before="60" w:after="60"/>
+      </w:pPr>
+      <w:r>
+        <w:t>Repositorio Git inicializado y subido a GitHub</w:t>
+      </w:r>
+    </w:p>
+    <w:p>
+      <w:pPr>
+        <w:pStyle w:val="Prrafodelista"/>
+        <w:numPr>
+          <w:ilvl w:val="0"/>
+          <w:numId w:val="2"/>
+        </w:numPr>
+        <w:spacing w:before="60" w:after="60"/>
+      </w:pPr>
+      <w:proofErr w:type="spellStart"/>
+      <w:r>
+        <w:t>Refactorizacion</w:t>
+      </w:r>
+      <w:proofErr w:type="spellEnd"/>
+      <w:r>
+        <w:t xml:space="preserve"> con POO completa: clases Motor, </w:t>
+      </w:r>
+      <w:proofErr w:type="spellStart"/>
+      <w:r>
+        <w:t>PillowProcessor</w:t>
+      </w:r>
+      <w:proofErr w:type="spellEnd"/>
+      <w:r>
+        <w:t xml:space="preserve"> y </w:t>
+      </w:r>
+      <w:proofErr w:type="spellStart"/>
+      <w:r>
+        <w:t>OpenCVProcessor</w:t>
+      </w:r>
+      <w:proofErr w:type="spellEnd"/>
+    </w:p>
+    <w:p>
+      <w:pPr>
+        <w:pStyle w:val="Prrafodelista"/>
+        <w:numPr>
+          <w:ilvl w:val="0"/>
+          <w:numId w:val="2"/>
+        </w:numPr>
+        <w:spacing w:before="60" w:after="60"/>
+      </w:pPr>
+      <w:r>
+        <w:t xml:space="preserve">Core independiente de la interfaz: Motor reutilizable desde </w:t>
+      </w:r>
+      <w:proofErr w:type="spellStart"/>
+      <w:r>
+        <w:t>OpenCV</w:t>
+      </w:r>
+      <w:proofErr w:type="spellEnd"/>
+      <w:r>
+        <w:t xml:space="preserve"> o </w:t>
+      </w:r>
+      <w:proofErr w:type="spellStart"/>
+      <w:r>
+        <w:t>Streamlit</w:t>
+      </w:r>
+      <w:proofErr w:type="spellEnd"/>
+    </w:p>
+    <w:p>
+      <w:pPr>
+        <w:pStyle w:val="Ttulo2"/>
+      </w:pPr>
+      <w:r>
+        <w:t>Pendiente</w:t>
+      </w:r>
+    </w:p>
+    <w:p>
+      <w:pPr>
+        <w:pStyle w:val="Prrafodelista"/>
+        <w:numPr>
+          <w:ilvl w:val="0"/>
+          <w:numId w:val="2"/>
+        </w:numPr>
+        <w:spacing w:before="60" w:after="60"/>
+      </w:pPr>
+      <w:r>
+        <w:t xml:space="preserve">Crear </w:t>
+      </w:r>
+      <w:proofErr w:type="spellStart"/>
+      <w:r>
+        <w:t>version</w:t>
+      </w:r>
+      <w:proofErr w:type="spellEnd"/>
+      <w:r>
+        <w:t xml:space="preserve"> web con </w:t>
+      </w:r>
+      <w:proofErr w:type="spellStart"/>
+      <w:r>
+        <w:t>Streamlit</w:t>
+      </w:r>
+      <w:proofErr w:type="spellEnd"/>
+    </w:p>
+    <w:p>
+      <w:pPr>
+        <w:pStyle w:val="Prrafodelista"/>
+        <w:numPr>
+          <w:ilvl w:val="0"/>
+          <w:numId w:val="2"/>
+        </w:numPr>
+        <w:spacing w:before="60" w:after="60"/>
+      </w:pPr>
+      <w:r>
+        <w:t xml:space="preserve">Mejorar interfaz: reemplazar teclas 1-8 por botones o </w:t>
+      </w:r>
+      <w:proofErr w:type="spellStart"/>
+      <w:r>
+        <w:t>menu</w:t>
+      </w:r>
+      <w:proofErr w:type="spellEnd"/>
+      <w:r>
+        <w:t xml:space="preserve"> desplegable</w:t>
+      </w:r>
+    </w:p>
+    <w:p>
+      <w:pPr>
+        <w:pStyle w:val="Prrafodelista"/>
+        <w:numPr>
+          <w:ilvl w:val="0"/>
+          <w:numId w:val="2"/>
+        </w:numPr>
+        <w:spacing w:before="60" w:after="60"/>
+      </w:pPr>
+      <w:r>
+        <w:t>Actualizar README con la nueva arquitectura POO</w:t>
+      </w:r>
+    </w:p>
+    <w:p>
+      <w:pPr>
+        <w:pStyle w:val="Prrafodelista"/>
+        <w:numPr>
+          <w:ilvl w:val="0"/>
+          <w:numId w:val="2"/>
+        </w:numPr>
+        <w:spacing w:before="60" w:after="60"/>
+      </w:pPr>
+      <w:r>
+        <w:t xml:space="preserve">Redactar informe </w:t>
+      </w:r>
+      <w:proofErr w:type="spellStart"/>
+      <w:r>
+        <w:t>tecnico</w:t>
+      </w:r>
+      <w:proofErr w:type="spellEnd"/>
+      <w:r>
+        <w:t xml:space="preserve"> final en PDF</w:t>
+      </w:r>
+    </w:p>
+    <w:p>
+      <w:pPr>
+        <w:pStyle w:val="Prrafodelista"/>
+        <w:numPr>
+          <w:ilvl w:val="0"/>
+          <w:numId w:val="2"/>
+        </w:numPr>
+        <w:spacing w:before="60" w:after="60"/>
+      </w:pPr>
+      <w:r>
+        <w:t>Agregar pruebas automatizadas del Core (opcional, suma nota)</w:t>
+      </w:r>
+    </w:p>
+    <w:p>
+      <w:pPr>
+        <w:pStyle w:val="Prrafodelista"/>
+        <w:numPr>
+          <w:ilvl w:val="0"/>
+          <w:numId w:val="2"/>
+        </w:numPr>
+        <w:spacing w:before="60" w:after="60"/>
+      </w:pPr>
+      <w:r>
+        <w:t>Preparar anexo de uso de IA (opcional, suma nota)</w:t>
+      </w:r>
+    </w:p>
+    <w:p>
+      <w:pPr>
+        <w:pBdr>
+          <w:bottom w:val="single" w:sz="6" w:space="1" w:color="CCCCCC"/>
+        </w:pBdr>
+        <w:spacing w:before="160" w:after="160"/>
+      </w:pPr>
+    </w:p>
+    <w:p>
+      <w:pPr>
+        <w:pStyle w:val="Ttulo1"/>
+      </w:pPr>
+      <w:r>
+        <w:t xml:space="preserve">8. Plan de trabajo – </w:t>
+      </w:r>
+      <w:proofErr w:type="spellStart"/>
+      <w:r>
+        <w:t>Proximas</w:t>
+      </w:r>
+      <w:proofErr w:type="spellEnd"/>
+      <w:r>
+        <w:t xml:space="preserve"> etapas</w:t>
+      </w:r>
+    </w:p>
+    <w:tbl>
+      <w:tblPr>
+        <w:tblW w:w="9360" w:type="dxa"/>
+        <w:tblBorders>
+          <w:top w:val="single" w:sz="4" w:space="0" w:color="auto"/>
+          <w:left w:val="single" w:sz="4" w:space="0" w:color="auto"/>
+          <w:bottom w:val="single" w:sz="4" w:space="0" w:color="auto"/>
+          <w:right w:val="single" w:sz="4" w:space="0" w:color="auto"/>
+          <w:insideH w:val="single" w:sz="4" w:space="0" w:color="auto"/>
+          <w:insideV w:val="single" w:sz="4" w:space="0" w:color="auto"/>
+        </w:tblBorders>
+        <w:tblCellMar>
+          <w:left w:w="10" w:type="dxa"/>
+          <w:right w:w="10" w:type="dxa"/>
+        </w:tblCellMar>
+        <w:tblLook w:val="04A0" w:firstRow="1" w:lastRow="0" w:firstColumn="1" w:lastColumn="0" w:noHBand="0" w:noVBand="1"/>
       </w:tblPr>
       <w:tblGrid>
         <w:gridCol w:w="1000"/>
@@ -1999,7 +3312,23 @@
                 <w:sz w:val="20"/>
                 <w:szCs w:val="20"/>
               </w:rPr>
-              <w:t>Subir proyecto a Git con commits</w:t>
+              <w:t xml:space="preserve">Subir proyecto a Git con </w:t>
+            </w:r>
+            <w:proofErr w:type="spellStart"/>
+            <w:r>
+              <w:rPr>
+                <w:sz w:val="20"/>
+                <w:szCs w:val="20"/>
+              </w:rPr>
+              <w:t>commits</w:t>
+            </w:r>
+            <w:proofErr w:type="spellEnd"/>
+            <w:r>
+              <w:rPr>
+                <w:sz w:val="20"/>
+                <w:szCs w:val="20"/>
+              </w:rPr>
+              <w:t xml:space="preserve"> prolijos</w:t>
             </w:r>
           </w:p>
         </w:tc>
@@ -2012,7 +3341,7 @@
               <w:bottom w:val="single" w:sz="1" w:space="0" w:color="CCCCCC"/>
               <w:right w:val="single" w:sz="1" w:space="0" w:color="CCCCCC"/>
             </w:tcBorders>
-            <w:shd w:val="clear" w:color="auto" w:fill="FFF3CD"/>
+            <w:shd w:val="clear" w:color="auto" w:fill="D5EDDA"/>
             <w:tcMar>
               <w:top w:w="80" w:type="dxa"/>
               <w:left w:w="120" w:type="dxa"/>
@@ -2026,11 +3355,11 @@
             </w:pPr>
             <w:r>
               <w:rPr>
-                <w:color w:val="856404"/>
-                <w:sz w:val="20"/>
-                <w:szCs w:val="20"/>
-              </w:rPr>
-              <w:t>Pendiente</w:t>
+                <w:color w:val="276A40"/>
+                <w:sz w:val="20"/>
+                <w:szCs w:val="20"/>
+              </w:rPr>
+              <w:t>Completado</w:t>
             </w:r>
           </w:p>
         </w:tc>
@@ -2097,7 +3426,23 @@
                 <w:sz w:val="20"/>
                 <w:szCs w:val="20"/>
               </w:rPr>
-              <w:t>Refactorizar módulos aplicando POO</w:t>
+              <w:t xml:space="preserve">Refactorizar </w:t>
+            </w:r>
+            <w:proofErr w:type="spellStart"/>
+            <w:r>
+              <w:rPr>
+                <w:sz w:val="20"/>
+                <w:szCs w:val="20"/>
+              </w:rPr>
+              <w:t>modulos</w:t>
+            </w:r>
+            <w:proofErr w:type="spellEnd"/>
+            <w:r>
+              <w:rPr>
+                <w:sz w:val="20"/>
+                <w:szCs w:val="20"/>
+              </w:rPr>
+              <w:t xml:space="preserve"> aplicando POO</w:t>
             </w:r>
           </w:p>
         </w:tc>
@@ -2110,7 +3455,7 @@
               <w:bottom w:val="single" w:sz="1" w:space="0" w:color="CCCCCC"/>
               <w:right w:val="single" w:sz="1" w:space="0" w:color="CCCCCC"/>
             </w:tcBorders>
-            <w:shd w:val="clear" w:color="auto" w:fill="FFF3CD"/>
+            <w:shd w:val="clear" w:color="auto" w:fill="D5EDDA"/>
             <w:tcMar>
               <w:top w:w="80" w:type="dxa"/>
               <w:left w:w="120" w:type="dxa"/>
@@ -2124,11 +3469,11 @@
             </w:pPr>
             <w:r>
               <w:rPr>
-                <w:color w:val="856404"/>
-                <w:sz w:val="20"/>
-                <w:szCs w:val="20"/>
-              </w:rPr>
-              <w:t>Pendiente</w:t>
+                <w:color w:val="276A40"/>
+                <w:sz w:val="20"/>
+                <w:szCs w:val="20"/>
+              </w:rPr>
+              <w:t>Completado</w:t>
             </w:r>
           </w:p>
         </w:tc>
@@ -2195,8 +3540,33 @@
                 <w:sz w:val="20"/>
                 <w:szCs w:val="20"/>
               </w:rPr>
-              <w:t>Crear versión web con Streamlit</w:t>
-            </w:r>
+              <w:t xml:space="preserve">Crear </w:t>
+            </w:r>
+            <w:proofErr w:type="spellStart"/>
+            <w:r>
+              <w:rPr>
+                <w:sz w:val="20"/>
+                <w:szCs w:val="20"/>
+              </w:rPr>
+              <w:t>version</w:t>
+            </w:r>
+            <w:proofErr w:type="spellEnd"/>
+            <w:r>
+              <w:rPr>
+                <w:sz w:val="20"/>
+                <w:szCs w:val="20"/>
+              </w:rPr>
+              <w:t xml:space="preserve"> web con </w:t>
+            </w:r>
+            <w:proofErr w:type="spellStart"/>
+            <w:r>
+              <w:rPr>
+                <w:sz w:val="20"/>
+                <w:szCs w:val="20"/>
+              </w:rPr>
+              <w:t>Streamlit</w:t>
+            </w:r>
+            <w:proofErr w:type="spellEnd"/>
           </w:p>
         </w:tc>
         <w:tc>
@@ -2293,7 +3663,39 @@
                 <w:sz w:val="20"/>
                 <w:szCs w:val="20"/>
               </w:rPr>
-              <w:t>Mejorar interfaz OpenCV (botones/menú)</w:t>
+              <w:t xml:space="preserve">Mejorar interfaz </w:t>
+            </w:r>
+            <w:proofErr w:type="spellStart"/>
+            <w:r>
+              <w:rPr>
+                <w:sz w:val="20"/>
+                <w:szCs w:val="20"/>
+              </w:rPr>
+              <w:t>OpenCV</w:t>
+            </w:r>
+            <w:proofErr w:type="spellEnd"/>
+            <w:r>
+              <w:rPr>
+                <w:sz w:val="20"/>
+                <w:szCs w:val="20"/>
+              </w:rPr>
+              <w:t xml:space="preserve"> (botones/</w:t>
+            </w:r>
+            <w:proofErr w:type="spellStart"/>
+            <w:r>
+              <w:rPr>
+                <w:sz w:val="20"/>
+                <w:szCs w:val="20"/>
+              </w:rPr>
+              <w:t>menu</w:t>
+            </w:r>
+            <w:proofErr w:type="spellEnd"/>
+            <w:r>
+              <w:rPr>
+                <w:sz w:val="20"/>
+                <w:szCs w:val="20"/>
+              </w:rPr>
+              <w:t>)</w:t>
             </w:r>
           </w:p>
         </w:tc>
@@ -2391,7 +3793,23 @@
                 <w:sz w:val="20"/>
                 <w:szCs w:val="20"/>
               </w:rPr>
-              <w:t>Redactar informe técnico final en PDF</w:t>
+              <w:t xml:space="preserve">Redactar informe </w:t>
+            </w:r>
+            <w:proofErr w:type="spellStart"/>
+            <w:r>
+              <w:rPr>
+                <w:sz w:val="20"/>
+                <w:szCs w:val="20"/>
+              </w:rPr>
+              <w:t>tecnico</w:t>
+            </w:r>
+            <w:proofErr w:type="spellEnd"/>
+            <w:r>
+              <w:rPr>
+                <w:sz w:val="20"/>
+                <w:szCs w:val="20"/>
+              </w:rPr>
+              <w:t xml:space="preserve"> final en PDF</w:t>
             </w:r>
           </w:p>
         </w:tc>
@@ -2560,6 +3978,7 @@
                 <w:sz w:val="20"/>
                 <w:szCs w:val="20"/>
               </w:rPr>
+              <w:lastRenderedPageBreak/>
               <w:t>7</w:t>
             </w:r>
           </w:p>
@@ -2637,7 +4056,815 @@
         <w:pStyle w:val="Ttulo1"/>
       </w:pPr>
       <w:r>
-        <w:t>9. Cómo ejecutar el proyecto</w:t>
+        <w:t>9. Historial de avance</w:t>
+      </w:r>
+    </w:p>
+    <w:p>
+      <w:pPr>
+        <w:spacing w:before="80" w:after="80"/>
+      </w:pPr>
+      <w:r>
+        <w:t xml:space="preserve">Esta </w:t>
+      </w:r>
+      <w:proofErr w:type="spellStart"/>
+      <w:r>
+        <w:t>seccion</w:t>
+      </w:r>
+      <w:proofErr w:type="spellEnd"/>
+      <w:r>
+        <w:t xml:space="preserve"> registra el recorrido del proyecto etapa por etapa, con las decisiones tomadas, los problemas encontrados y los aprendizajes logrados en cada instancia.</w:t>
+      </w:r>
+    </w:p>
+    <w:p>
+      <w:pPr>
+        <w:spacing w:before="80" w:after="80"/>
+      </w:pPr>
+    </w:p>
+    <w:tbl>
+      <w:tblPr>
+        <w:tblW w:w="9360" w:type="dxa"/>
+        <w:tblBorders>
+          <w:top w:val="single" w:sz="4" w:space="0" w:color="auto"/>
+          <w:left w:val="single" w:sz="4" w:space="0" w:color="auto"/>
+          <w:bottom w:val="single" w:sz="4" w:space="0" w:color="auto"/>
+          <w:right w:val="single" w:sz="4" w:space="0" w:color="auto"/>
+          <w:insideH w:val="single" w:sz="4" w:space="0" w:color="auto"/>
+          <w:insideV w:val="single" w:sz="4" w:space="0" w:color="auto"/>
+        </w:tblBorders>
+        <w:tblCellMar>
+          <w:left w:w="10" w:type="dxa"/>
+          <w:right w:w="10" w:type="dxa"/>
+        </w:tblCellMar>
+        <w:tblLook w:val="04A0" w:firstRow="1" w:lastRow="0" w:firstColumn="1" w:lastColumn="0" w:noHBand="0" w:noVBand="1"/>
+      </w:tblPr>
+      <w:tblGrid>
+        <w:gridCol w:w="1369"/>
+        <w:gridCol w:w="1763"/>
+        <w:gridCol w:w="3482"/>
+        <w:gridCol w:w="2746"/>
+      </w:tblGrid>
+      <w:tr>
+        <w:tblPrEx>
+          <w:tblCellMar>
+            <w:top w:w="0" w:type="dxa"/>
+            <w:bottom w:w="0" w:type="dxa"/>
+          </w:tblCellMar>
+        </w:tblPrEx>
+        <w:tc>
+          <w:tcPr>
+            <w:tcW w:w="1400" w:type="dxa"/>
+            <w:tcBorders>
+              <w:top w:val="single" w:sz="1" w:space="0" w:color="4472C4"/>
+              <w:left w:val="single" w:sz="1" w:space="0" w:color="4472C4"/>
+              <w:bottom w:val="single" w:sz="1" w:space="0" w:color="4472C4"/>
+              <w:right w:val="single" w:sz="1" w:space="0" w:color="4472C4"/>
+            </w:tcBorders>
+            <w:shd w:val="clear" w:color="auto" w:fill="2E4057"/>
+            <w:tcMar>
+              <w:top w:w="80" w:type="dxa"/>
+              <w:left w:w="120" w:type="dxa"/>
+              <w:bottom w:w="80" w:type="dxa"/>
+              <w:right w:w="120" w:type="dxa"/>
+            </w:tcMar>
+          </w:tcPr>
+          <w:p>
+            <w:r>
+              <w:rPr>
+                <w:b/>
+                <w:bCs/>
+                <w:color w:val="FFFFFF"/>
+                <w:sz w:val="20"/>
+                <w:szCs w:val="20"/>
+              </w:rPr>
+              <w:t>Fecha</w:t>
+            </w:r>
+          </w:p>
+        </w:tc>
+        <w:tc>
+          <w:tcPr>
+            <w:tcW w:w="1600" w:type="dxa"/>
+            <w:tcBorders>
+              <w:top w:val="single" w:sz="1" w:space="0" w:color="4472C4"/>
+              <w:left w:val="single" w:sz="1" w:space="0" w:color="4472C4"/>
+              <w:bottom w:val="single" w:sz="1" w:space="0" w:color="4472C4"/>
+              <w:right w:val="single" w:sz="1" w:space="0" w:color="4472C4"/>
+            </w:tcBorders>
+            <w:shd w:val="clear" w:color="auto" w:fill="2E4057"/>
+            <w:tcMar>
+              <w:top w:w="80" w:type="dxa"/>
+              <w:left w:w="120" w:type="dxa"/>
+              <w:bottom w:w="80" w:type="dxa"/>
+              <w:right w:w="120" w:type="dxa"/>
+            </w:tcMar>
+          </w:tcPr>
+          <w:p>
+            <w:r>
+              <w:rPr>
+                <w:b/>
+                <w:bCs/>
+                <w:color w:val="FFFFFF"/>
+                <w:sz w:val="20"/>
+                <w:szCs w:val="20"/>
+              </w:rPr>
+              <w:t>Etapa</w:t>
+            </w:r>
+          </w:p>
+        </w:tc>
+        <w:tc>
+          <w:tcPr>
+            <w:tcW w:w="3560" w:type="dxa"/>
+            <w:tcBorders>
+              <w:top w:val="single" w:sz="1" w:space="0" w:color="4472C4"/>
+              <w:left w:val="single" w:sz="1" w:space="0" w:color="4472C4"/>
+              <w:bottom w:val="single" w:sz="1" w:space="0" w:color="4472C4"/>
+              <w:right w:val="single" w:sz="1" w:space="0" w:color="4472C4"/>
+            </w:tcBorders>
+            <w:shd w:val="clear" w:color="auto" w:fill="2E4057"/>
+            <w:tcMar>
+              <w:top w:w="80" w:type="dxa"/>
+              <w:left w:w="120" w:type="dxa"/>
+              <w:bottom w:w="80" w:type="dxa"/>
+              <w:right w:w="120" w:type="dxa"/>
+            </w:tcMar>
+          </w:tcPr>
+          <w:p>
+            <w:r>
+              <w:rPr>
+                <w:b/>
+                <w:bCs/>
+                <w:color w:val="FFFFFF"/>
+                <w:sz w:val="20"/>
+                <w:szCs w:val="20"/>
+              </w:rPr>
+              <w:t>Que se hizo</w:t>
+            </w:r>
+          </w:p>
+        </w:tc>
+        <w:tc>
+          <w:tcPr>
+            <w:tcW w:w="2800" w:type="dxa"/>
+            <w:tcBorders>
+              <w:top w:val="single" w:sz="1" w:space="0" w:color="4472C4"/>
+              <w:left w:val="single" w:sz="1" w:space="0" w:color="4472C4"/>
+              <w:bottom w:val="single" w:sz="1" w:space="0" w:color="4472C4"/>
+              <w:right w:val="single" w:sz="1" w:space="0" w:color="4472C4"/>
+            </w:tcBorders>
+            <w:shd w:val="clear" w:color="auto" w:fill="2E4057"/>
+            <w:tcMar>
+              <w:top w:w="80" w:type="dxa"/>
+              <w:left w:w="120" w:type="dxa"/>
+              <w:bottom w:w="80" w:type="dxa"/>
+              <w:right w:w="120" w:type="dxa"/>
+            </w:tcMar>
+          </w:tcPr>
+          <w:p>
+            <w:r>
+              <w:rPr>
+                <w:b/>
+                <w:bCs/>
+                <w:color w:val="FFFFFF"/>
+                <w:sz w:val="20"/>
+                <w:szCs w:val="20"/>
+              </w:rPr>
+              <w:t>Decisiones y aprendizajes</w:t>
+            </w:r>
+          </w:p>
+        </w:tc>
+      </w:tr>
+      <w:tr>
+        <w:tblPrEx>
+          <w:tblCellMar>
+            <w:top w:w="0" w:type="dxa"/>
+            <w:bottom w:w="0" w:type="dxa"/>
+          </w:tblCellMar>
+        </w:tblPrEx>
+        <w:tc>
+          <w:tcPr>
+            <w:tcW w:w="1400" w:type="dxa"/>
+            <w:tcBorders>
+              <w:top w:val="single" w:sz="1" w:space="0" w:color="CCCCCC"/>
+              <w:left w:val="single" w:sz="1" w:space="0" w:color="CCCCCC"/>
+              <w:bottom w:val="single" w:sz="1" w:space="0" w:color="CCCCCC"/>
+              <w:right w:val="single" w:sz="1" w:space="0" w:color="CCCCCC"/>
+            </w:tcBorders>
+            <w:shd w:val="clear" w:color="auto" w:fill="F8F9FA"/>
+            <w:tcMar>
+              <w:top w:w="80" w:type="dxa"/>
+              <w:left w:w="120" w:type="dxa"/>
+              <w:bottom w:w="80" w:type="dxa"/>
+              <w:right w:w="120" w:type="dxa"/>
+            </w:tcMar>
+          </w:tcPr>
+          <w:p>
+            <w:r>
+              <w:rPr>
+                <w:sz w:val="20"/>
+                <w:szCs w:val="20"/>
+              </w:rPr>
+              <w:t>Mayo 2026</w:t>
+            </w:r>
+          </w:p>
+        </w:tc>
+        <w:tc>
+          <w:tcPr>
+            <w:tcW w:w="1600" w:type="dxa"/>
+            <w:tcBorders>
+              <w:top w:val="single" w:sz="1" w:space="0" w:color="CCCCCC"/>
+              <w:left w:val="single" w:sz="1" w:space="0" w:color="CCCCCC"/>
+              <w:bottom w:val="single" w:sz="1" w:space="0" w:color="CCCCCC"/>
+              <w:right w:val="single" w:sz="1" w:space="0" w:color="CCCCCC"/>
+            </w:tcBorders>
+            <w:shd w:val="clear" w:color="auto" w:fill="F8F9FA"/>
+            <w:tcMar>
+              <w:top w:w="80" w:type="dxa"/>
+              <w:left w:w="120" w:type="dxa"/>
+              <w:bottom w:w="80" w:type="dxa"/>
+              <w:right w:w="120" w:type="dxa"/>
+            </w:tcMar>
+          </w:tcPr>
+          <w:p>
+            <w:r>
+              <w:rPr>
+                <w:b/>
+                <w:bCs/>
+                <w:sz w:val="20"/>
+                <w:szCs w:val="20"/>
+              </w:rPr>
+              <w:t xml:space="preserve">Etapa 1 – </w:t>
+            </w:r>
+            <w:proofErr w:type="spellStart"/>
+            <w:r>
+              <w:rPr>
+                <w:b/>
+                <w:bCs/>
+                <w:sz w:val="20"/>
+                <w:szCs w:val="20"/>
+              </w:rPr>
+              <w:t>Implementacion</w:t>
+            </w:r>
+            <w:proofErr w:type="spellEnd"/>
+            <w:r>
+              <w:rPr>
+                <w:b/>
+                <w:bCs/>
+                <w:sz w:val="20"/>
+                <w:szCs w:val="20"/>
+              </w:rPr>
+              <w:t xml:space="preserve"> inicial</w:t>
+            </w:r>
+          </w:p>
+        </w:tc>
+        <w:tc>
+          <w:tcPr>
+            <w:tcW w:w="3560" w:type="dxa"/>
+            <w:tcBorders>
+              <w:top w:val="single" w:sz="1" w:space="0" w:color="CCCCCC"/>
+              <w:left w:val="single" w:sz="1" w:space="0" w:color="CCCCCC"/>
+              <w:bottom w:val="single" w:sz="1" w:space="0" w:color="CCCCCC"/>
+              <w:right w:val="single" w:sz="1" w:space="0" w:color="CCCCCC"/>
+            </w:tcBorders>
+            <w:shd w:val="clear" w:color="auto" w:fill="F8F9FA"/>
+            <w:tcMar>
+              <w:top w:w="80" w:type="dxa"/>
+              <w:left w:w="120" w:type="dxa"/>
+              <w:bottom w:w="80" w:type="dxa"/>
+              <w:right w:w="120" w:type="dxa"/>
+            </w:tcMar>
+          </w:tcPr>
+          <w:p>
+            <w:r>
+              <w:rPr>
+                <w:sz w:val="20"/>
+                <w:szCs w:val="20"/>
+              </w:rPr>
+              <w:t xml:space="preserve">7 </w:t>
+            </w:r>
+            <w:proofErr w:type="spellStart"/>
+            <w:r>
+              <w:rPr>
+                <w:sz w:val="20"/>
+                <w:szCs w:val="20"/>
+              </w:rPr>
+              <w:t>modulos</w:t>
+            </w:r>
+            <w:proofErr w:type="spellEnd"/>
+            <w:r>
+              <w:rPr>
+                <w:sz w:val="20"/>
+                <w:szCs w:val="20"/>
+              </w:rPr>
+              <w:t xml:space="preserve"> de procesamiento implementados. Interfaz interactiva con sliders en tiempo real. 8 modos de </w:t>
+            </w:r>
+            <w:proofErr w:type="spellStart"/>
+            <w:r>
+              <w:rPr>
+                <w:sz w:val="20"/>
+                <w:szCs w:val="20"/>
+              </w:rPr>
+              <w:t>visualizacion</w:t>
+            </w:r>
+            <w:proofErr w:type="spellEnd"/>
+            <w:r>
+              <w:rPr>
+                <w:sz w:val="20"/>
+                <w:szCs w:val="20"/>
+              </w:rPr>
+              <w:t xml:space="preserve"> con cv2.createTrackbar(). Repositorio Git inicializado y subido a GitHub.</w:t>
+            </w:r>
+          </w:p>
+        </w:tc>
+        <w:tc>
+          <w:tcPr>
+            <w:tcW w:w="2800" w:type="dxa"/>
+            <w:tcBorders>
+              <w:top w:val="single" w:sz="1" w:space="0" w:color="CCCCCC"/>
+              <w:left w:val="single" w:sz="1" w:space="0" w:color="CCCCCC"/>
+              <w:bottom w:val="single" w:sz="1" w:space="0" w:color="CCCCCC"/>
+              <w:right w:val="single" w:sz="1" w:space="0" w:color="CCCCCC"/>
+            </w:tcBorders>
+            <w:shd w:val="clear" w:color="auto" w:fill="F8F9FA"/>
+            <w:tcMar>
+              <w:top w:w="80" w:type="dxa"/>
+              <w:left w:w="120" w:type="dxa"/>
+              <w:bottom w:w="80" w:type="dxa"/>
+              <w:right w:w="120" w:type="dxa"/>
+            </w:tcMar>
+          </w:tcPr>
+          <w:p>
+            <w:r>
+              <w:rPr>
+                <w:sz w:val="20"/>
+                <w:szCs w:val="20"/>
+              </w:rPr>
+              <w:t xml:space="preserve">Se </w:t>
+            </w:r>
+            <w:proofErr w:type="spellStart"/>
+            <w:r>
+              <w:rPr>
+                <w:sz w:val="20"/>
+                <w:szCs w:val="20"/>
+              </w:rPr>
+              <w:t>eligio</w:t>
+            </w:r>
+            <w:proofErr w:type="spellEnd"/>
+            <w:r>
+              <w:rPr>
+                <w:sz w:val="20"/>
+                <w:szCs w:val="20"/>
+              </w:rPr>
+              <w:t xml:space="preserve"> interactividad total con sliders en vez de procesamiento </w:t>
+            </w:r>
+            <w:proofErr w:type="spellStart"/>
+            <w:r>
+              <w:rPr>
+                <w:sz w:val="20"/>
+                <w:szCs w:val="20"/>
+              </w:rPr>
+              <w:t>automatico</w:t>
+            </w:r>
+            <w:proofErr w:type="spellEnd"/>
+            <w:r>
+              <w:rPr>
+                <w:sz w:val="20"/>
+                <w:szCs w:val="20"/>
+              </w:rPr>
+              <w:t xml:space="preserve">, siguiendo </w:t>
+            </w:r>
+            <w:proofErr w:type="spellStart"/>
+            <w:r>
+              <w:rPr>
+                <w:sz w:val="20"/>
+                <w:szCs w:val="20"/>
+              </w:rPr>
+              <w:t>indicacion</w:t>
+            </w:r>
+            <w:proofErr w:type="spellEnd"/>
+            <w:r>
+              <w:rPr>
+                <w:sz w:val="20"/>
+                <w:szCs w:val="20"/>
+              </w:rPr>
+              <w:t xml:space="preserve"> del profesor. Se descarto Fruits-360 (5 GB) por Fruits </w:t>
+            </w:r>
+            <w:proofErr w:type="spellStart"/>
+            <w:r>
+              <w:rPr>
+                <w:sz w:val="20"/>
+                <w:szCs w:val="20"/>
+              </w:rPr>
+              <w:t>Dataset</w:t>
+            </w:r>
+            <w:proofErr w:type="spellEnd"/>
+            <w:r>
+              <w:rPr>
+                <w:sz w:val="20"/>
+                <w:szCs w:val="20"/>
+              </w:rPr>
+              <w:t xml:space="preserve"> </w:t>
+            </w:r>
+            <w:proofErr w:type="spellStart"/>
+            <w:r>
+              <w:rPr>
+                <w:sz w:val="20"/>
+                <w:szCs w:val="20"/>
+              </w:rPr>
+              <w:t>Images</w:t>
+            </w:r>
+            <w:proofErr w:type="spellEnd"/>
+            <w:r>
+              <w:rPr>
+                <w:sz w:val="20"/>
+                <w:szCs w:val="20"/>
+              </w:rPr>
+              <w:t xml:space="preserve"> (liviano). Se organizo el </w:t>
+            </w:r>
+            <w:proofErr w:type="spellStart"/>
+            <w:r>
+              <w:rPr>
+                <w:sz w:val="20"/>
+                <w:szCs w:val="20"/>
+              </w:rPr>
+              <w:t>codigo</w:t>
+            </w:r>
+            <w:proofErr w:type="spellEnd"/>
+            <w:r>
+              <w:rPr>
+                <w:sz w:val="20"/>
+                <w:szCs w:val="20"/>
+              </w:rPr>
+              <w:t xml:space="preserve"> en un </w:t>
+            </w:r>
+            <w:proofErr w:type="spellStart"/>
+            <w:r>
+              <w:rPr>
+                <w:sz w:val="20"/>
+                <w:szCs w:val="20"/>
+              </w:rPr>
+              <w:t>modulo</w:t>
+            </w:r>
+            <w:proofErr w:type="spellEnd"/>
+            <w:r>
+              <w:rPr>
+                <w:sz w:val="20"/>
+                <w:szCs w:val="20"/>
+              </w:rPr>
+              <w:t xml:space="preserve"> por </w:t>
+            </w:r>
+            <w:proofErr w:type="spellStart"/>
+            <w:r>
+              <w:rPr>
+                <w:sz w:val="20"/>
+                <w:szCs w:val="20"/>
+              </w:rPr>
+              <w:t>tecnica</w:t>
+            </w:r>
+            <w:proofErr w:type="spellEnd"/>
+            <w:r>
+              <w:rPr>
+                <w:sz w:val="20"/>
+                <w:szCs w:val="20"/>
+              </w:rPr>
+              <w:t>.</w:t>
+            </w:r>
+          </w:p>
+        </w:tc>
+      </w:tr>
+      <w:tr>
+        <w:tblPrEx>
+          <w:tblCellMar>
+            <w:top w:w="0" w:type="dxa"/>
+            <w:bottom w:w="0" w:type="dxa"/>
+          </w:tblCellMar>
+        </w:tblPrEx>
+        <w:tc>
+          <w:tcPr>
+            <w:tcW w:w="1400" w:type="dxa"/>
+            <w:tcBorders>
+              <w:top w:val="single" w:sz="1" w:space="0" w:color="CCCCCC"/>
+              <w:left w:val="single" w:sz="1" w:space="0" w:color="CCCCCC"/>
+              <w:bottom w:val="single" w:sz="1" w:space="0" w:color="CCCCCC"/>
+              <w:right w:val="single" w:sz="1" w:space="0" w:color="CCCCCC"/>
+            </w:tcBorders>
+            <w:shd w:val="clear" w:color="auto" w:fill="F8F9FA"/>
+            <w:tcMar>
+              <w:top w:w="80" w:type="dxa"/>
+              <w:left w:w="120" w:type="dxa"/>
+              <w:bottom w:w="80" w:type="dxa"/>
+              <w:right w:w="120" w:type="dxa"/>
+            </w:tcMar>
+          </w:tcPr>
+          <w:p>
+            <w:r>
+              <w:rPr>
+                <w:sz w:val="20"/>
+                <w:szCs w:val="20"/>
+              </w:rPr>
+              <w:t>Junio</w:t>
+            </w:r>
+            <w:r>
+              <w:rPr>
+                <w:sz w:val="20"/>
+                <w:szCs w:val="20"/>
+              </w:rPr>
+              <w:t xml:space="preserve"> 2026</w:t>
+            </w:r>
+          </w:p>
+        </w:tc>
+        <w:tc>
+          <w:tcPr>
+            <w:tcW w:w="1600" w:type="dxa"/>
+            <w:tcBorders>
+              <w:top w:val="single" w:sz="1" w:space="0" w:color="CCCCCC"/>
+              <w:left w:val="single" w:sz="1" w:space="0" w:color="CCCCCC"/>
+              <w:bottom w:val="single" w:sz="1" w:space="0" w:color="CCCCCC"/>
+              <w:right w:val="single" w:sz="1" w:space="0" w:color="CCCCCC"/>
+            </w:tcBorders>
+            <w:shd w:val="clear" w:color="auto" w:fill="F8F9FA"/>
+            <w:tcMar>
+              <w:top w:w="80" w:type="dxa"/>
+              <w:left w:w="120" w:type="dxa"/>
+              <w:bottom w:w="80" w:type="dxa"/>
+              <w:right w:w="120" w:type="dxa"/>
+            </w:tcMar>
+          </w:tcPr>
+          <w:p>
+            <w:r>
+              <w:rPr>
+                <w:b/>
+                <w:bCs/>
+                <w:sz w:val="20"/>
+                <w:szCs w:val="20"/>
+              </w:rPr>
+              <w:t xml:space="preserve">Etapa 2 – </w:t>
+            </w:r>
+            <w:proofErr w:type="spellStart"/>
+            <w:r>
+              <w:rPr>
+                <w:b/>
+                <w:bCs/>
+                <w:sz w:val="20"/>
+                <w:szCs w:val="20"/>
+              </w:rPr>
+              <w:t>Refactorizacion</w:t>
+            </w:r>
+            <w:proofErr w:type="spellEnd"/>
+            <w:r>
+              <w:rPr>
+                <w:b/>
+                <w:bCs/>
+                <w:sz w:val="20"/>
+                <w:szCs w:val="20"/>
+              </w:rPr>
+              <w:t xml:space="preserve"> POO</w:t>
+            </w:r>
+          </w:p>
+        </w:tc>
+        <w:tc>
+          <w:tcPr>
+            <w:tcW w:w="3560" w:type="dxa"/>
+            <w:tcBorders>
+              <w:top w:val="single" w:sz="1" w:space="0" w:color="CCCCCC"/>
+              <w:left w:val="single" w:sz="1" w:space="0" w:color="CCCCCC"/>
+              <w:bottom w:val="single" w:sz="1" w:space="0" w:color="CCCCCC"/>
+              <w:right w:val="single" w:sz="1" w:space="0" w:color="CCCCCC"/>
+            </w:tcBorders>
+            <w:shd w:val="clear" w:color="auto" w:fill="F8F9FA"/>
+            <w:tcMar>
+              <w:top w:w="80" w:type="dxa"/>
+              <w:left w:w="120" w:type="dxa"/>
+              <w:bottom w:w="80" w:type="dxa"/>
+              <w:right w:w="120" w:type="dxa"/>
+            </w:tcMar>
+          </w:tcPr>
+          <w:p>
+            <w:r>
+              <w:rPr>
+                <w:sz w:val="20"/>
+                <w:szCs w:val="20"/>
+              </w:rPr>
+              <w:t xml:space="preserve">Se crearon tres clases: </w:t>
+            </w:r>
+            <w:proofErr w:type="spellStart"/>
+            <w:r>
+              <w:rPr>
+                <w:sz w:val="20"/>
+                <w:szCs w:val="20"/>
+              </w:rPr>
+              <w:t>PillowProcessor</w:t>
+            </w:r>
+            <w:proofErr w:type="spellEnd"/>
+            <w:r>
+              <w:rPr>
+                <w:sz w:val="20"/>
+                <w:szCs w:val="20"/>
+              </w:rPr>
+              <w:t xml:space="preserve"> (operaciones </w:t>
+            </w:r>
+            <w:proofErr w:type="spellStart"/>
+            <w:r>
+              <w:rPr>
+                <w:sz w:val="20"/>
+                <w:szCs w:val="20"/>
+              </w:rPr>
+              <w:t>basicas</w:t>
+            </w:r>
+            <w:proofErr w:type="spellEnd"/>
+            <w:r>
+              <w:rPr>
+                <w:sz w:val="20"/>
+                <w:szCs w:val="20"/>
+              </w:rPr>
+              <w:t xml:space="preserve"> con Pillow), </w:t>
+            </w:r>
+            <w:proofErr w:type="spellStart"/>
+            <w:r>
+              <w:rPr>
+                <w:sz w:val="20"/>
+                <w:szCs w:val="20"/>
+              </w:rPr>
+              <w:t>OpenCVProcessor</w:t>
+            </w:r>
+            <w:proofErr w:type="spellEnd"/>
+            <w:r>
+              <w:rPr>
+                <w:sz w:val="20"/>
+                <w:szCs w:val="20"/>
+              </w:rPr>
+              <w:t xml:space="preserve"> (</w:t>
+            </w:r>
+            <w:proofErr w:type="spellStart"/>
+            <w:r>
+              <w:rPr>
+                <w:sz w:val="20"/>
+                <w:szCs w:val="20"/>
+              </w:rPr>
+              <w:t>tecnicas</w:t>
+            </w:r>
+            <w:proofErr w:type="spellEnd"/>
+            <w:r>
+              <w:rPr>
+                <w:sz w:val="20"/>
+                <w:szCs w:val="20"/>
+              </w:rPr>
+              <w:t xml:space="preserve"> avanzadas con </w:t>
+            </w:r>
+            <w:proofErr w:type="spellStart"/>
+            <w:r>
+              <w:rPr>
+                <w:sz w:val="20"/>
+                <w:szCs w:val="20"/>
+              </w:rPr>
+              <w:t>OpenCV</w:t>
+            </w:r>
+            <w:proofErr w:type="spellEnd"/>
+            <w:r>
+              <w:rPr>
+                <w:sz w:val="20"/>
+                <w:szCs w:val="20"/>
+              </w:rPr>
+              <w:t xml:space="preserve">) y Motor (fachada del </w:t>
+            </w:r>
+            <w:proofErr w:type="spellStart"/>
+            <w:r>
+              <w:rPr>
+                <w:sz w:val="20"/>
+                <w:szCs w:val="20"/>
+              </w:rPr>
+              <w:t>core</w:t>
+            </w:r>
+            <w:proofErr w:type="spellEnd"/>
+            <w:r>
+              <w:rPr>
+                <w:sz w:val="20"/>
+                <w:szCs w:val="20"/>
+              </w:rPr>
+              <w:t xml:space="preserve">). main.py ahora solo importa Motor. Se agrego Pillow como </w:t>
+            </w:r>
+            <w:proofErr w:type="spellStart"/>
+            <w:r>
+              <w:rPr>
+                <w:sz w:val="20"/>
+                <w:szCs w:val="20"/>
+              </w:rPr>
+              <w:t>libreria</w:t>
+            </w:r>
+            <w:proofErr w:type="spellEnd"/>
+            <w:r>
+              <w:rPr>
+                <w:sz w:val="20"/>
+                <w:szCs w:val="20"/>
+              </w:rPr>
+              <w:t xml:space="preserve"> complementaria.</w:t>
+            </w:r>
+          </w:p>
+        </w:tc>
+        <w:tc>
+          <w:tcPr>
+            <w:tcW w:w="2800" w:type="dxa"/>
+            <w:tcBorders>
+              <w:top w:val="single" w:sz="1" w:space="0" w:color="CCCCCC"/>
+              <w:left w:val="single" w:sz="1" w:space="0" w:color="CCCCCC"/>
+              <w:bottom w:val="single" w:sz="1" w:space="0" w:color="CCCCCC"/>
+              <w:right w:val="single" w:sz="1" w:space="0" w:color="CCCCCC"/>
+            </w:tcBorders>
+            <w:shd w:val="clear" w:color="auto" w:fill="F8F9FA"/>
+            <w:tcMar>
+              <w:top w:w="80" w:type="dxa"/>
+              <w:left w:w="120" w:type="dxa"/>
+              <w:bottom w:w="80" w:type="dxa"/>
+              <w:right w:w="120" w:type="dxa"/>
+            </w:tcMar>
+          </w:tcPr>
+          <w:p>
+            <w:r>
+              <w:rPr>
+                <w:sz w:val="20"/>
+                <w:szCs w:val="20"/>
+              </w:rPr>
+              <w:t xml:space="preserve">Se separo Pillow de </w:t>
+            </w:r>
+            <w:proofErr w:type="spellStart"/>
+            <w:r>
+              <w:rPr>
+                <w:sz w:val="20"/>
+                <w:szCs w:val="20"/>
+              </w:rPr>
+              <w:t>OpenCV</w:t>
+            </w:r>
+            <w:proofErr w:type="spellEnd"/>
+            <w:r>
+              <w:rPr>
+                <w:sz w:val="20"/>
+                <w:szCs w:val="20"/>
+              </w:rPr>
+              <w:t xml:space="preserve"> para cumplir el requisito de herramientas complementarias. El </w:t>
+            </w:r>
+            <w:proofErr w:type="spellStart"/>
+            <w:r>
+              <w:rPr>
+                <w:sz w:val="20"/>
+                <w:szCs w:val="20"/>
+              </w:rPr>
+              <w:t>patron</w:t>
+            </w:r>
+            <w:proofErr w:type="spellEnd"/>
+            <w:r>
+              <w:rPr>
+                <w:sz w:val="20"/>
+                <w:szCs w:val="20"/>
+              </w:rPr>
+              <w:t xml:space="preserve"> fachada (Motor) permite reutilizar el </w:t>
+            </w:r>
+            <w:proofErr w:type="spellStart"/>
+            <w:r>
+              <w:rPr>
+                <w:sz w:val="20"/>
+                <w:szCs w:val="20"/>
+              </w:rPr>
+              <w:t>core</w:t>
+            </w:r>
+            <w:proofErr w:type="spellEnd"/>
+            <w:r>
+              <w:rPr>
+                <w:sz w:val="20"/>
+                <w:szCs w:val="20"/>
+              </w:rPr>
+              <w:t xml:space="preserve"> desde cualquier interfaz sin cambios. Los </w:t>
+            </w:r>
+            <w:proofErr w:type="spellStart"/>
+            <w:r>
+              <w:rPr>
+                <w:sz w:val="20"/>
+                <w:szCs w:val="20"/>
+              </w:rPr>
+              <w:t>modulos</w:t>
+            </w:r>
+            <w:proofErr w:type="spellEnd"/>
+            <w:r>
+              <w:rPr>
+                <w:sz w:val="20"/>
+                <w:szCs w:val="20"/>
+              </w:rPr>
+              <w:t xml:space="preserve"> originales no se modificaron.</w:t>
+            </w:r>
+          </w:p>
+        </w:tc>
+      </w:tr>
+    </w:tbl>
+    <w:p>
+      <w:pPr>
+        <w:pBdr>
+          <w:bottom w:val="single" w:sz="6" w:space="1" w:color="CCCCCC"/>
+        </w:pBdr>
+        <w:spacing w:before="160" w:after="160"/>
+      </w:pPr>
+    </w:p>
+    <w:p>
+      <w:pPr>
+        <w:pStyle w:val="Ttulo1"/>
+      </w:pPr>
+      <w:r>
+        <w:t>10. Como ejecutar el proyecto</w:t>
       </w:r>
     </w:p>
     <w:p>
@@ -2649,15 +4876,12 @@
           <w:b/>
           <w:bCs/>
         </w:rPr>
-        <w:t>1.  Instalar dependencias:</w:t>
+        <w:t>1. Instalar dependencias:</w:t>
       </w:r>
     </w:p>
     <w:p>
       <w:pPr>
         <w:spacing w:before="80" w:after="80"/>
-        <w:rPr>
-          <w:lang w:val="en-US"/>
-        </w:rPr>
       </w:pPr>
       <w:r>
         <w:rPr>
@@ -2668,53 +4892,7 @@
         </w:rPr>
         <w:t xml:space="preserve">     </w:t>
       </w:r>
-      <w:r>
-        <w:rPr>
-          <w:rFonts w:ascii="Courier New" w:eastAsia="Courier New" w:hAnsi="Courier New" w:cs="Courier New"/>
-          <w:color w:val="333333"/>
-          <w:sz w:val="20"/>
-          <w:szCs w:val="20"/>
-          <w:lang w:val="en-US"/>
-        </w:rPr>
-        <w:t>pip install -r requirements.txt</w:t>
-      </w:r>
-    </w:p>
-    <w:p>
-      <w:pPr>
-        <w:spacing w:before="80" w:after="80"/>
-      </w:pPr>
-      <w:r>
-        <w:rPr>
-          <w:b/>
-          <w:bCs/>
-          <w:lang w:val="en-US"/>
-        </w:rPr>
-        <w:t xml:space="preserve">2.  </w:t>
-      </w:r>
-      <w:r>
-        <w:rPr>
-          <w:b/>
-          <w:bCs/>
-        </w:rPr>
-        <w:t>Descargar el dataset desde Kaggle y colocarlo en la carpeta images/</w:t>
-      </w:r>
-    </w:p>
-    <w:p>
-      <w:pPr>
-        <w:spacing w:before="80" w:after="80"/>
-      </w:pPr>
-      <w:r>
-        <w:rPr>
-          <w:b/>
-          <w:bCs/>
-        </w:rPr>
-        <w:t>3.  Ejecutar:</w:t>
-      </w:r>
-    </w:p>
-    <w:p>
-      <w:pPr>
-        <w:spacing w:before="80" w:after="80"/>
-      </w:pPr>
+      <w:proofErr w:type="spellStart"/>
       <w:r>
         <w:rPr>
           <w:rFonts w:ascii="Courier New" w:eastAsia="Courier New" w:hAnsi="Courier New" w:cs="Courier New"/>
@@ -2722,7 +4900,174 @@
           <w:sz w:val="20"/>
           <w:szCs w:val="20"/>
         </w:rPr>
-        <w:t xml:space="preserve">     python main.py</w:t>
+        <w:t>pip</w:t>
+      </w:r>
+      <w:proofErr w:type="spellEnd"/>
+      <w:r>
+        <w:rPr>
+          <w:rFonts w:ascii="Courier New" w:eastAsia="Courier New" w:hAnsi="Courier New" w:cs="Courier New"/>
+          <w:color w:val="333333"/>
+          <w:sz w:val="20"/>
+          <w:szCs w:val="20"/>
+        </w:rPr>
+        <w:t xml:space="preserve"> </w:t>
+      </w:r>
+      <w:proofErr w:type="spellStart"/>
+      <w:r>
+        <w:rPr>
+          <w:rFonts w:ascii="Courier New" w:eastAsia="Courier New" w:hAnsi="Courier New" w:cs="Courier New"/>
+          <w:color w:val="333333"/>
+          <w:sz w:val="20"/>
+          <w:szCs w:val="20"/>
+        </w:rPr>
+        <w:t>install</w:t>
+      </w:r>
+      <w:proofErr w:type="spellEnd"/>
+      <w:r>
+        <w:rPr>
+          <w:rFonts w:ascii="Courier New" w:eastAsia="Courier New" w:hAnsi="Courier New" w:cs="Courier New"/>
+          <w:color w:val="333333"/>
+          <w:sz w:val="20"/>
+          <w:szCs w:val="20"/>
+        </w:rPr>
+        <w:t xml:space="preserve"> -r requirements.txt</w:t>
+      </w:r>
+    </w:p>
+    <w:p>
+      <w:pPr>
+        <w:spacing w:before="80" w:after="80"/>
+      </w:pPr>
+      <w:r>
+        <w:rPr>
+          <w:b/>
+          <w:bCs/>
+        </w:rPr>
+        <w:t xml:space="preserve">2. Descargar el </w:t>
+      </w:r>
+      <w:proofErr w:type="spellStart"/>
+      <w:r>
+        <w:rPr>
+          <w:b/>
+          <w:bCs/>
+        </w:rPr>
+        <w:t>dataset</w:t>
+      </w:r>
+      <w:proofErr w:type="spellEnd"/>
+      <w:r>
+        <w:rPr>
+          <w:b/>
+          <w:bCs/>
+        </w:rPr>
+        <w:t xml:space="preserve"> desde </w:t>
+      </w:r>
+      <w:proofErr w:type="spellStart"/>
+      <w:r>
+        <w:rPr>
+          <w:b/>
+          <w:bCs/>
+        </w:rPr>
+        <w:t>Kaggle</w:t>
+      </w:r>
+      <w:proofErr w:type="spellEnd"/>
+      <w:r>
+        <w:rPr>
+          <w:b/>
+          <w:bCs/>
+        </w:rPr>
+        <w:t xml:space="preserve"> y colocarlo en la carpeta </w:t>
+      </w:r>
+      <w:proofErr w:type="spellStart"/>
+      <w:r>
+        <w:rPr>
+          <w:b/>
+          <w:bCs/>
+        </w:rPr>
+        <w:t>images</w:t>
+      </w:r>
+      <w:proofErr w:type="spellEnd"/>
+      <w:r>
+        <w:rPr>
+          <w:b/>
+          <w:bCs/>
+        </w:rPr>
+        <w:t>/</w:t>
+      </w:r>
+    </w:p>
+    <w:p>
+      <w:pPr>
+        <w:spacing w:before="80" w:after="80"/>
+      </w:pPr>
+      <w:r>
+        <w:rPr>
+          <w:b/>
+          <w:bCs/>
+        </w:rPr>
+        <w:t>3. Ejecutar:</w:t>
+      </w:r>
+    </w:p>
+    <w:p>
+      <w:pPr>
+        <w:spacing w:before="80" w:after="80"/>
+      </w:pPr>
+      <w:r>
+        <w:rPr>
+          <w:rFonts w:ascii="Courier New" w:eastAsia="Courier New" w:hAnsi="Courier New" w:cs="Courier New"/>
+          <w:color w:val="333333"/>
+          <w:sz w:val="20"/>
+          <w:szCs w:val="20"/>
+        </w:rPr>
+        <w:t xml:space="preserve">     </w:t>
+      </w:r>
+      <w:proofErr w:type="spellStart"/>
+      <w:r>
+        <w:rPr>
+          <w:rFonts w:ascii="Courier New" w:eastAsia="Courier New" w:hAnsi="Courier New" w:cs="Courier New"/>
+          <w:color w:val="333333"/>
+          <w:sz w:val="20"/>
+          <w:szCs w:val="20"/>
+        </w:rPr>
+        <w:t>python</w:t>
+      </w:r>
+      <w:proofErr w:type="spellEnd"/>
+      <w:r>
+        <w:rPr>
+          <w:rFonts w:ascii="Courier New" w:eastAsia="Courier New" w:hAnsi="Courier New" w:cs="Courier New"/>
+          <w:color w:val="333333"/>
+          <w:sz w:val="20"/>
+          <w:szCs w:val="20"/>
+        </w:rPr>
+        <w:t xml:space="preserve"> main.py</w:t>
+      </w:r>
+    </w:p>
+    <w:p>
+      <w:pPr>
+        <w:spacing w:before="80" w:after="80"/>
+      </w:pPr>
+    </w:p>
+    <w:p>
+      <w:pPr>
+        <w:spacing w:before="80" w:after="80"/>
+      </w:pPr>
+      <w:r>
+        <w:rPr>
+          <w:b/>
+          <w:bCs/>
+        </w:rPr>
+        <w:t>Repositorio Git:</w:t>
+      </w:r>
+    </w:p>
+    <w:p>
+      <w:pPr>
+        <w:spacing w:before="80" w:after="80"/>
+      </w:pPr>
+      <w:r>
+        <w:rPr>
+          <w:rFonts w:ascii="Courier New" w:eastAsia="Courier New" w:hAnsi="Courier New" w:cs="Courier New"/>
+          <w:color w:val="4472C4"/>
+          <w:sz w:val="20"/>
+          <w:szCs w:val="20"/>
+        </w:rPr>
+        <w:t xml:space="preserve">     https://github.com/armiento/TP-PDI-Armiento-Caviglia</w:t>
       </w:r>
     </w:p>
     <w:sectPr>
@@ -2738,10 +5083,10 @@
 <file path=word/numbering.xml><?xml version="1.0" encoding="utf-8"?>
 <w:numbering xmlns:wpc="http://schemas.microsoft.com/office/word/2010/wordprocessingCanvas" xmlns:cx="http://schemas.microsoft.com/office/drawing/2014/chartex" xmlns:cx1="http://schemas.microsoft.com/office/drawing/2015/9/8/chartex" xmlns:cx2="http://schemas.microsoft.com/office/drawing/2015/10/21/chartex" xmlns:cx3="http://schemas.microsoft.com/office/drawing/2016/5/9/chartex" xmlns:cx4="http://schemas.microsoft.com/office/drawing/2016/5/10/chartex" xmlns:cx5="http://schemas.microsoft.com/office/drawing/2016/5/11/chartex" xmlns:cx6="http://schemas.microsoft.com/office/drawing/2016/5/12/chartex" xmlns:cx7="http://schemas.microsoft.com/office/drawing/2016/5/13/chartex" xmlns:cx8="http://schemas.microsoft.com/office/drawing/2016/5/14/chartex" xmlns:mc="http://schemas.openxmlformats.org/markup-compatibility/2006" xmlns:aink="http://schemas.microsoft.com/office/drawing/2016/ink" xmlns:am3d="http://schemas.microsoft.com/office/drawing/2017/model3d" xmlns:o="urn:schemas-microsoft-com:office:office" xmlns:oel="http://schemas.microsoft.com/office/2019/extlst" xmlns:r="http://schemas.openxmlformats.org/officeDocument/2006/relationships" xmlns:m="http://schemas.openxmlformats.org/officeDocument/2006/math" xmlns:v="urn:schemas-microsoft-com:vml" xmlns:wp14="http://schemas.microsoft.com/office/word/2010/wordprocessingDrawing" xmlns:wp="http://schemas.openxmlformats.org/drawingml/2006/wordprocessingDrawing" xmlns:w10="urn:schemas-microsoft-com:office:word" xmlns:w="http://schemas.openxmlformats.org/wordprocessingml/2006/main" xmlns:w14="http://schemas.microsoft.com/office/word/2010/wordml" xmlns:w15="http://schemas.microsoft.com/office/word/2012/wordml" xmlns:w16cex="http://schemas.microsoft.com/office/word/2018/wordml/cex" xmlns:w16cid="http://schemas.microsoft.com/office/word/2016/wordml/cid" xmlns:w16="http://schemas.microsoft.com/office/word/2018/wordml" xmlns:w16du="http://schemas.microsoft.com/office/word/2023/wordml/word16du" xmlns:w16sdtdh="http://schemas.microsoft.com/office/word/2020/wordml/sdtdatahash" xmlns:w16sdtfl="http://schemas.microsoft.com/office/word/2024/wordml/sdtformatlock" xmlns:w16se="http://schemas.microsoft.com/office/word/2015/wordml/symex" xmlns:wpg="http://schemas.microsoft.com/office/word/2010/wordprocessingGroup" xmlns:wpi="http://schemas.microsoft.com/office/word/2010/wordprocessingInk" xmlns:wne="http://schemas.microsoft.com/office/word/2006/wordml" xmlns:wps="http://schemas.microsoft.com/office/word/2010/wordprocessingShape" mc:Ignorable="w14 w15 w16se w16cid w16 w16cex w16sdtdh w16sdtfl w16du wp14">
   <w:abstractNum w:abstractNumId="0" w15:restartNumberingAfterBreak="0">
-    <w:nsid w:val="23D8425E"/>
+    <w:nsid w:val="078B02DF"/>
     <w:multiLevelType w:val="hybridMultilevel"/>
-    <w:tmpl w:val="AA82E578"/>
-    <w:lvl w:ilvl="0" w:tplc="D056F482">
+    <w:tmpl w:val="1F5A2F80"/>
+    <w:lvl w:ilvl="0" w:tplc="C0D082AA">
       <w:start w:val="1"/>
       <w:numFmt w:val="bullet"/>
       <w:lvlText w:val="●"/>
@@ -2750,7 +5095,7 @@
         <w:ind w:left="720" w:hanging="360"/>
       </w:pPr>
     </w:lvl>
-    <w:lvl w:ilvl="1" w:tplc="A62EC82C">
+    <w:lvl w:ilvl="1" w:tplc="4A0883E4">
       <w:start w:val="1"/>
       <w:numFmt w:val="bullet"/>
       <w:lvlText w:val="○"/>
@@ -2759,7 +5104,7 @@
         <w:ind w:left="1440" w:hanging="360"/>
       </w:pPr>
     </w:lvl>
-    <w:lvl w:ilvl="2" w:tplc="C41C0484">
+    <w:lvl w:ilvl="2" w:tplc="5470ADBE">
       <w:start w:val="1"/>
       <w:numFmt w:val="bullet"/>
       <w:lvlText w:val="■"/>
@@ -2768,7 +5113,7 @@
         <w:ind w:left="2160" w:hanging="360"/>
       </w:pPr>
     </w:lvl>
-    <w:lvl w:ilvl="3" w:tplc="8F064940">
+    <w:lvl w:ilvl="3" w:tplc="C28053C6">
       <w:start w:val="1"/>
       <w:numFmt w:val="bullet"/>
       <w:lvlText w:val="●"/>
@@ -2777,7 +5122,7 @@
         <w:ind w:left="2880" w:hanging="360"/>
       </w:pPr>
     </w:lvl>
-    <w:lvl w:ilvl="4" w:tplc="8786ABCC">
+    <w:lvl w:ilvl="4" w:tplc="3FE215FA">
       <w:start w:val="1"/>
       <w:numFmt w:val="bullet"/>
       <w:lvlText w:val="○"/>
@@ -2786,7 +5131,7 @@
         <w:ind w:left="3600" w:hanging="360"/>
       </w:pPr>
     </w:lvl>
-    <w:lvl w:ilvl="5" w:tplc="4B3A4ECA">
+    <w:lvl w:ilvl="5" w:tplc="8DC89FD0">
       <w:start w:val="1"/>
       <w:numFmt w:val="bullet"/>
       <w:lvlText w:val="■"/>
@@ -2795,7 +5140,7 @@
         <w:ind w:left="4320" w:hanging="360"/>
       </w:pPr>
     </w:lvl>
-    <w:lvl w:ilvl="6" w:tplc="1EBEBF54">
+    <w:lvl w:ilvl="6" w:tplc="6CDCB49C">
       <w:start w:val="1"/>
       <w:numFmt w:val="bullet"/>
       <w:lvlText w:val="●"/>
@@ -2804,7 +5149,7 @@
         <w:ind w:left="5040" w:hanging="360"/>
       </w:pPr>
     </w:lvl>
-    <w:lvl w:ilvl="7" w:tplc="A6324E7E">
+    <w:lvl w:ilvl="7" w:tplc="785E5446">
       <w:start w:val="1"/>
       <w:numFmt w:val="bullet"/>
       <w:lvlText w:val="●"/>
@@ -2813,7 +5158,7 @@
         <w:ind w:left="5760" w:hanging="360"/>
       </w:pPr>
     </w:lvl>
-    <w:lvl w:ilvl="8" w:tplc="A6BAD0CE">
+    <w:lvl w:ilvl="8" w:tplc="53B22AF0">
       <w:start w:val="1"/>
       <w:numFmt w:val="bullet"/>
       <w:lvlText w:val="●"/>
@@ -2824,10 +5169,10 @@
     </w:lvl>
   </w:abstractNum>
   <w:abstractNum w:abstractNumId="1" w15:restartNumberingAfterBreak="0">
-    <w:nsid w:val="61472C53"/>
+    <w:nsid w:val="689F6170"/>
     <w:multiLevelType w:val="hybridMultilevel"/>
-    <w:tmpl w:val="5346F634"/>
-    <w:lvl w:ilvl="0" w:tplc="B2BA3C9E">
+    <w:tmpl w:val="B162A86C"/>
+    <w:lvl w:ilvl="0" w:tplc="B4E40E40">
       <w:start w:val="1"/>
       <w:numFmt w:val="bullet"/>
       <w:lvlText w:val="•"/>
@@ -2836,54 +5181,54 @@
         <w:ind w:left="720" w:hanging="360"/>
       </w:pPr>
     </w:lvl>
-    <w:lvl w:ilvl="1" w:tplc="02B42E62">
+    <w:lvl w:ilvl="1" w:tplc="05ACEA54">
       <w:numFmt w:val="decimal"/>
       <w:lvlText w:val=""/>
       <w:lvlJc w:val="left"/>
     </w:lvl>
-    <w:lvl w:ilvl="2" w:tplc="DBFCDC44">
+    <w:lvl w:ilvl="2" w:tplc="31DEA34C">
       <w:numFmt w:val="decimal"/>
       <w:lvlText w:val=""/>
       <w:lvlJc w:val="left"/>
     </w:lvl>
-    <w:lvl w:ilvl="3" w:tplc="D2522834">
+    <w:lvl w:ilvl="3" w:tplc="1B7004EC">
       <w:numFmt w:val="decimal"/>
       <w:lvlText w:val=""/>
       <w:lvlJc w:val="left"/>
     </w:lvl>
-    <w:lvl w:ilvl="4" w:tplc="9FB2E9C8">
+    <w:lvl w:ilvl="4" w:tplc="493A95D0">
       <w:numFmt w:val="decimal"/>
       <w:lvlText w:val=""/>
       <w:lvlJc w:val="left"/>
     </w:lvl>
-    <w:lvl w:ilvl="5" w:tplc="1DD24550">
+    <w:lvl w:ilvl="5" w:tplc="F374346E">
       <w:numFmt w:val="decimal"/>
       <w:lvlText w:val=""/>
       <w:lvlJc w:val="left"/>
     </w:lvl>
-    <w:lvl w:ilvl="6" w:tplc="A336E4B0">
+    <w:lvl w:ilvl="6" w:tplc="A96647E0">
       <w:numFmt w:val="decimal"/>
       <w:lvlText w:val=""/>
       <w:lvlJc w:val="left"/>
     </w:lvl>
-    <w:lvl w:ilvl="7" w:tplc="BFF46764">
+    <w:lvl w:ilvl="7" w:tplc="E19488C0">
       <w:numFmt w:val="decimal"/>
       <w:lvlText w:val=""/>
       <w:lvlJc w:val="left"/>
     </w:lvl>
-    <w:lvl w:ilvl="8" w:tplc="0380A102">
+    <w:lvl w:ilvl="8" w:tplc="A3022D76">
       <w:numFmt w:val="decimal"/>
       <w:lvlText w:val=""/>
       <w:lvlJc w:val="left"/>
     </w:lvl>
   </w:abstractNum>
-  <w:num w:numId="1" w16cid:durableId="960309564">
+  <w:num w:numId="1" w16cid:durableId="862716289">
     <w:abstractNumId w:val="0"/>
     <w:lvlOverride w:ilvl="0">
       <w:startOverride w:val="1"/>
     </w:lvlOverride>
   </w:num>
-  <w:num w:numId="2" w16cid:durableId="1593119917">
+  <w:num w:numId="2" w16cid:durableId="766777690">
     <w:abstractNumId w:val="1"/>
     <w:lvlOverride w:ilvl="0">
       <w:startOverride w:val="1"/>
